--- a/Docs/시스템 기획 플레이어 데이터 명세서.docx
+++ b/Docs/시스템 기획 플레이어 데이터 명세서.docx
@@ -1,6 +1,6 @@
 
 <file path=word/document.xml><?xml version="1.0" encoding="utf-8"?>
-<w:document xmlns:wpc="http://schemas.microsoft.com/office/word/2010/wordprocessingCanvas" xmlns:cx="http://schemas.microsoft.com/office/drawing/2014/chartex" xmlns:cx1="http://schemas.microsoft.com/office/drawing/2015/9/8/chartex" xmlns:cx2="http://schemas.microsoft.com/office/drawing/2015/10/21/chartex" xmlns:cx3="http://schemas.microsoft.com/office/drawing/2016/5/9/chartex" xmlns:cx4="http://schemas.microsoft.com/office/drawing/2016/5/10/chartex" xmlns:cx5="http://schemas.microsoft.com/office/drawing/2016/5/11/chartex" xmlns:cx6="http://schemas.microsoft.com/office/drawing/2016/5/12/chartex" xmlns:cx7="http://schemas.microsoft.com/office/drawing/2016/5/13/chartex" xmlns:cx8="http://schemas.microsoft.com/office/drawing/2016/5/14/chartex" xmlns:mc="http://schemas.openxmlformats.org/markup-compatibility/2006" xmlns:aink="http://schemas.microsoft.com/office/drawing/2016/ink" xmlns:am3d="http://schemas.microsoft.com/office/drawing/2017/model3d" xmlns:o="urn:schemas-microsoft-com:office:office" xmlns:oel="http://schemas.microsoft.com/office/2019/extlst" xmlns:r="http://schemas.openxmlformats.org/officeDocument/2006/relationships" xmlns:m="http://schemas.openxmlformats.org/officeDocument/2006/math" xmlns:v="urn:schemas-microsoft-com:vml" xmlns:wp14="http://schemas.microsoft.com/office/word/2010/wordprocessingDrawing" xmlns:wp="http://schemas.openxmlformats.org/drawingml/2006/wordprocessingDrawing" xmlns:w10="urn:schemas-microsoft-com:office:word" xmlns:w="http://schemas.openxmlformats.org/wordprocessingml/2006/main" xmlns:w14="http://schemas.microsoft.com/office/word/2010/wordml" xmlns:w15="http://schemas.microsoft.com/office/word/2012/wordml" xmlns:w16cex="http://schemas.microsoft.com/office/word/2018/wordml/cex" xmlns:w16cid="http://schemas.microsoft.com/office/word/2016/wordml/cid" xmlns:w16="http://schemas.microsoft.com/office/word/2018/wordml" xmlns:w16du="http://schemas.microsoft.com/office/word/2023/wordml/word16du" xmlns:w16sdtdh="http://schemas.microsoft.com/office/word/2020/wordml/sdtdatahash" xmlns:w16sdtfl="http://schemas.microsoft.com/office/word/2024/wordml/sdtformatlock" xmlns:w16se="http://schemas.microsoft.com/office/word/2015/wordml/symex" xmlns:wpg="http://schemas.microsoft.com/office/word/2010/wordprocessingGroup" xmlns:wpi="http://schemas.microsoft.com/office/word/2010/wordprocessingInk" xmlns:wne="http://schemas.microsoft.com/office/word/2006/wordml" xmlns:wps="http://schemas.microsoft.com/office/word/2010/wordprocessingShape" mc:Ignorable="w14 w15 w16se w16cid w16 w16cex w16sdtdh w16sdtfl w16du wp14">
+<w:document xmlns:wpc="http://schemas.microsoft.com/office/word/2010/wordprocessingCanvas" xmlns:mc="http://schemas.openxmlformats.org/markup-compatibility/2006" xmlns:o="urn:schemas-microsoft-com:office:office" xmlns:r="http://schemas.openxmlformats.org/officeDocument/2006/relationships" xmlns:m="http://schemas.openxmlformats.org/officeDocument/2006/math" xmlns:v="urn:schemas-microsoft-com:vml" xmlns:wp14="http://schemas.microsoft.com/office/word/2010/wordprocessingDrawing" xmlns:wp="http://schemas.openxmlformats.org/drawingml/2006/wordprocessingDrawing" xmlns:w10="urn:schemas-microsoft-com:office:word" xmlns:w="http://schemas.openxmlformats.org/wordprocessingml/2006/main" xmlns:w14="http://schemas.microsoft.com/office/word/2010/wordml" xmlns:w15="http://schemas.microsoft.com/office/word/2012/wordml" xmlns:wpg="http://schemas.microsoft.com/office/word/2010/wordprocessingGroup" xmlns:wpi="http://schemas.microsoft.com/office/word/2010/wordprocessingInk" xmlns:wne="http://schemas.microsoft.com/office/word/2006/wordml" xmlns:wps="http://schemas.microsoft.com/office/word/2010/wordprocessingShape">
   <w:body>
     <w:p>
       <w:pPr>
@@ -38,7 +38,7 @@
       <w:pPr>
         <w:numPr>
           <w:ilvl w:val="0"/>
-          <w:numId w:val="5"/>
+          <w:numId w:val="1"/>
         </w:numPr>
         <w:rPr>
           <w:b/>
@@ -53,7 +53,6 @@
         </w:rPr>
         <w:t xml:space="preserve">테이블 명: </w:t>
       </w:r>
-      <w:proofErr w:type="spellStart"/>
       <w:r>
         <w:rPr>
           <w:rFonts w:hint="eastAsia"/>
@@ -62,13 +61,12 @@
         </w:rPr>
         <w:t>Player_Table</w:t>
       </w:r>
-      <w:proofErr w:type="spellEnd"/>
     </w:p>
     <w:p>
       <w:pPr>
         <w:numPr>
           <w:ilvl w:val="0"/>
-          <w:numId w:val="5"/>
+          <w:numId w:val="1"/>
         </w:numPr>
         <w:rPr>
           <w:b/>
@@ -87,13 +85,13 @@
     <w:tbl>
       <w:tblPr>
         <w:tblW w:w="0" w:type="auto"/>
+        <w:tblLook w:val="04A0" w:firstRow="1" w:lastRow="0" w:firstColumn="1" w:lastColumn="0" w:noHBand="0" w:noVBand="1"/>
         <w:tblCellMar>
           <w:top w:w="15" w:type="dxa"/>
           <w:left w:w="15" w:type="dxa"/>
           <w:bottom w:w="15" w:type="dxa"/>
           <w:right w:w="15" w:type="dxa"/>
         </w:tblCellMar>
-        <w:tblLook w:val="04A0" w:firstRow="1" w:lastRow="0" w:firstColumn="1" w:lastColumn="0" w:noHBand="0" w:noVBand="1"/>
       </w:tblPr>
       <w:tblGrid>
         <w:gridCol w:w="1813"/>
@@ -541,7 +539,6 @@
                 <w:bCs/>
               </w:rPr>
             </w:pPr>
-            <w:proofErr w:type="spellStart"/>
             <w:r>
               <w:rPr>
                 <w:rFonts w:hint="eastAsia"/>
@@ -550,7 +547,6 @@
               </w:rPr>
               <w:t>Move_Spd</w:t>
             </w:r>
-            <w:proofErr w:type="spellEnd"/>
           </w:p>
         </w:tc>
         <w:tc>
@@ -647,7 +643,6 @@
                 <w:bCs/>
               </w:rPr>
             </w:pPr>
-            <w:proofErr w:type="spellStart"/>
             <w:r>
               <w:rPr>
                 <w:rFonts w:hint="eastAsia"/>
@@ -656,7 +651,6 @@
               </w:rPr>
               <w:t>Dash_Spd</w:t>
             </w:r>
-            <w:proofErr w:type="spellEnd"/>
           </w:p>
         </w:tc>
         <w:tc>
@@ -753,7 +747,6 @@
                 <w:bCs/>
               </w:rPr>
             </w:pPr>
-            <w:proofErr w:type="spellStart"/>
             <w:r>
               <w:rPr>
                 <w:rFonts w:hint="eastAsia"/>
@@ -762,7 +755,6 @@
               </w:rPr>
               <w:t>Dash_Time</w:t>
             </w:r>
-            <w:proofErr w:type="spellEnd"/>
           </w:p>
         </w:tc>
         <w:tc>
@@ -947,7 +939,6 @@
                 <w:bCs/>
               </w:rPr>
             </w:pPr>
-            <w:proofErr w:type="spellStart"/>
             <w:r>
               <w:rPr>
                 <w:rFonts w:hint="eastAsia"/>
@@ -956,7 +947,6 @@
               </w:rPr>
               <w:t>Dash_Cool</w:t>
             </w:r>
-            <w:proofErr w:type="spellEnd"/>
           </w:p>
         </w:tc>
         <w:tc>
@@ -1053,7 +1043,6 @@
                 <w:bCs/>
               </w:rPr>
             </w:pPr>
-            <w:proofErr w:type="spellStart"/>
             <w:r>
               <w:rPr>
                 <w:rFonts w:hint="eastAsia"/>
@@ -1062,7 +1051,6 @@
               </w:rPr>
               <w:t>Max_Stamina</w:t>
             </w:r>
-            <w:proofErr w:type="spellEnd"/>
           </w:p>
         </w:tc>
         <w:tc>
@@ -1131,7 +1119,6 @@
               </w:rPr>
               <w:t xml:space="preserve">최대 </w:t>
             </w:r>
-            <w:proofErr w:type="spellStart"/>
             <w:r>
               <w:rPr>
                 <w:rFonts w:hint="eastAsia"/>
@@ -1140,7 +1127,6 @@
               </w:rPr>
               <w:t>스테미너</w:t>
             </w:r>
-            <w:proofErr w:type="spellEnd"/>
             <w:r>
               <w:rPr>
                 <w:rFonts w:hint="eastAsia"/>
@@ -1177,7 +1163,6 @@
                 <w:bCs/>
               </w:rPr>
             </w:pPr>
-            <w:proofErr w:type="spellStart"/>
             <w:r>
               <w:rPr>
                 <w:rFonts w:hint="eastAsia"/>
@@ -1186,7 +1171,6 @@
               </w:rPr>
               <w:t>Stamina_Regen</w:t>
             </w:r>
-            <w:proofErr w:type="spellEnd"/>
           </w:p>
         </w:tc>
         <w:tc>
@@ -1255,7 +1239,6 @@
               </w:rPr>
               <w:t xml:space="preserve">초당 </w:t>
             </w:r>
-            <w:proofErr w:type="spellStart"/>
             <w:r>
               <w:rPr>
                 <w:rFonts w:hint="eastAsia"/>
@@ -1264,7 +1247,6 @@
               </w:rPr>
               <w:t>스테미너</w:t>
             </w:r>
-            <w:proofErr w:type="spellEnd"/>
             <w:r>
               <w:rPr>
                 <w:rFonts w:hint="eastAsia"/>
@@ -1273,7 +1255,6 @@
               </w:rPr>
               <w:t xml:space="preserve"> 자연 </w:t>
             </w:r>
-            <w:proofErr w:type="spellStart"/>
             <w:r>
               <w:rPr>
                 <w:rFonts w:hint="eastAsia"/>
@@ -1282,7 +1263,6 @@
               </w:rPr>
               <w:t>회복량</w:t>
             </w:r>
-            <w:proofErr w:type="spellEnd"/>
           </w:p>
         </w:tc>
       </w:tr>
@@ -1311,7 +1291,6 @@
                 <w:bCs/>
               </w:rPr>
             </w:pPr>
-            <w:proofErr w:type="spellStart"/>
             <w:r>
               <w:rPr>
                 <w:rFonts w:hint="eastAsia"/>
@@ -1320,7 +1299,6 @@
               </w:rPr>
               <w:t>Dash_Cost</w:t>
             </w:r>
-            <w:proofErr w:type="spellEnd"/>
           </w:p>
         </w:tc>
         <w:tc>
@@ -1389,7 +1367,6 @@
               </w:rPr>
               <w:t xml:space="preserve">회피 1회 사용 시 소모되는 </w:t>
             </w:r>
-            <w:proofErr w:type="spellStart"/>
             <w:r>
               <w:rPr>
                 <w:rFonts w:hint="eastAsia"/>
@@ -1398,7 +1375,6 @@
               </w:rPr>
               <w:t>스테미너</w:t>
             </w:r>
-            <w:proofErr w:type="spellEnd"/>
             <w:r>
               <w:rPr>
                 <w:rFonts w:hint="eastAsia"/>
@@ -1439,7 +1415,7 @@
       <w:pPr>
         <w:numPr>
           <w:ilvl w:val="0"/>
-          <w:numId w:val="6"/>
+          <w:numId w:val="2"/>
         </w:numPr>
         <w:rPr>
           <w:b/>
@@ -1454,7 +1430,6 @@
         </w:rPr>
         <w:t xml:space="preserve">테이블 명: </w:t>
       </w:r>
-      <w:proofErr w:type="spellStart"/>
       <w:r>
         <w:rPr>
           <w:rFonts w:hint="eastAsia"/>
@@ -1463,13 +1438,12 @@
         </w:rPr>
         <w:t>Weapon_Table</w:t>
       </w:r>
-      <w:proofErr w:type="spellEnd"/>
     </w:p>
     <w:p>
       <w:pPr>
         <w:numPr>
           <w:ilvl w:val="0"/>
-          <w:numId w:val="6"/>
+          <w:numId w:val="2"/>
         </w:numPr>
         <w:rPr>
           <w:b/>
@@ -1484,7 +1458,6 @@
         </w:rPr>
         <w:t xml:space="preserve">개요: 플레이어가 장착 가능한 4종 무기의 공격력, </w:t>
       </w:r>
-      <w:proofErr w:type="spellStart"/>
       <w:r>
         <w:rPr>
           <w:rFonts w:hint="eastAsia"/>
@@ -1493,7 +1466,6 @@
         </w:rPr>
         <w:t>쿨타임</w:t>
       </w:r>
-      <w:proofErr w:type="spellEnd"/>
       <w:r>
         <w:rPr>
           <w:rFonts w:hint="eastAsia"/>
@@ -1507,7 +1479,7 @@
       <w:pPr>
         <w:numPr>
           <w:ilvl w:val="0"/>
-          <w:numId w:val="6"/>
+          <w:numId w:val="2"/>
         </w:numPr>
         <w:rPr>
           <w:b/>
@@ -1542,13 +1514,13 @@
     <w:tbl>
       <w:tblPr>
         <w:tblW w:w="0" w:type="auto"/>
+        <w:tblLook w:val="04A0" w:firstRow="1" w:lastRow="0" w:firstColumn="1" w:lastColumn="0" w:noHBand="0" w:noVBand="1"/>
         <w:tblCellMar>
           <w:top w:w="15" w:type="dxa"/>
           <w:left w:w="15" w:type="dxa"/>
           <w:bottom w:w="15" w:type="dxa"/>
           <w:right w:w="15" w:type="dxa"/>
         </w:tblCellMar>
-        <w:tblLook w:val="04A0" w:firstRow="1" w:lastRow="0" w:firstColumn="1" w:lastColumn="0" w:noHBand="0" w:noVBand="1"/>
       </w:tblPr>
       <w:tblGrid>
         <w:gridCol w:w="1478"/>
@@ -1586,7 +1558,6 @@
                 <w:b/>
                 <w:bCs/>
               </w:rPr>
-              <w:lastRenderedPageBreak/>
               <w:t>컬럼 명</w:t>
             </w:r>
           </w:p>
@@ -1969,7 +1940,6 @@
               </w:rPr>
               <w:t>무기 종류(</w:t>
             </w:r>
-            <w:proofErr w:type="spellStart"/>
             <w:r>
               <w:rPr>
                 <w:rFonts w:hint="eastAsia"/>
@@ -1978,7 +1948,6 @@
               </w:rPr>
               <w:t>GreatSword</w:t>
             </w:r>
-            <w:proofErr w:type="spellEnd"/>
             <w:r>
               <w:rPr>
                 <w:rFonts w:hint="eastAsia"/>
@@ -1987,7 +1956,6 @@
               </w:rPr>
               <w:t xml:space="preserve">, Hammer, </w:t>
             </w:r>
-            <w:proofErr w:type="spellStart"/>
             <w:r>
               <w:rPr>
                 <w:rFonts w:hint="eastAsia"/>
@@ -1996,7 +1964,6 @@
               </w:rPr>
               <w:t>DualBlade</w:t>
             </w:r>
-            <w:proofErr w:type="spellEnd"/>
             <w:r>
               <w:rPr>
                 <w:rFonts w:hint="eastAsia"/>
@@ -2033,7 +2000,6 @@
                 <w:bCs/>
               </w:rPr>
             </w:pPr>
-            <w:proofErr w:type="spellStart"/>
             <w:r>
               <w:rPr>
                 <w:rFonts w:hint="eastAsia"/>
@@ -2042,7 +2008,6 @@
               </w:rPr>
               <w:t>Atk_Spd</w:t>
             </w:r>
-            <w:proofErr w:type="spellEnd"/>
           </w:p>
         </w:tc>
         <w:tc>
@@ -2247,7 +2212,7 @@
       <w:pPr>
         <w:numPr>
           <w:ilvl w:val="0"/>
-          <w:numId w:val="7"/>
+          <w:numId w:val="3"/>
         </w:numPr>
         <w:rPr>
           <w:b/>
@@ -2262,7 +2227,6 @@
         </w:rPr>
         <w:t xml:space="preserve">공통 규칙: _Dmg는 </w:t>
       </w:r>
-      <w:proofErr w:type="spellStart"/>
       <w:r>
         <w:rPr>
           <w:rFonts w:hint="eastAsia"/>
@@ -2271,7 +2235,6 @@
         </w:rPr>
         <w:t>데미지량</w:t>
       </w:r>
-      <w:proofErr w:type="spellEnd"/>
       <w:r>
         <w:rPr>
           <w:rFonts w:hint="eastAsia"/>
@@ -2280,7 +2243,6 @@
         </w:rPr>
         <w:t xml:space="preserve">, _Cool은 </w:t>
       </w:r>
-      <w:proofErr w:type="spellStart"/>
       <w:r>
         <w:rPr>
           <w:rFonts w:hint="eastAsia"/>
@@ -2289,7 +2251,6 @@
         </w:rPr>
         <w:t>쿨타임</w:t>
       </w:r>
-      <w:proofErr w:type="spellEnd"/>
       <w:r>
         <w:rPr>
           <w:rFonts w:hint="eastAsia"/>
@@ -2302,13 +2263,13 @@
     <w:tbl>
       <w:tblPr>
         <w:tblW w:w="0" w:type="auto"/>
+        <w:tblLook w:val="04A0" w:firstRow="1" w:lastRow="0" w:firstColumn="1" w:lastColumn="0" w:noHBand="0" w:noVBand="1"/>
         <w:tblCellMar>
           <w:top w:w="15" w:type="dxa"/>
           <w:left w:w="15" w:type="dxa"/>
           <w:bottom w:w="15" w:type="dxa"/>
           <w:right w:w="15" w:type="dxa"/>
         </w:tblCellMar>
-        <w:tblLook w:val="04A0" w:firstRow="1" w:lastRow="0" w:firstColumn="1" w:lastColumn="0" w:noHBand="0" w:noVBand="1"/>
       </w:tblPr>
       <w:tblGrid>
         <w:gridCol w:w="1762"/>
@@ -2317,7 +2278,7 @@
       </w:tblGrid>
       <w:tr>
         <w:trPr>
-          <w:trHeight w:val="445"/>
+          <w:trHeight w:val="445" w:hRule="atLeast"/>
         </w:trPr>
         <w:tc>
           <w:tcPr>
@@ -2447,7 +2408,6 @@
                 <w:bCs/>
               </w:rPr>
             </w:pPr>
-            <w:proofErr w:type="spellStart"/>
             <w:r>
               <w:rPr>
                 <w:rFonts w:hint="eastAsia"/>
@@ -2456,7 +2416,6 @@
               </w:rPr>
               <w:t>Q_Dmg</w:t>
             </w:r>
-            <w:proofErr w:type="spellEnd"/>
             <w:r>
               <w:rPr>
                 <w:rFonts w:hint="eastAsia"/>
@@ -2533,7 +2492,6 @@
               </w:rPr>
               <w:t xml:space="preserve">Q 스킬의 위력과 </w:t>
             </w:r>
-            <w:proofErr w:type="spellStart"/>
             <w:r>
               <w:rPr>
                 <w:rFonts w:hint="eastAsia"/>
@@ -2542,7 +2500,6 @@
               </w:rPr>
               <w:t>쿨타임</w:t>
             </w:r>
-            <w:proofErr w:type="spellEnd"/>
           </w:p>
         </w:tc>
       </w:tr>
@@ -2571,7 +2528,6 @@
                 <w:bCs/>
               </w:rPr>
             </w:pPr>
-            <w:proofErr w:type="spellStart"/>
             <w:r>
               <w:rPr>
                 <w:rFonts w:hint="eastAsia"/>
@@ -2580,7 +2536,6 @@
               </w:rPr>
               <w:t>W_Dmg</w:t>
             </w:r>
-            <w:proofErr w:type="spellEnd"/>
             <w:r>
               <w:rPr>
                 <w:rFonts w:hint="eastAsia"/>
@@ -2657,7 +2612,6 @@
               </w:rPr>
               <w:t xml:space="preserve">W 스킬의 위력과 </w:t>
             </w:r>
-            <w:proofErr w:type="spellStart"/>
             <w:r>
               <w:rPr>
                 <w:rFonts w:hint="eastAsia"/>
@@ -2666,7 +2620,6 @@
               </w:rPr>
               <w:t>쿨타임</w:t>
             </w:r>
-            <w:proofErr w:type="spellEnd"/>
           </w:p>
         </w:tc>
       </w:tr>
@@ -2695,7 +2648,6 @@
                 <w:bCs/>
               </w:rPr>
             </w:pPr>
-            <w:proofErr w:type="spellStart"/>
             <w:r>
               <w:rPr>
                 <w:rFonts w:hint="eastAsia"/>
@@ -2704,7 +2656,6 @@
               </w:rPr>
               <w:t>E_Dmg</w:t>
             </w:r>
-            <w:proofErr w:type="spellEnd"/>
             <w:r>
               <w:rPr>
                 <w:rFonts w:hint="eastAsia"/>
@@ -2781,7 +2732,6 @@
               </w:rPr>
               <w:t xml:space="preserve">E 스킬의 위력과 </w:t>
             </w:r>
-            <w:proofErr w:type="spellStart"/>
             <w:r>
               <w:rPr>
                 <w:rFonts w:hint="eastAsia"/>
@@ -2790,7 +2740,6 @@
               </w:rPr>
               <w:t>쿨타임</w:t>
             </w:r>
-            <w:proofErr w:type="spellEnd"/>
           </w:p>
         </w:tc>
       </w:tr>
@@ -2819,7 +2768,6 @@
                 <w:bCs/>
               </w:rPr>
             </w:pPr>
-            <w:proofErr w:type="spellStart"/>
             <w:r>
               <w:rPr>
                 <w:rFonts w:hint="eastAsia"/>
@@ -2828,7 +2776,6 @@
               </w:rPr>
               <w:t>V_Dmg</w:t>
             </w:r>
-            <w:proofErr w:type="spellEnd"/>
             <w:r>
               <w:rPr>
                 <w:rFonts w:hint="eastAsia"/>
@@ -2905,7 +2852,6 @@
               </w:rPr>
               <w:t>V 스킬(</w:t>
             </w:r>
-            <w:proofErr w:type="spellStart"/>
             <w:r>
               <w:rPr>
                 <w:rFonts w:hint="eastAsia"/>
@@ -2914,7 +2860,6 @@
               </w:rPr>
               <w:t>궁극기</w:t>
             </w:r>
-            <w:proofErr w:type="spellEnd"/>
             <w:r>
               <w:rPr>
                 <w:rFonts w:hint="eastAsia"/>
@@ -2923,7 +2868,6 @@
               </w:rPr>
               <w:t xml:space="preserve">)의 위력과 </w:t>
             </w:r>
-            <w:proofErr w:type="spellStart"/>
             <w:r>
               <w:rPr>
                 <w:rFonts w:hint="eastAsia"/>
@@ -2932,7 +2876,6 @@
               </w:rPr>
               <w:t>쿨타임</w:t>
             </w:r>
-            <w:proofErr w:type="spellEnd"/>
           </w:p>
         </w:tc>
       </w:tr>
@@ -2948,8 +2891,11 @@
     <w:p>
       <w:pPr>
         <w:rPr>
+          <w:lang w:eastAsia="ko-KR"/>
+          <w:rFonts w:hint="eastAsia"/>
           <w:b/>
           <w:bCs/>
+          <w:rtl w:val="off"/>
         </w:rPr>
       </w:pPr>
       <w:r>
@@ -2965,14 +2911,12 @@
       <w:pPr>
         <w:numPr>
           <w:ilvl w:val="0"/>
-          <w:numId w:val="8"/>
+          <w:numId w:val="4"/>
         </w:numPr>
         <w:rPr>
-          <w:b/>
-          <w:bCs/>
+          <w:b w:val="0"/>
         </w:rPr>
       </w:pPr>
-      <w:proofErr w:type="spellStart"/>
       <w:r>
         <w:rPr>
           <w:rFonts w:hint="eastAsia"/>
@@ -2981,817 +2925,141 @@
         </w:rPr>
         <w:t>R_Val</w:t>
       </w:r>
-      <w:proofErr w:type="spellEnd"/>
       <w:r>
         <w:rPr>
           <w:rFonts w:hint="eastAsia"/>
           <w:b/>
           <w:bCs/>
         </w:rPr>
-        <w:t xml:space="preserve"> (Float): 무기마다 기능이 다른 [R 스킬]의 효과를 제어하는 변수입니다. 무기 Type에 따라 코드에서 다르게 해석됩니다.</w:t>
+        <w:t xml:space="preserve"> (Float): </w:t>
+      </w:r>
+      <w:r>
+        <w:rPr/>
+        <w:t>무기에 연결된 [R 스킬(특수 버프)]의 위력, 지속 시간, 혹은 특수 배율을 결정하는 핵심 변수입니다</w:t>
+      </w:r>
+      <w:r>
+        <w:rPr>
+          <w:vertAlign w:val="baseline"/>
+        </w:rPr>
+        <w:t>.</w:t>
       </w:r>
     </w:p>
-    <w:tbl>
-      <w:tblPr>
-        <w:tblW w:w="0" w:type="auto"/>
-        <w:tblCellMar>
-          <w:top w:w="15" w:type="dxa"/>
-          <w:left w:w="15" w:type="dxa"/>
-          <w:bottom w:w="15" w:type="dxa"/>
-          <w:right w:w="15" w:type="dxa"/>
-        </w:tblCellMar>
-        <w:tblLook w:val="04A0" w:firstRow="1" w:lastRow="0" w:firstColumn="1" w:lastColumn="0" w:noHBand="0" w:noVBand="1"/>
-      </w:tblPr>
-      <w:tblGrid>
-        <w:gridCol w:w="1514"/>
-        <w:gridCol w:w="1240"/>
-        <w:gridCol w:w="1022"/>
-        <w:gridCol w:w="5240"/>
-      </w:tblGrid>
-      <w:tr>
-        <w:tc>
-          <w:tcPr>
-            <w:tcW w:w="0" w:type="auto"/>
-            <w:tcBorders>
-              <w:top w:val="single" w:sz="4" w:space="0" w:color="000000"/>
-              <w:left w:val="single" w:sz="4" w:space="0" w:color="000000"/>
-              <w:bottom w:val="single" w:sz="4" w:space="0" w:color="000000"/>
-              <w:right w:val="single" w:sz="4" w:space="0" w:color="000000"/>
-            </w:tcBorders>
-            <w:tcMar>
-              <w:top w:w="0" w:type="dxa"/>
-              <w:left w:w="108" w:type="dxa"/>
-              <w:bottom w:w="0" w:type="dxa"/>
-              <w:right w:w="108" w:type="dxa"/>
-            </w:tcMar>
-            <w:hideMark/>
-          </w:tcPr>
-          <w:p>
-            <w:pPr>
-              <w:rPr>
-                <w:b/>
-                <w:bCs/>
-              </w:rPr>
-            </w:pPr>
-            <w:r>
-              <w:rPr>
-                <w:rFonts w:hint="eastAsia"/>
-                <w:b/>
-                <w:bCs/>
-              </w:rPr>
-              <w:t>무기 타입</w:t>
-            </w:r>
-          </w:p>
-        </w:tc>
-        <w:tc>
-          <w:tcPr>
-            <w:tcW w:w="0" w:type="auto"/>
-            <w:tcBorders>
-              <w:top w:val="single" w:sz="4" w:space="0" w:color="000000"/>
-              <w:left w:val="single" w:sz="4" w:space="0" w:color="000000"/>
-              <w:bottom w:val="single" w:sz="4" w:space="0" w:color="000000"/>
-              <w:right w:val="single" w:sz="4" w:space="0" w:color="000000"/>
-            </w:tcBorders>
-            <w:tcMar>
-              <w:top w:w="0" w:type="dxa"/>
-              <w:left w:w="108" w:type="dxa"/>
-              <w:bottom w:w="0" w:type="dxa"/>
-              <w:right w:w="108" w:type="dxa"/>
-            </w:tcMar>
-            <w:hideMark/>
-          </w:tcPr>
-          <w:p>
-            <w:pPr>
-              <w:rPr>
-                <w:b/>
-                <w:bCs/>
-              </w:rPr>
-            </w:pPr>
-            <w:r>
-              <w:rPr>
-                <w:rFonts w:hint="eastAsia"/>
-                <w:b/>
-                <w:bCs/>
-              </w:rPr>
-              <w:t>R 스킬 명</w:t>
-            </w:r>
-          </w:p>
-        </w:tc>
-        <w:tc>
-          <w:tcPr>
-            <w:tcW w:w="0" w:type="auto"/>
-            <w:tcBorders>
-              <w:top w:val="single" w:sz="4" w:space="0" w:color="000000"/>
-              <w:left w:val="single" w:sz="4" w:space="0" w:color="000000"/>
-              <w:bottom w:val="single" w:sz="4" w:space="0" w:color="000000"/>
-              <w:right w:val="single" w:sz="4" w:space="0" w:color="000000"/>
-            </w:tcBorders>
-            <w:tcMar>
-              <w:top w:w="0" w:type="dxa"/>
-              <w:left w:w="108" w:type="dxa"/>
-              <w:bottom w:w="0" w:type="dxa"/>
-              <w:right w:w="108" w:type="dxa"/>
-            </w:tcMar>
-            <w:hideMark/>
-          </w:tcPr>
-          <w:p>
-            <w:pPr>
-              <w:rPr>
-                <w:b/>
-                <w:bCs/>
-              </w:rPr>
-            </w:pPr>
-            <w:proofErr w:type="spellStart"/>
-            <w:r>
-              <w:rPr>
-                <w:rFonts w:hint="eastAsia"/>
-                <w:b/>
-                <w:bCs/>
-              </w:rPr>
-              <w:t>R_Val</w:t>
-            </w:r>
-            <w:proofErr w:type="spellEnd"/>
-            <w:r>
-              <w:rPr>
-                <w:rFonts w:hint="eastAsia"/>
-                <w:b/>
-                <w:bCs/>
-              </w:rPr>
-              <w:t xml:space="preserve"> 값</w:t>
-            </w:r>
-          </w:p>
-        </w:tc>
-        <w:tc>
-          <w:tcPr>
-            <w:tcW w:w="0" w:type="auto"/>
-            <w:tcBorders>
-              <w:top w:val="single" w:sz="4" w:space="0" w:color="000000"/>
-              <w:left w:val="single" w:sz="4" w:space="0" w:color="000000"/>
-              <w:bottom w:val="single" w:sz="4" w:space="0" w:color="000000"/>
-              <w:right w:val="single" w:sz="4" w:space="0" w:color="000000"/>
-            </w:tcBorders>
-            <w:tcMar>
-              <w:top w:w="0" w:type="dxa"/>
-              <w:left w:w="108" w:type="dxa"/>
-              <w:bottom w:w="0" w:type="dxa"/>
-              <w:right w:w="108" w:type="dxa"/>
-            </w:tcMar>
-            <w:hideMark/>
-          </w:tcPr>
-          <w:p>
-            <w:pPr>
-              <w:rPr>
-                <w:b/>
-                <w:bCs/>
-              </w:rPr>
-            </w:pPr>
-            <w:r>
-              <w:rPr>
-                <w:rFonts w:hint="eastAsia"/>
-                <w:b/>
-                <w:bCs/>
-              </w:rPr>
-              <w:t>설명</w:t>
-            </w:r>
-          </w:p>
-        </w:tc>
-      </w:tr>
-      <w:tr>
-        <w:tc>
-          <w:tcPr>
-            <w:tcW w:w="0" w:type="auto"/>
-            <w:tcBorders>
-              <w:top w:val="single" w:sz="4" w:space="0" w:color="000000"/>
-              <w:left w:val="single" w:sz="4" w:space="0" w:color="000000"/>
-              <w:bottom w:val="single" w:sz="4" w:space="0" w:color="000000"/>
-              <w:right w:val="single" w:sz="4" w:space="0" w:color="000000"/>
-            </w:tcBorders>
-            <w:tcMar>
-              <w:top w:w="0" w:type="dxa"/>
-              <w:left w:w="108" w:type="dxa"/>
-              <w:bottom w:w="0" w:type="dxa"/>
-              <w:right w:w="108" w:type="dxa"/>
-            </w:tcMar>
-            <w:hideMark/>
-          </w:tcPr>
-          <w:p>
-            <w:pPr>
-              <w:rPr>
-                <w:b/>
-                <w:bCs/>
-              </w:rPr>
-            </w:pPr>
-            <w:proofErr w:type="spellStart"/>
-            <w:r>
-              <w:rPr>
-                <w:rFonts w:hint="eastAsia"/>
-                <w:b/>
-                <w:bCs/>
-              </w:rPr>
-              <w:t>GreatSword</w:t>
-            </w:r>
-            <w:proofErr w:type="spellEnd"/>
-          </w:p>
-        </w:tc>
-        <w:tc>
-          <w:tcPr>
-            <w:tcW w:w="0" w:type="auto"/>
-            <w:tcBorders>
-              <w:top w:val="single" w:sz="4" w:space="0" w:color="000000"/>
-              <w:left w:val="single" w:sz="4" w:space="0" w:color="000000"/>
-              <w:bottom w:val="single" w:sz="4" w:space="0" w:color="000000"/>
-              <w:right w:val="single" w:sz="4" w:space="0" w:color="000000"/>
-            </w:tcBorders>
-            <w:tcMar>
-              <w:top w:w="0" w:type="dxa"/>
-              <w:left w:w="108" w:type="dxa"/>
-              <w:bottom w:w="0" w:type="dxa"/>
-              <w:right w:w="108" w:type="dxa"/>
-            </w:tcMar>
-            <w:hideMark/>
-          </w:tcPr>
-          <w:p>
-            <w:pPr>
-              <w:rPr>
-                <w:b/>
-                <w:bCs/>
-              </w:rPr>
-            </w:pPr>
-            <w:r>
-              <w:rPr>
-                <w:rFonts w:hint="eastAsia"/>
-                <w:b/>
-                <w:bCs/>
-              </w:rPr>
-              <w:t>참수 태세</w:t>
-            </w:r>
-          </w:p>
-        </w:tc>
-        <w:tc>
-          <w:tcPr>
-            <w:tcW w:w="0" w:type="auto"/>
-            <w:tcBorders>
-              <w:top w:val="single" w:sz="4" w:space="0" w:color="000000"/>
-              <w:left w:val="single" w:sz="4" w:space="0" w:color="000000"/>
-              <w:bottom w:val="single" w:sz="4" w:space="0" w:color="000000"/>
-              <w:right w:val="single" w:sz="4" w:space="0" w:color="000000"/>
-            </w:tcBorders>
-            <w:tcMar>
-              <w:top w:w="0" w:type="dxa"/>
-              <w:left w:w="108" w:type="dxa"/>
-              <w:bottom w:w="0" w:type="dxa"/>
-              <w:right w:w="108" w:type="dxa"/>
-            </w:tcMar>
-            <w:hideMark/>
-          </w:tcPr>
-          <w:p>
-            <w:pPr>
-              <w:rPr>
-                <w:b/>
-                <w:bCs/>
-              </w:rPr>
-            </w:pPr>
-            <w:r>
-              <w:rPr>
-                <w:rFonts w:hint="eastAsia"/>
-                <w:b/>
-                <w:bCs/>
-              </w:rPr>
-              <w:t>2.0</w:t>
-            </w:r>
-          </w:p>
-        </w:tc>
-        <w:tc>
-          <w:tcPr>
-            <w:tcW w:w="0" w:type="auto"/>
-            <w:tcBorders>
-              <w:top w:val="single" w:sz="4" w:space="0" w:color="000000"/>
-              <w:left w:val="single" w:sz="4" w:space="0" w:color="000000"/>
-              <w:bottom w:val="single" w:sz="4" w:space="0" w:color="000000"/>
-              <w:right w:val="single" w:sz="4" w:space="0" w:color="000000"/>
-            </w:tcBorders>
-            <w:tcMar>
-              <w:top w:w="0" w:type="dxa"/>
-              <w:left w:w="108" w:type="dxa"/>
-              <w:bottom w:w="0" w:type="dxa"/>
-              <w:right w:w="108" w:type="dxa"/>
-            </w:tcMar>
-            <w:hideMark/>
-          </w:tcPr>
-          <w:p>
-            <w:pPr>
-              <w:rPr>
-                <w:b/>
-                <w:bCs/>
-              </w:rPr>
-            </w:pPr>
-            <w:r>
-              <w:rPr>
-                <w:rFonts w:hint="eastAsia"/>
-                <w:b/>
-                <w:bCs/>
-              </w:rPr>
-              <w:t>데미지 배율.</w:t>
-            </w:r>
-          </w:p>
-          <w:p>
-            <w:pPr>
-              <w:rPr>
-                <w:b/>
-                <w:bCs/>
-              </w:rPr>
-            </w:pPr>
-            <w:proofErr w:type="spellStart"/>
-            <w:r>
-              <w:rPr>
-                <w:rFonts w:hint="eastAsia"/>
-                <w:b/>
-                <w:bCs/>
-              </w:rPr>
-              <w:t>슈퍼아머</w:t>
-            </w:r>
-            <w:proofErr w:type="spellEnd"/>
-            <w:r>
-              <w:rPr>
-                <w:rFonts w:hint="eastAsia"/>
-                <w:b/>
-                <w:bCs/>
-              </w:rPr>
-              <w:t xml:space="preserve"> 상태가 되며, 다음 1회 공격의 데미지를 2.0배로 적용.</w:t>
-            </w:r>
-          </w:p>
-        </w:tc>
-      </w:tr>
-      <w:tr>
-        <w:tc>
-          <w:tcPr>
-            <w:tcW w:w="0" w:type="auto"/>
-            <w:tcBorders>
-              <w:top w:val="single" w:sz="4" w:space="0" w:color="000000"/>
-              <w:left w:val="single" w:sz="4" w:space="0" w:color="000000"/>
-              <w:bottom w:val="single" w:sz="4" w:space="0" w:color="000000"/>
-              <w:right w:val="single" w:sz="4" w:space="0" w:color="000000"/>
-            </w:tcBorders>
-            <w:tcMar>
-              <w:top w:w="0" w:type="dxa"/>
-              <w:left w:w="108" w:type="dxa"/>
-              <w:bottom w:w="0" w:type="dxa"/>
-              <w:right w:w="108" w:type="dxa"/>
-            </w:tcMar>
-            <w:hideMark/>
-          </w:tcPr>
-          <w:p>
-            <w:pPr>
-              <w:rPr>
-                <w:b/>
-                <w:bCs/>
-              </w:rPr>
-            </w:pPr>
-            <w:proofErr w:type="spellStart"/>
-            <w:r>
-              <w:rPr>
-                <w:rFonts w:hint="eastAsia"/>
-                <w:b/>
-                <w:bCs/>
-              </w:rPr>
-              <w:t>SwordShield</w:t>
-            </w:r>
-            <w:proofErr w:type="spellEnd"/>
-          </w:p>
-        </w:tc>
-        <w:tc>
-          <w:tcPr>
-            <w:tcW w:w="0" w:type="auto"/>
-            <w:tcBorders>
-              <w:top w:val="single" w:sz="4" w:space="0" w:color="000000"/>
-              <w:left w:val="single" w:sz="4" w:space="0" w:color="000000"/>
-              <w:bottom w:val="single" w:sz="4" w:space="0" w:color="000000"/>
-              <w:right w:val="single" w:sz="4" w:space="0" w:color="000000"/>
-            </w:tcBorders>
-            <w:tcMar>
-              <w:top w:w="0" w:type="dxa"/>
-              <w:left w:w="108" w:type="dxa"/>
-              <w:bottom w:w="0" w:type="dxa"/>
-              <w:right w:w="108" w:type="dxa"/>
-            </w:tcMar>
-            <w:hideMark/>
-          </w:tcPr>
-          <w:p>
-            <w:pPr>
-              <w:rPr>
-                <w:b/>
-                <w:bCs/>
-              </w:rPr>
-            </w:pPr>
-            <w:r>
-              <w:rPr>
-                <w:rFonts w:hint="eastAsia"/>
-                <w:b/>
-                <w:bCs/>
-              </w:rPr>
-              <w:t>굳게 닫힌 문</w:t>
-            </w:r>
-          </w:p>
-        </w:tc>
-        <w:tc>
-          <w:tcPr>
-            <w:tcW w:w="0" w:type="auto"/>
-            <w:tcBorders>
-              <w:top w:val="single" w:sz="4" w:space="0" w:color="000000"/>
-              <w:left w:val="single" w:sz="4" w:space="0" w:color="000000"/>
-              <w:bottom w:val="single" w:sz="4" w:space="0" w:color="000000"/>
-              <w:right w:val="single" w:sz="4" w:space="0" w:color="000000"/>
-            </w:tcBorders>
-            <w:tcMar>
-              <w:top w:w="0" w:type="dxa"/>
-              <w:left w:w="108" w:type="dxa"/>
-              <w:bottom w:w="0" w:type="dxa"/>
-              <w:right w:w="108" w:type="dxa"/>
-            </w:tcMar>
-            <w:hideMark/>
-          </w:tcPr>
-          <w:p>
-            <w:pPr>
-              <w:rPr>
-                <w:b/>
-                <w:bCs/>
-              </w:rPr>
-            </w:pPr>
-            <w:r>
-              <w:rPr>
-                <w:rFonts w:hint="eastAsia"/>
-                <w:b/>
-                <w:bCs/>
-              </w:rPr>
-              <w:t>100</w:t>
-            </w:r>
-          </w:p>
-        </w:tc>
-        <w:tc>
-          <w:tcPr>
-            <w:tcW w:w="0" w:type="auto"/>
-            <w:tcBorders>
-              <w:top w:val="single" w:sz="4" w:space="0" w:color="000000"/>
-              <w:left w:val="single" w:sz="4" w:space="0" w:color="000000"/>
-              <w:bottom w:val="single" w:sz="4" w:space="0" w:color="000000"/>
-              <w:right w:val="single" w:sz="4" w:space="0" w:color="000000"/>
-            </w:tcBorders>
-            <w:tcMar>
-              <w:top w:w="0" w:type="dxa"/>
-              <w:left w:w="108" w:type="dxa"/>
-              <w:bottom w:w="0" w:type="dxa"/>
-              <w:right w:w="108" w:type="dxa"/>
-            </w:tcMar>
-            <w:hideMark/>
-          </w:tcPr>
-          <w:p>
-            <w:pPr>
-              <w:rPr>
-                <w:b/>
-                <w:bCs/>
-              </w:rPr>
-            </w:pPr>
-            <w:r>
-              <w:rPr>
-                <w:rFonts w:hint="eastAsia"/>
-                <w:b/>
-                <w:bCs/>
-              </w:rPr>
-              <w:t>가드 내구도(%).</w:t>
-            </w:r>
-          </w:p>
-          <w:p>
-            <w:pPr>
-              <w:rPr>
-                <w:b/>
-                <w:bCs/>
-              </w:rPr>
-            </w:pPr>
-            <w:r>
-              <w:rPr>
-                <w:rFonts w:hint="eastAsia"/>
-                <w:b/>
-                <w:bCs/>
-              </w:rPr>
-              <w:t>전방 공격을 막아내며, 데미지의 100%를 흡수(무효화)함.</w:t>
-            </w:r>
-          </w:p>
-        </w:tc>
-      </w:tr>
-      <w:tr>
-        <w:tc>
-          <w:tcPr>
-            <w:tcW w:w="0" w:type="auto"/>
-            <w:tcBorders>
-              <w:top w:val="single" w:sz="4" w:space="0" w:color="000000"/>
-              <w:left w:val="single" w:sz="4" w:space="0" w:color="000000"/>
-              <w:bottom w:val="single" w:sz="4" w:space="0" w:color="000000"/>
-              <w:right w:val="single" w:sz="4" w:space="0" w:color="000000"/>
-            </w:tcBorders>
-            <w:tcMar>
-              <w:top w:w="0" w:type="dxa"/>
-              <w:left w:w="108" w:type="dxa"/>
-              <w:bottom w:w="0" w:type="dxa"/>
-              <w:right w:w="108" w:type="dxa"/>
-            </w:tcMar>
-            <w:hideMark/>
-          </w:tcPr>
-          <w:p>
-            <w:pPr>
-              <w:rPr>
-                <w:b/>
-                <w:bCs/>
-              </w:rPr>
-            </w:pPr>
-            <w:proofErr w:type="spellStart"/>
-            <w:r>
-              <w:rPr>
-                <w:rFonts w:hint="eastAsia"/>
-                <w:b/>
-                <w:bCs/>
-              </w:rPr>
-              <w:lastRenderedPageBreak/>
-              <w:t>DualBlade</w:t>
-            </w:r>
-            <w:proofErr w:type="spellEnd"/>
-          </w:p>
-        </w:tc>
-        <w:tc>
-          <w:tcPr>
-            <w:tcW w:w="0" w:type="auto"/>
-            <w:tcBorders>
-              <w:top w:val="single" w:sz="4" w:space="0" w:color="000000"/>
-              <w:left w:val="single" w:sz="4" w:space="0" w:color="000000"/>
-              <w:bottom w:val="single" w:sz="4" w:space="0" w:color="000000"/>
-              <w:right w:val="single" w:sz="4" w:space="0" w:color="000000"/>
-            </w:tcBorders>
-            <w:tcMar>
-              <w:top w:w="0" w:type="dxa"/>
-              <w:left w:w="108" w:type="dxa"/>
-              <w:bottom w:w="0" w:type="dxa"/>
-              <w:right w:w="108" w:type="dxa"/>
-            </w:tcMar>
-            <w:hideMark/>
-          </w:tcPr>
-          <w:p>
-            <w:pPr>
-              <w:rPr>
-                <w:b/>
-                <w:bCs/>
-              </w:rPr>
-            </w:pPr>
-            <w:r>
-              <w:rPr>
-                <w:rFonts w:hint="eastAsia"/>
-                <w:b/>
-                <w:bCs/>
-              </w:rPr>
-              <w:t>실 끊기</w:t>
-            </w:r>
-          </w:p>
-        </w:tc>
-        <w:tc>
-          <w:tcPr>
-            <w:tcW w:w="0" w:type="auto"/>
-            <w:tcBorders>
-              <w:top w:val="single" w:sz="4" w:space="0" w:color="000000"/>
-              <w:left w:val="single" w:sz="4" w:space="0" w:color="000000"/>
-              <w:bottom w:val="single" w:sz="4" w:space="0" w:color="000000"/>
-              <w:right w:val="single" w:sz="4" w:space="0" w:color="000000"/>
-            </w:tcBorders>
-            <w:tcMar>
-              <w:top w:w="0" w:type="dxa"/>
-              <w:left w:w="108" w:type="dxa"/>
-              <w:bottom w:w="0" w:type="dxa"/>
-              <w:right w:w="108" w:type="dxa"/>
-            </w:tcMar>
-            <w:hideMark/>
-          </w:tcPr>
-          <w:p>
-            <w:pPr>
-              <w:rPr>
-                <w:b/>
-                <w:bCs/>
-              </w:rPr>
-            </w:pPr>
-            <w:r>
-              <w:rPr>
-                <w:rFonts w:hint="eastAsia"/>
-                <w:b/>
-                <w:bCs/>
-              </w:rPr>
-              <w:t>1.3</w:t>
-            </w:r>
-          </w:p>
-        </w:tc>
-        <w:tc>
-          <w:tcPr>
-            <w:tcW w:w="0" w:type="auto"/>
-            <w:tcBorders>
-              <w:top w:val="single" w:sz="4" w:space="0" w:color="000000"/>
-              <w:left w:val="single" w:sz="4" w:space="0" w:color="000000"/>
-              <w:bottom w:val="single" w:sz="4" w:space="0" w:color="000000"/>
-              <w:right w:val="single" w:sz="4" w:space="0" w:color="000000"/>
-            </w:tcBorders>
-            <w:tcMar>
-              <w:top w:w="0" w:type="dxa"/>
-              <w:left w:w="108" w:type="dxa"/>
-              <w:bottom w:w="0" w:type="dxa"/>
-              <w:right w:w="108" w:type="dxa"/>
-            </w:tcMar>
-            <w:hideMark/>
-          </w:tcPr>
-          <w:p>
-            <w:pPr>
-              <w:rPr>
-                <w:b/>
-                <w:bCs/>
-              </w:rPr>
-            </w:pPr>
-            <w:r>
-              <w:rPr>
-                <w:rFonts w:hint="eastAsia"/>
-                <w:b/>
-                <w:bCs/>
-              </w:rPr>
-              <w:t>속도 배율.</w:t>
-            </w:r>
-          </w:p>
-          <w:p>
-            <w:pPr>
-              <w:rPr>
-                <w:b/>
-                <w:bCs/>
-              </w:rPr>
-            </w:pPr>
-            <w:r>
-              <w:rPr>
-                <w:rFonts w:hint="eastAsia"/>
-                <w:b/>
-                <w:bCs/>
-              </w:rPr>
-              <w:t>5초간 공격 속도와 이동 속도가 1.5배 증가함.</w:t>
-            </w:r>
-          </w:p>
-        </w:tc>
-      </w:tr>
-      <w:tr>
-        <w:tc>
-          <w:tcPr>
-            <w:tcW w:w="0" w:type="auto"/>
-            <w:tcBorders>
-              <w:top w:val="single" w:sz="4" w:space="0" w:color="000000"/>
-              <w:left w:val="single" w:sz="4" w:space="0" w:color="000000"/>
-              <w:bottom w:val="single" w:sz="4" w:space="0" w:color="000000"/>
-              <w:right w:val="single" w:sz="4" w:space="0" w:color="000000"/>
-            </w:tcBorders>
-            <w:tcMar>
-              <w:top w:w="0" w:type="dxa"/>
-              <w:left w:w="108" w:type="dxa"/>
-              <w:bottom w:w="0" w:type="dxa"/>
-              <w:right w:w="108" w:type="dxa"/>
-            </w:tcMar>
-            <w:hideMark/>
-          </w:tcPr>
-          <w:p>
-            <w:pPr>
-              <w:rPr>
-                <w:b/>
-                <w:bCs/>
-              </w:rPr>
-            </w:pPr>
-            <w:r>
-              <w:rPr>
-                <w:rFonts w:hint="eastAsia"/>
-                <w:b/>
-                <w:bCs/>
-              </w:rPr>
-              <w:t>Spear</w:t>
-            </w:r>
-          </w:p>
-        </w:tc>
-        <w:tc>
-          <w:tcPr>
-            <w:tcW w:w="0" w:type="auto"/>
-            <w:tcBorders>
-              <w:top w:val="single" w:sz="4" w:space="0" w:color="000000"/>
-              <w:left w:val="single" w:sz="4" w:space="0" w:color="000000"/>
-              <w:bottom w:val="single" w:sz="4" w:space="0" w:color="000000"/>
-              <w:right w:val="single" w:sz="4" w:space="0" w:color="000000"/>
-            </w:tcBorders>
-            <w:tcMar>
-              <w:top w:w="0" w:type="dxa"/>
-              <w:left w:w="108" w:type="dxa"/>
-              <w:bottom w:w="0" w:type="dxa"/>
-              <w:right w:w="108" w:type="dxa"/>
-            </w:tcMar>
-            <w:hideMark/>
-          </w:tcPr>
-          <w:p>
-            <w:pPr>
-              <w:rPr>
-                <w:b/>
-                <w:bCs/>
-              </w:rPr>
-            </w:pPr>
-            <w:r>
-              <w:rPr>
-                <w:rFonts w:hint="eastAsia"/>
-                <w:b/>
-                <w:bCs/>
-              </w:rPr>
-              <w:t>영혼 꿰뚫기</w:t>
-            </w:r>
-          </w:p>
-        </w:tc>
-        <w:tc>
-          <w:tcPr>
-            <w:tcW w:w="0" w:type="auto"/>
-            <w:tcBorders>
-              <w:top w:val="single" w:sz="4" w:space="0" w:color="000000"/>
-              <w:left w:val="single" w:sz="4" w:space="0" w:color="000000"/>
-              <w:bottom w:val="single" w:sz="4" w:space="0" w:color="000000"/>
-              <w:right w:val="single" w:sz="4" w:space="0" w:color="000000"/>
-            </w:tcBorders>
-            <w:tcMar>
-              <w:top w:w="0" w:type="dxa"/>
-              <w:left w:w="108" w:type="dxa"/>
-              <w:bottom w:w="0" w:type="dxa"/>
-              <w:right w:w="108" w:type="dxa"/>
-            </w:tcMar>
-            <w:hideMark/>
-          </w:tcPr>
-          <w:p>
-            <w:pPr>
-              <w:rPr>
-                <w:b/>
-                <w:bCs/>
-              </w:rPr>
-            </w:pPr>
-            <w:r>
-              <w:rPr>
-                <w:rFonts w:hint="eastAsia"/>
-                <w:b/>
-                <w:bCs/>
-              </w:rPr>
-              <w:t>2.5</w:t>
-            </w:r>
-          </w:p>
-        </w:tc>
-        <w:tc>
-          <w:tcPr>
-            <w:tcW w:w="0" w:type="auto"/>
-            <w:tcBorders>
-              <w:top w:val="single" w:sz="4" w:space="0" w:color="000000"/>
-              <w:left w:val="single" w:sz="4" w:space="0" w:color="000000"/>
-              <w:bottom w:val="single" w:sz="4" w:space="0" w:color="000000"/>
-              <w:right w:val="single" w:sz="4" w:space="0" w:color="000000"/>
-            </w:tcBorders>
-            <w:tcMar>
-              <w:top w:w="0" w:type="dxa"/>
-              <w:left w:w="108" w:type="dxa"/>
-              <w:bottom w:w="0" w:type="dxa"/>
-              <w:right w:w="108" w:type="dxa"/>
-            </w:tcMar>
-            <w:hideMark/>
-          </w:tcPr>
-          <w:p>
-            <w:pPr>
-              <w:rPr>
-                <w:b/>
-                <w:bCs/>
-              </w:rPr>
-            </w:pPr>
-            <w:r>
-              <w:rPr>
-                <w:rFonts w:hint="eastAsia"/>
-                <w:b/>
-                <w:bCs/>
-              </w:rPr>
-              <w:t>속박 시간(초</w:t>
-            </w:r>
-            <w:proofErr w:type="gramStart"/>
-            <w:r>
-              <w:rPr>
-                <w:rFonts w:hint="eastAsia"/>
-                <w:b/>
-                <w:bCs/>
-              </w:rPr>
-              <w:t>).적을</w:t>
-            </w:r>
-            <w:proofErr w:type="gramEnd"/>
-            <w:r>
-              <w:rPr>
-                <w:rFonts w:hint="eastAsia"/>
-                <w:b/>
-                <w:bCs/>
-              </w:rPr>
-              <w:t xml:space="preserve"> 꿰뚫어 2.5초간 이동 불가(Root) 상태로 만듦.</w:t>
-            </w:r>
-          </w:p>
-        </w:tc>
-      </w:tr>
-    </w:tbl>
+    <w:p>
+      <w:pPr>
+        <w:numPr>
+          <w:ilvl w:val="0"/>
+          <w:numId w:val="4"/>
+        </w:numPr>
+        <w:rPr>
+          <w:b w:val="0"/>
+          <w:vertAlign w:val="baseline"/>
+        </w:rPr>
+      </w:pPr>
+      <w:r>
+        <w:rPr>
+          <w:b/>
+          <w:bCs/>
+        </w:rPr>
+        <w:t>구동 방식:</w:t>
+      </w:r>
+      <w:r>
+        <w:rPr>
+          <w:lang w:eastAsia="ko-KR"/>
+          <w:rtl w:val="off"/>
+        </w:rPr>
+        <w:t xml:space="preserve"> </w:t>
+      </w:r>
+      <w:r>
+        <w:rPr/>
+        <w:t xml:space="preserve">코드 내부에서 무기 타입을 하드코딩으로 검사하지 않으며, 무기 SO에 할당된 </w:t>
+      </w:r>
+      <w:r>
+        <w:rPr/>
+        <w:t>BuffSkill_SO</w:t>
+      </w:r>
+      <w:r>
+        <w:rPr/>
+        <w:t xml:space="preserve">객체가 이 </w:t>
+      </w:r>
+      <w:r>
+        <w:rPr/>
+        <w:t>R_Val</w:t>
+      </w:r>
+      <w:r>
+        <w:rPr/>
+        <w:t>값을 전달받아 고유의 버프 로직을 독립적으로 실행합니다.</w:t>
+      </w:r>
+    </w:p>
+    <w:p>
+      <w:pPr>
+        <w:numPr>
+          <w:ilvl w:val="0"/>
+          <w:numId w:val="4"/>
+        </w:numPr>
+        <w:rPr>
+          <w:lang w:eastAsia="ko-KR"/>
+          <w:rFonts w:hint="eastAsia"/>
+          <w:b/>
+          <w:bCs/>
+          <w:rtl w:val="off"/>
+        </w:rPr>
+      </w:pPr>
+      <w:r>
+        <w:rPr>
+          <w:lang w:eastAsia="ko-KR"/>
+          <w:b/>
+          <w:bCs/>
+          <w:rtl w:val="off"/>
+        </w:rPr>
+        <w:t xml:space="preserve">상세내용 : </w:t>
+      </w:r>
+      <w:r>
+        <w:rPr/>
+        <w:t xml:space="preserve">각 무기별 R 스킬의 고유한 컨셉과 로직은 </w:t>
+      </w:r>
+      <w:r>
+        <w:rPr>
+          <w:b/>
+        </w:rPr>
+        <w:t>[개발 상세 기획서: 무기별 특수 스킬(R) 및 버프]</w:t>
+      </w:r>
+      <w:r>
+        <w:rPr>
+          <w:lang w:eastAsia="ko-KR"/>
+          <w:b/>
+          <w:rtl w:val="off"/>
+        </w:rPr>
+        <w:t xml:space="preserve"> </w:t>
+      </w:r>
+      <w:r>
+        <w:rPr>
+          <w:b w:val="0"/>
+        </w:rPr>
+        <w:t>문서를 참조하십시오</w:t>
+      </w:r>
+    </w:p>
+    <w:p>
+      <w:pPr>
+        <w:rPr>
+          <w:lang w:eastAsia="ko-KR"/>
+          <w:rFonts w:hint="eastAsia"/>
+          <w:b/>
+          <w:bCs/>
+          <w:rtl w:val="off"/>
+        </w:rPr>
+      </w:pPr>
+    </w:p>
+    <w:p>
+      <w:pPr>
+        <w:rPr>
+          <w:lang w:eastAsia="ko-KR"/>
+          <w:rFonts w:hint="eastAsia"/>
+          <w:b/>
+          <w:bCs/>
+          <w:rtl w:val="off"/>
+        </w:rPr>
+      </w:pPr>
+    </w:p>
     <w:p>
       <w:pPr>
         <w:rPr>
@@ -3815,7 +3083,6 @@
         </w:rPr>
         <w:t>1. 단두대 (</w:t>
       </w:r>
-      <w:proofErr w:type="spellStart"/>
       <w:r>
         <w:rPr>
           <w:rFonts w:hint="eastAsia"/>
@@ -3824,7 +3091,6 @@
         </w:rPr>
         <w:t>GreatSword</w:t>
       </w:r>
-      <w:proofErr w:type="spellEnd"/>
       <w:r>
         <w:rPr>
           <w:rFonts w:hint="eastAsia"/>
@@ -3849,7 +3115,6 @@
         </w:rPr>
         <w:t xml:space="preserve">묵직한 한 방과 넒은 범위를 가지며, </w:t>
       </w:r>
-      <w:proofErr w:type="spellStart"/>
       <w:r>
         <w:rPr>
           <w:rFonts w:hint="eastAsia"/>
@@ -3858,7 +3123,6 @@
         </w:rPr>
         <w:t>복셀</w:t>
       </w:r>
-      <w:proofErr w:type="spellEnd"/>
       <w:r>
         <w:rPr>
           <w:rFonts w:hint="eastAsia"/>
@@ -3871,13 +3135,13 @@
     <w:tbl>
       <w:tblPr>
         <w:tblW w:w="0" w:type="auto"/>
+        <w:tblLook w:val="04A0" w:firstRow="1" w:lastRow="0" w:firstColumn="1" w:lastColumn="0" w:noHBand="0" w:noVBand="1"/>
         <w:tblCellMar>
           <w:top w:w="15" w:type="dxa"/>
           <w:left w:w="15" w:type="dxa"/>
           <w:bottom w:w="15" w:type="dxa"/>
           <w:right w:w="15" w:type="dxa"/>
         </w:tblCellMar>
-        <w:tblLook w:val="04A0" w:firstRow="1" w:lastRow="0" w:firstColumn="1" w:lastColumn="0" w:noHBand="0" w:noVBand="1"/>
       </w:tblPr>
       <w:tblGrid>
         <w:gridCol w:w="893"/>
@@ -3887,7 +3151,7 @@
       </w:tblGrid>
       <w:tr>
         <w:trPr>
-          <w:trHeight w:val="1203"/>
+          <w:trHeight w:val="1203" w:hRule="atLeast"/>
         </w:trPr>
         <w:tc>
           <w:tcPr>
@@ -3948,7 +3212,6 @@
                 <w:bCs/>
               </w:rPr>
             </w:pPr>
-            <w:proofErr w:type="spellStart"/>
             <w:r>
               <w:rPr>
                 <w:b/>
@@ -3956,7 +3219,6 @@
               </w:rPr>
               <w:t>스킬명</w:t>
             </w:r>
-            <w:proofErr w:type="spellEnd"/>
           </w:p>
         </w:tc>
         <w:tc>
@@ -4030,7 +3292,7 @@
       </w:tr>
       <w:tr>
         <w:trPr>
-          <w:trHeight w:val="1032"/>
+          <w:trHeight w:val="1032" w:hRule="atLeast"/>
         </w:trPr>
         <w:tc>
           <w:tcPr>
@@ -4167,7 +3429,7 @@
       </w:tr>
       <w:tr>
         <w:trPr>
-          <w:trHeight w:val="1920"/>
+          <w:trHeight w:val="1920" w:hRule="atLeast"/>
         </w:trPr>
         <w:tc>
           <w:tcPr>
@@ -4304,7 +3566,7 @@
       </w:tr>
       <w:tr>
         <w:trPr>
-          <w:trHeight w:val="1635"/>
+          <w:trHeight w:val="1635" w:hRule="atLeast"/>
         </w:trPr>
         <w:tc>
           <w:tcPr>
@@ -4436,7 +3698,6 @@
               </w:rPr>
               <w:t xml:space="preserve">[연속 배기] 대검을 크게 휘두르고 앞으로 </w:t>
             </w:r>
-            <w:proofErr w:type="gramStart"/>
             <w:r>
               <w:rPr>
                 <w:b/>
@@ -4444,7 +3705,6 @@
               </w:rPr>
               <w:t>한번</w:t>
             </w:r>
-            <w:proofErr w:type="gramEnd"/>
             <w:r>
               <w:rPr>
                 <w:b/>
@@ -4457,7 +3717,7 @@
       </w:tr>
       <w:tr>
         <w:trPr>
-          <w:trHeight w:val="1920"/>
+          <w:trHeight w:val="1920" w:hRule="atLeast"/>
         </w:trPr>
         <w:tc>
           <w:tcPr>
@@ -4589,7 +3849,6 @@
               </w:rPr>
               <w:t>[</w:t>
             </w:r>
-            <w:proofErr w:type="spellStart"/>
             <w:r>
               <w:rPr>
                 <w:b/>
@@ -4597,7 +3856,6 @@
               </w:rPr>
               <w:t>폭딜</w:t>
             </w:r>
-            <w:proofErr w:type="spellEnd"/>
             <w:r>
               <w:rPr>
                 <w:b/>
@@ -4629,7 +3887,6 @@
               </w:rPr>
               <w:t xml:space="preserve"> 시전 중 완전 무적. 보스의 그로기 상태에 꽂아 넣는 </w:t>
             </w:r>
-            <w:proofErr w:type="spellStart"/>
             <w:r>
               <w:rPr>
                 <w:b/>
@@ -4637,7 +3894,6 @@
               </w:rPr>
               <w:t>극딜기입니다</w:t>
             </w:r>
-            <w:proofErr w:type="spellEnd"/>
             <w:r>
               <w:rPr>
                 <w:b/>
@@ -4668,7 +3924,6 @@
           <w:b/>
           <w:bCs/>
         </w:rPr>
-        <w:lastRenderedPageBreak/>
         <w:br/>
       </w:r>
     </w:p>
@@ -4687,7 +3942,6 @@
         </w:rPr>
         <w:t xml:space="preserve">=================== 아직 </w:t>
       </w:r>
-      <w:proofErr w:type="spellStart"/>
       <w:r>
         <w:rPr>
           <w:rFonts w:hint="eastAsia"/>
@@ -4696,7 +3950,6 @@
         </w:rPr>
         <w:t>수정중</w:t>
       </w:r>
-      <w:proofErr w:type="spellEnd"/>
     </w:p>
     <w:p>
       <w:pPr>
@@ -4729,7 +3982,6 @@
         </w:rPr>
         <w:t xml:space="preserve">적의 패턴을 끊거나 기절(Stun)시키는 데 특화되어 있으며, </w:t>
       </w:r>
-      <w:proofErr w:type="spellStart"/>
       <w:r>
         <w:rPr>
           <w:rFonts w:hint="eastAsia"/>
@@ -4738,7 +3990,6 @@
         </w:rPr>
         <w:t>어그로를</w:t>
       </w:r>
-      <w:proofErr w:type="spellEnd"/>
       <w:r>
         <w:rPr>
           <w:rFonts w:hint="eastAsia"/>
@@ -4759,13 +4010,13 @@
     <w:tbl>
       <w:tblPr>
         <w:tblW w:w="0" w:type="auto"/>
+        <w:tblLook w:val="04A0" w:firstRow="1" w:lastRow="0" w:firstColumn="1" w:lastColumn="0" w:noHBand="0" w:noVBand="1"/>
         <w:tblCellMar>
           <w:top w:w="15" w:type="dxa"/>
           <w:left w:w="15" w:type="dxa"/>
           <w:bottom w:w="15" w:type="dxa"/>
           <w:right w:w="15" w:type="dxa"/>
         </w:tblCellMar>
-        <w:tblLook w:val="04A0" w:firstRow="1" w:lastRow="0" w:firstColumn="1" w:lastColumn="0" w:noHBand="0" w:noVBand="1"/>
       </w:tblPr>
       <w:tblGrid>
         <w:gridCol w:w="838"/>
@@ -4775,7 +4026,7 @@
       </w:tblGrid>
       <w:tr>
         <w:trPr>
-          <w:trHeight w:val="810"/>
+          <w:trHeight w:val="810" w:hRule="atLeast"/>
         </w:trPr>
         <w:tc>
           <w:tcPr>
@@ -4836,7 +4087,6 @@
                 <w:bCs/>
               </w:rPr>
             </w:pPr>
-            <w:proofErr w:type="spellStart"/>
             <w:r>
               <w:rPr>
                 <w:b/>
@@ -4844,7 +4094,6 @@
               </w:rPr>
               <w:t>스킬명</w:t>
             </w:r>
-            <w:proofErr w:type="spellEnd"/>
           </w:p>
         </w:tc>
         <w:tc>
@@ -4918,7 +4167,7 @@
       </w:tr>
       <w:tr>
         <w:trPr>
-          <w:trHeight w:val="1635"/>
+          <w:trHeight w:val="1635" w:hRule="atLeast"/>
         </w:trPr>
         <w:tc>
           <w:tcPr>
@@ -5079,7 +4328,7 @@
       </w:tr>
       <w:tr>
         <w:trPr>
-          <w:trHeight w:val="1635"/>
+          <w:trHeight w:val="1635" w:hRule="atLeast"/>
         </w:trPr>
         <w:tc>
           <w:tcPr>
@@ -5211,7 +4460,6 @@
               </w:rPr>
               <w:t>[</w:t>
             </w:r>
-            <w:proofErr w:type="spellStart"/>
             <w:r>
               <w:rPr>
                 <w:b/>
@@ -5219,7 +4467,6 @@
               </w:rPr>
               <w:t>돌진기</w:t>
             </w:r>
-            <w:proofErr w:type="spellEnd"/>
             <w:r>
               <w:rPr>
                 <w:b/>
@@ -5256,7 +4503,7 @@
       </w:tr>
       <w:tr>
         <w:trPr>
-          <w:trHeight w:val="1635"/>
+          <w:trHeight w:val="1635" w:hRule="atLeast"/>
         </w:trPr>
         <w:tc>
           <w:tcPr>
@@ -5412,7 +4659,6 @@
               </w:rPr>
               <w:t xml:space="preserve"> 주변 적들의 이동 속도를 늦추고, </w:t>
             </w:r>
-            <w:proofErr w:type="spellStart"/>
             <w:r>
               <w:rPr>
                 <w:b/>
@@ -5420,7 +4666,6 @@
               </w:rPr>
               <w:t>어그로를</w:t>
             </w:r>
-            <w:proofErr w:type="spellEnd"/>
             <w:r>
               <w:rPr>
                 <w:b/>
@@ -5433,7 +4678,7 @@
       </w:tr>
       <w:tr>
         <w:trPr>
-          <w:trHeight w:val="1920"/>
+          <w:trHeight w:val="1920" w:hRule="atLeast"/>
         </w:trPr>
         <w:tc>
           <w:tcPr>
@@ -5565,7 +4810,6 @@
               </w:rPr>
               <w:t>[지형 생성/광역 폭발] 검에 힘을 모아 바닥에 꽂으면, 타겟 주변으로 거대한 돌기둥(</w:t>
             </w:r>
-            <w:proofErr w:type="spellStart"/>
             <w:r>
               <w:rPr>
                 <w:b/>
@@ -5573,7 +4817,6 @@
               </w:rPr>
               <w:t>복셀</w:t>
             </w:r>
-            <w:proofErr w:type="spellEnd"/>
             <w:r>
               <w:rPr>
                 <w:b/>
@@ -5605,7 +4848,6 @@
               </w:rPr>
               <w:t xml:space="preserve"> 보스의 퇴로를 차단하고 막대한 딜을 넣는 묵직한 </w:t>
             </w:r>
-            <w:proofErr w:type="spellStart"/>
             <w:r>
               <w:rPr>
                 <w:b/>
@@ -5613,7 +4855,6 @@
               </w:rPr>
               <w:t>궁극기</w:t>
             </w:r>
-            <w:proofErr w:type="spellEnd"/>
             <w:r>
               <w:rPr>
                 <w:b/>
@@ -5676,13 +4917,13 @@
     <w:tbl>
       <w:tblPr>
         <w:tblW w:w="0" w:type="auto"/>
+        <w:tblLook w:val="04A0" w:firstRow="1" w:lastRow="0" w:firstColumn="1" w:lastColumn="0" w:noHBand="0" w:noVBand="1"/>
         <w:tblCellMar>
           <w:top w:w="15" w:type="dxa"/>
           <w:left w:w="15" w:type="dxa"/>
           <w:bottom w:w="15" w:type="dxa"/>
           <w:right w:w="15" w:type="dxa"/>
         </w:tblCellMar>
-        <w:tblLook w:val="04A0" w:firstRow="1" w:lastRow="0" w:firstColumn="1" w:lastColumn="0" w:noHBand="0" w:noVBand="1"/>
       </w:tblPr>
       <w:tblGrid>
         <w:gridCol w:w="829"/>
@@ -5692,7 +4933,7 @@
       </w:tblGrid>
       <w:tr>
         <w:trPr>
-          <w:trHeight w:val="810"/>
+          <w:trHeight w:val="810" w:hRule="atLeast"/>
         </w:trPr>
         <w:tc>
           <w:tcPr>
@@ -5753,7 +4994,6 @@
                 <w:bCs/>
               </w:rPr>
             </w:pPr>
-            <w:proofErr w:type="spellStart"/>
             <w:r>
               <w:rPr>
                 <w:b/>
@@ -5761,7 +5001,6 @@
               </w:rPr>
               <w:t>스킬명</w:t>
             </w:r>
-            <w:proofErr w:type="spellEnd"/>
           </w:p>
         </w:tc>
         <w:tc>
@@ -5835,7 +5074,7 @@
       </w:tr>
       <w:tr>
         <w:trPr>
-          <w:trHeight w:val="1635"/>
+          <w:trHeight w:val="1635" w:hRule="atLeast"/>
         </w:trPr>
         <w:tc>
           <w:tcPr>
@@ -5991,7 +5230,6 @@
               </w:rPr>
               <w:t xml:space="preserve"> </w:t>
             </w:r>
-            <w:proofErr w:type="spellStart"/>
             <w:r>
               <w:rPr>
                 <w:b/>
@@ -5999,7 +5237,6 @@
               </w:rPr>
               <w:t>쿨타임이</w:t>
             </w:r>
-            <w:proofErr w:type="spellEnd"/>
             <w:r>
               <w:rPr>
                 <w:b/>
@@ -6007,7 +5244,6 @@
               </w:rPr>
               <w:t xml:space="preserve"> 매우 짧아 평타 사이에 섞어 쓰는(캔슬) 핵심 </w:t>
             </w:r>
-            <w:proofErr w:type="spellStart"/>
             <w:r>
               <w:rPr>
                 <w:b/>
@@ -6015,7 +5251,6 @@
               </w:rPr>
               <w:t>딜링기</w:t>
             </w:r>
-            <w:proofErr w:type="spellEnd"/>
             <w:r>
               <w:rPr>
                 <w:b/>
@@ -6028,7 +5263,7 @@
       </w:tr>
       <w:tr>
         <w:trPr>
-          <w:trHeight w:val="1635"/>
+          <w:trHeight w:val="1635" w:hRule="atLeast"/>
         </w:trPr>
         <w:tc>
           <w:tcPr>
@@ -6184,7 +5419,6 @@
               </w:rPr>
               <w:t xml:space="preserve"> 적을 관통하여 </w:t>
             </w:r>
-            <w:proofErr w:type="spellStart"/>
             <w:r>
               <w:rPr>
                 <w:b/>
@@ -6192,7 +5426,6 @@
               </w:rPr>
               <w:t>뒤잡기</w:t>
             </w:r>
-            <w:proofErr w:type="spellEnd"/>
             <w:r>
               <w:rPr>
                 <w:b/>
@@ -6205,7 +5438,7 @@
       </w:tr>
       <w:tr>
         <w:trPr>
-          <w:trHeight w:val="1635"/>
+          <w:trHeight w:val="1635" w:hRule="atLeast"/>
         </w:trPr>
         <w:tc>
           <w:tcPr>
@@ -6337,7 +5570,6 @@
               </w:rPr>
               <w:t>[</w:t>
             </w:r>
-            <w:proofErr w:type="spellStart"/>
             <w:r>
               <w:rPr>
                 <w:b/>
@@ -6345,7 +5577,6 @@
               </w:rPr>
               <w:t>접근기</w:t>
             </w:r>
-            <w:proofErr w:type="spellEnd"/>
             <w:r>
               <w:rPr>
                 <w:b/>
@@ -6382,7 +5613,7 @@
       </w:tr>
       <w:tr>
         <w:trPr>
-          <w:trHeight w:val="1635"/>
+          <w:trHeight w:val="1635" w:hRule="atLeast"/>
         </w:trPr>
         <w:tc>
           <w:tcPr>
@@ -6587,7 +5818,6 @@
           <w:b/>
           <w:bCs/>
         </w:rPr>
-        <w:lastRenderedPageBreak/>
         <w:t>다.</w:t>
       </w:r>
     </w:p>
@@ -6602,13 +5832,13 @@
     <w:tbl>
       <w:tblPr>
         <w:tblW w:w="0" w:type="auto"/>
+        <w:tblLook w:val="04A0" w:firstRow="1" w:lastRow="0" w:firstColumn="1" w:lastColumn="0" w:noHBand="0" w:noVBand="1"/>
         <w:tblCellMar>
           <w:top w:w="15" w:type="dxa"/>
           <w:left w:w="15" w:type="dxa"/>
           <w:bottom w:w="15" w:type="dxa"/>
           <w:right w:w="15" w:type="dxa"/>
         </w:tblCellMar>
-        <w:tblLook w:val="04A0" w:firstRow="1" w:lastRow="0" w:firstColumn="1" w:lastColumn="0" w:noHBand="0" w:noVBand="1"/>
       </w:tblPr>
       <w:tblGrid>
         <w:gridCol w:w="853"/>
@@ -6618,7 +5848,7 @@
       </w:tblGrid>
       <w:tr>
         <w:trPr>
-          <w:trHeight w:val="810"/>
+          <w:trHeight w:val="810" w:hRule="atLeast"/>
         </w:trPr>
         <w:tc>
           <w:tcPr>
@@ -6679,7 +5909,6 @@
                 <w:bCs/>
               </w:rPr>
             </w:pPr>
-            <w:proofErr w:type="spellStart"/>
             <w:r>
               <w:rPr>
                 <w:b/>
@@ -6687,7 +5916,6 @@
               </w:rPr>
               <w:t>스킬명</w:t>
             </w:r>
-            <w:proofErr w:type="spellEnd"/>
           </w:p>
         </w:tc>
         <w:tc>
@@ -6761,7 +5989,7 @@
       </w:tr>
       <w:tr>
         <w:trPr>
-          <w:trHeight w:val="1365"/>
+          <w:trHeight w:val="1365" w:hRule="atLeast"/>
         </w:trPr>
         <w:tc>
           <w:tcPr>
@@ -6922,7 +6150,7 @@
       </w:tr>
       <w:tr>
         <w:trPr>
-          <w:trHeight w:val="1635"/>
+          <w:trHeight w:val="1635" w:hRule="atLeast"/>
         </w:trPr>
         <w:tc>
           <w:tcPr>
@@ -7078,7 +6306,6 @@
               </w:rPr>
               <w:t xml:space="preserve"> 창의 단점인 '좌우 범위'</w:t>
             </w:r>
-            <w:proofErr w:type="spellStart"/>
             <w:r>
               <w:rPr>
                 <w:b/>
@@ -7086,7 +6313,6 @@
               </w:rPr>
               <w:t>를</w:t>
             </w:r>
-            <w:proofErr w:type="spellEnd"/>
             <w:r>
               <w:rPr>
                 <w:b/>
@@ -7099,7 +6325,7 @@
       </w:tr>
       <w:tr>
         <w:trPr>
-          <w:trHeight w:val="1920"/>
+          <w:trHeight w:val="1920" w:hRule="atLeast"/>
         </w:trPr>
         <w:tc>
           <w:tcPr>
@@ -7260,7 +6486,7 @@
       </w:tr>
       <w:tr>
         <w:trPr>
-          <w:trHeight w:val="1920"/>
+          <w:trHeight w:val="1920" w:hRule="atLeast"/>
         </w:trPr>
         <w:tc>
           <w:tcPr>
@@ -7392,7 +6618,6 @@
               </w:rPr>
               <w:t>[장판/</w:t>
             </w:r>
-            <w:proofErr w:type="spellStart"/>
             <w:r>
               <w:rPr>
                 <w:b/>
@@ -7400,7 +6625,6 @@
               </w:rPr>
               <w:t>지속딜</w:t>
             </w:r>
-            <w:proofErr w:type="spellEnd"/>
             <w:r>
               <w:rPr>
                 <w:b/>
@@ -7440,7 +6664,7 @@
     <w:sectPr>
       <w:pgSz w:w="11906" w:h="16838"/>
       <w:pgMar w:top="1701" w:right="1440" w:bottom="1440" w:left="1440" w:header="851" w:footer="992" w:gutter="0"/>
-      <w:cols w:space="425"/>
+      <w:cols/>
       <w:docGrid w:linePitch="360"/>
     </w:sectPr>
   </w:body>
@@ -7448,149 +6672,149 @@
 </file>
 
 <file path=word/numbering.xml><?xml version="1.0" encoding="utf-8"?>
-<w:numbering xmlns:wpc="http://schemas.microsoft.com/office/word/2010/wordprocessingCanvas" xmlns:cx="http://schemas.microsoft.com/office/drawing/2014/chartex" xmlns:cx1="http://schemas.microsoft.com/office/drawing/2015/9/8/chartex" xmlns:cx2="http://schemas.microsoft.com/office/drawing/2015/10/21/chartex" xmlns:cx3="http://schemas.microsoft.com/office/drawing/2016/5/9/chartex" xmlns:cx4="http://schemas.microsoft.com/office/drawing/2016/5/10/chartex" xmlns:cx5="http://schemas.microsoft.com/office/drawing/2016/5/11/chartex" xmlns:cx6="http://schemas.microsoft.com/office/drawing/2016/5/12/chartex" xmlns:cx7="http://schemas.microsoft.com/office/drawing/2016/5/13/chartex" xmlns:cx8="http://schemas.microsoft.com/office/drawing/2016/5/14/chartex" xmlns:mc="http://schemas.openxmlformats.org/markup-compatibility/2006" xmlns:aink="http://schemas.microsoft.com/office/drawing/2016/ink" xmlns:am3d="http://schemas.microsoft.com/office/drawing/2017/model3d" xmlns:o="urn:schemas-microsoft-com:office:office" xmlns:oel="http://schemas.microsoft.com/office/2019/extlst" xmlns:r="http://schemas.openxmlformats.org/officeDocument/2006/relationships" xmlns:m="http://schemas.openxmlformats.org/officeDocument/2006/math" xmlns:v="urn:schemas-microsoft-com:vml" xmlns:wp14="http://schemas.microsoft.com/office/word/2010/wordprocessingDrawing" xmlns:wp="http://schemas.openxmlformats.org/drawingml/2006/wordprocessingDrawing" xmlns:w10="urn:schemas-microsoft-com:office:word" xmlns:w="http://schemas.openxmlformats.org/wordprocessingml/2006/main" xmlns:w14="http://schemas.microsoft.com/office/word/2010/wordml" xmlns:w15="http://schemas.microsoft.com/office/word/2012/wordml" xmlns:w16cex="http://schemas.microsoft.com/office/word/2018/wordml/cex" xmlns:w16cid="http://schemas.microsoft.com/office/word/2016/wordml/cid" xmlns:w16="http://schemas.microsoft.com/office/word/2018/wordml" xmlns:w16du="http://schemas.microsoft.com/office/word/2023/wordml/word16du" xmlns:w16sdtdh="http://schemas.microsoft.com/office/word/2020/wordml/sdtdatahash" xmlns:w16sdtfl="http://schemas.microsoft.com/office/word/2024/wordml/sdtformatlock" xmlns:w16se="http://schemas.microsoft.com/office/word/2015/wordml/symex" xmlns:wpg="http://schemas.microsoft.com/office/word/2010/wordprocessingGroup" xmlns:wpi="http://schemas.microsoft.com/office/word/2010/wordprocessingInk" xmlns:wne="http://schemas.microsoft.com/office/word/2006/wordml" xmlns:wps="http://schemas.microsoft.com/office/word/2010/wordprocessingShape" mc:Ignorable="w14 w15 w16se w16cid w16 w16cex w16sdtdh w16sdtfl w16du wp14">
-  <w:abstractNum w:abstractNumId="0" w15:restartNumberingAfterBreak="0">
-    <w:nsid w:val="02412228"/>
+<w:numbering xmlns:ve="http://schemas.openxmlformats.org/markup-compatibility/2006" xmlns:o="urn:schemas-microsoft-com:office:office" xmlns:r="http://schemas.openxmlformats.org/officeDocument/2006/relationships" xmlns:m="http://schemas.openxmlformats.org/officeDocument/2006/math" xmlns:v="urn:schemas-microsoft-com:vml" xmlns:wp="http://schemas.openxmlformats.org/drawingml/2006/wordprocessingDrawing" xmlns:w10="urn:schemas-microsoft-com:office:word" xmlns:w="http://schemas.openxmlformats.org/wordprocessingml/2006/main" xmlns:w14="http://schemas.microsoft.com/office/word/2010/wordml" xmlns:wne="http://schemas.microsoft.com/office/word/2006/wordml">
+  <w:abstractNum w:abstractNumId="0">
+    <w:nsid w:val="65484846"/>
     <w:multiLevelType w:val="multilevel"/>
-    <w:tmpl w:val="39D0699A"/>
+    <w:tmpl w:val="dd2edd1e"/>
     <w:lvl w:ilvl="0">
       <w:start w:val="1"/>
       <w:numFmt w:val="bullet"/>
       <w:lvlText w:val=""/>
       <w:lvlJc w:val="left"/>
       <w:pPr>
+        <w:ind w:left="720" w:hanging="360"/>
         <w:tabs>
           <w:tab w:val="num" w:pos="720"/>
         </w:tabs>
-        <w:ind w:left="720" w:hanging="360"/>
       </w:pPr>
       <w:rPr>
         <w:rFonts w:ascii="Symbol" w:hAnsi="Symbol" w:hint="default"/>
         <w:sz w:val="20"/>
       </w:rPr>
     </w:lvl>
-    <w:lvl w:ilvl="1" w:tentative="1">
+    <w:lvl w:ilvl="1" w:tentative="on">
       <w:start w:val="1"/>
       <w:numFmt w:val="bullet"/>
       <w:lvlText w:val="o"/>
       <w:lvlJc w:val="left"/>
       <w:pPr>
+        <w:ind w:left="1440" w:hanging="360"/>
         <w:tabs>
           <w:tab w:val="num" w:pos="1440"/>
         </w:tabs>
-        <w:ind w:left="1440" w:hanging="360"/>
       </w:pPr>
       <w:rPr>
         <w:rFonts w:ascii="Courier New" w:hAnsi="Courier New" w:hint="default"/>
         <w:sz w:val="20"/>
       </w:rPr>
     </w:lvl>
-    <w:lvl w:ilvl="2" w:tentative="1">
+    <w:lvl w:ilvl="2" w:tentative="on">
       <w:start w:val="1"/>
       <w:numFmt w:val="bullet"/>
       <w:lvlText w:val=""/>
       <w:lvlJc w:val="left"/>
       <w:pPr>
+        <w:ind w:left="2160" w:hanging="360"/>
         <w:tabs>
           <w:tab w:val="num" w:pos="2160"/>
         </w:tabs>
-        <w:ind w:left="2160" w:hanging="360"/>
       </w:pPr>
       <w:rPr>
         <w:rFonts w:ascii="Wingdings" w:hAnsi="Wingdings" w:hint="default"/>
         <w:sz w:val="20"/>
       </w:rPr>
     </w:lvl>
-    <w:lvl w:ilvl="3" w:tentative="1">
+    <w:lvl w:ilvl="3" w:tentative="on">
       <w:start w:val="1"/>
       <w:numFmt w:val="bullet"/>
       <w:lvlText w:val=""/>
       <w:lvlJc w:val="left"/>
       <w:pPr>
+        <w:ind w:left="2880" w:hanging="360"/>
         <w:tabs>
           <w:tab w:val="num" w:pos="2880"/>
         </w:tabs>
-        <w:ind w:left="2880" w:hanging="360"/>
       </w:pPr>
       <w:rPr>
         <w:rFonts w:ascii="Wingdings" w:hAnsi="Wingdings" w:hint="default"/>
         <w:sz w:val="20"/>
       </w:rPr>
     </w:lvl>
-    <w:lvl w:ilvl="4" w:tentative="1">
+    <w:lvl w:ilvl="4" w:tentative="on">
       <w:start w:val="1"/>
       <w:numFmt w:val="bullet"/>
       <w:lvlText w:val=""/>
       <w:lvlJc w:val="left"/>
       <w:pPr>
+        <w:ind w:left="3600" w:hanging="360"/>
         <w:tabs>
           <w:tab w:val="num" w:pos="3600"/>
         </w:tabs>
-        <w:ind w:left="3600" w:hanging="360"/>
       </w:pPr>
       <w:rPr>
         <w:rFonts w:ascii="Wingdings" w:hAnsi="Wingdings" w:hint="default"/>
         <w:sz w:val="20"/>
       </w:rPr>
     </w:lvl>
-    <w:lvl w:ilvl="5" w:tentative="1">
+    <w:lvl w:ilvl="5" w:tentative="on">
       <w:start w:val="1"/>
       <w:numFmt w:val="bullet"/>
       <w:lvlText w:val=""/>
       <w:lvlJc w:val="left"/>
       <w:pPr>
+        <w:ind w:left="4320" w:hanging="360"/>
         <w:tabs>
           <w:tab w:val="num" w:pos="4320"/>
         </w:tabs>
-        <w:ind w:left="4320" w:hanging="360"/>
       </w:pPr>
       <w:rPr>
         <w:rFonts w:ascii="Wingdings" w:hAnsi="Wingdings" w:hint="default"/>
         <w:sz w:val="20"/>
       </w:rPr>
     </w:lvl>
-    <w:lvl w:ilvl="6" w:tentative="1">
+    <w:lvl w:ilvl="6" w:tentative="on">
       <w:start w:val="1"/>
       <w:numFmt w:val="bullet"/>
       <w:lvlText w:val=""/>
       <w:lvlJc w:val="left"/>
       <w:pPr>
+        <w:ind w:left="5040" w:hanging="360"/>
         <w:tabs>
           <w:tab w:val="num" w:pos="5040"/>
         </w:tabs>
-        <w:ind w:left="5040" w:hanging="360"/>
       </w:pPr>
       <w:rPr>
         <w:rFonts w:ascii="Wingdings" w:hAnsi="Wingdings" w:hint="default"/>
         <w:sz w:val="20"/>
       </w:rPr>
     </w:lvl>
-    <w:lvl w:ilvl="7" w:tentative="1">
+    <w:lvl w:ilvl="7" w:tentative="on">
       <w:start w:val="1"/>
       <w:numFmt w:val="bullet"/>
       <w:lvlText w:val=""/>
       <w:lvlJc w:val="left"/>
       <w:pPr>
+        <w:ind w:left="5760" w:hanging="360"/>
         <w:tabs>
           <w:tab w:val="num" w:pos="5760"/>
         </w:tabs>
-        <w:ind w:left="5760" w:hanging="360"/>
       </w:pPr>
       <w:rPr>
         <w:rFonts w:ascii="Wingdings" w:hAnsi="Wingdings" w:hint="default"/>
         <w:sz w:val="20"/>
       </w:rPr>
     </w:lvl>
-    <w:lvl w:ilvl="8" w:tentative="1">
+    <w:lvl w:ilvl="8" w:tentative="on">
       <w:start w:val="1"/>
       <w:numFmt w:val="bullet"/>
       <w:lvlText w:val=""/>
       <w:lvlJc w:val="left"/>
       <w:pPr>
+        <w:ind w:left="6480" w:hanging="360"/>
         <w:tabs>
           <w:tab w:val="num" w:pos="6480"/>
         </w:tabs>
-        <w:ind w:left="6480" w:hanging="360"/>
       </w:pPr>
       <w:rPr>
         <w:rFonts w:ascii="Wingdings" w:hAnsi="Wingdings" w:hint="default"/>
@@ -7598,148 +6822,148 @@
       </w:rPr>
     </w:lvl>
   </w:abstractNum>
-  <w:abstractNum w:abstractNumId="1" w15:restartNumberingAfterBreak="0">
-    <w:nsid w:val="125172A2"/>
+  <w:abstractNum w:abstractNumId="1">
+    <w:nsid w:val="704c5f84"/>
     <w:multiLevelType w:val="multilevel"/>
-    <w:tmpl w:val="21AE7206"/>
+    <w:tmpl w:val="287c7a3a"/>
     <w:lvl w:ilvl="0">
       <w:start w:val="1"/>
       <w:numFmt w:val="bullet"/>
       <w:lvlText w:val=""/>
       <w:lvlJc w:val="left"/>
       <w:pPr>
+        <w:ind w:left="720" w:hanging="360"/>
         <w:tabs>
           <w:tab w:val="num" w:pos="720"/>
         </w:tabs>
-        <w:ind w:left="720" w:hanging="360"/>
       </w:pPr>
       <w:rPr>
         <w:rFonts w:ascii="Symbol" w:hAnsi="Symbol" w:hint="default"/>
         <w:sz w:val="20"/>
       </w:rPr>
     </w:lvl>
-    <w:lvl w:ilvl="1" w:tentative="1">
+    <w:lvl w:ilvl="1" w:tentative="on">
       <w:start w:val="1"/>
       <w:numFmt w:val="bullet"/>
       <w:lvlText w:val="o"/>
       <w:lvlJc w:val="left"/>
       <w:pPr>
+        <w:ind w:left="1440" w:hanging="360"/>
         <w:tabs>
           <w:tab w:val="num" w:pos="1440"/>
         </w:tabs>
-        <w:ind w:left="1440" w:hanging="360"/>
       </w:pPr>
       <w:rPr>
         <w:rFonts w:ascii="Courier New" w:hAnsi="Courier New" w:hint="default"/>
         <w:sz w:val="20"/>
       </w:rPr>
     </w:lvl>
-    <w:lvl w:ilvl="2" w:tentative="1">
+    <w:lvl w:ilvl="2" w:tentative="on">
       <w:start w:val="1"/>
       <w:numFmt w:val="bullet"/>
       <w:lvlText w:val=""/>
       <w:lvlJc w:val="left"/>
       <w:pPr>
+        <w:ind w:left="2160" w:hanging="360"/>
         <w:tabs>
           <w:tab w:val="num" w:pos="2160"/>
         </w:tabs>
-        <w:ind w:left="2160" w:hanging="360"/>
       </w:pPr>
       <w:rPr>
         <w:rFonts w:ascii="Wingdings" w:hAnsi="Wingdings" w:hint="default"/>
         <w:sz w:val="20"/>
       </w:rPr>
     </w:lvl>
-    <w:lvl w:ilvl="3" w:tentative="1">
+    <w:lvl w:ilvl="3" w:tentative="on">
       <w:start w:val="1"/>
       <w:numFmt w:val="bullet"/>
       <w:lvlText w:val=""/>
       <w:lvlJc w:val="left"/>
       <w:pPr>
+        <w:ind w:left="2880" w:hanging="360"/>
         <w:tabs>
           <w:tab w:val="num" w:pos="2880"/>
         </w:tabs>
-        <w:ind w:left="2880" w:hanging="360"/>
       </w:pPr>
       <w:rPr>
         <w:rFonts w:ascii="Wingdings" w:hAnsi="Wingdings" w:hint="default"/>
         <w:sz w:val="20"/>
       </w:rPr>
     </w:lvl>
-    <w:lvl w:ilvl="4" w:tentative="1">
+    <w:lvl w:ilvl="4" w:tentative="on">
       <w:start w:val="1"/>
       <w:numFmt w:val="bullet"/>
       <w:lvlText w:val=""/>
       <w:lvlJc w:val="left"/>
       <w:pPr>
+        <w:ind w:left="3600" w:hanging="360"/>
         <w:tabs>
           <w:tab w:val="num" w:pos="3600"/>
         </w:tabs>
-        <w:ind w:left="3600" w:hanging="360"/>
       </w:pPr>
       <w:rPr>
         <w:rFonts w:ascii="Wingdings" w:hAnsi="Wingdings" w:hint="default"/>
         <w:sz w:val="20"/>
       </w:rPr>
     </w:lvl>
-    <w:lvl w:ilvl="5" w:tentative="1">
+    <w:lvl w:ilvl="5" w:tentative="on">
       <w:start w:val="1"/>
       <w:numFmt w:val="bullet"/>
       <w:lvlText w:val=""/>
       <w:lvlJc w:val="left"/>
       <w:pPr>
+        <w:ind w:left="4320" w:hanging="360"/>
         <w:tabs>
           <w:tab w:val="num" w:pos="4320"/>
         </w:tabs>
-        <w:ind w:left="4320" w:hanging="360"/>
       </w:pPr>
       <w:rPr>
         <w:rFonts w:ascii="Wingdings" w:hAnsi="Wingdings" w:hint="default"/>
         <w:sz w:val="20"/>
       </w:rPr>
     </w:lvl>
-    <w:lvl w:ilvl="6" w:tentative="1">
+    <w:lvl w:ilvl="6" w:tentative="on">
       <w:start w:val="1"/>
       <w:numFmt w:val="bullet"/>
       <w:lvlText w:val=""/>
       <w:lvlJc w:val="left"/>
       <w:pPr>
+        <w:ind w:left="5040" w:hanging="360"/>
         <w:tabs>
           <w:tab w:val="num" w:pos="5040"/>
         </w:tabs>
-        <w:ind w:left="5040" w:hanging="360"/>
       </w:pPr>
       <w:rPr>
         <w:rFonts w:ascii="Wingdings" w:hAnsi="Wingdings" w:hint="default"/>
         <w:sz w:val="20"/>
       </w:rPr>
     </w:lvl>
-    <w:lvl w:ilvl="7" w:tentative="1">
+    <w:lvl w:ilvl="7" w:tentative="on">
       <w:start w:val="1"/>
       <w:numFmt w:val="bullet"/>
       <w:lvlText w:val=""/>
       <w:lvlJc w:val="left"/>
       <w:pPr>
+        <w:ind w:left="5760" w:hanging="360"/>
         <w:tabs>
           <w:tab w:val="num" w:pos="5760"/>
         </w:tabs>
-        <w:ind w:left="5760" w:hanging="360"/>
       </w:pPr>
       <w:rPr>
         <w:rFonts w:ascii="Wingdings" w:hAnsi="Wingdings" w:hint="default"/>
         <w:sz w:val="20"/>
       </w:rPr>
     </w:lvl>
-    <w:lvl w:ilvl="8" w:tentative="1">
+    <w:lvl w:ilvl="8" w:tentative="on">
       <w:start w:val="1"/>
       <w:numFmt w:val="bullet"/>
       <w:lvlText w:val=""/>
       <w:lvlJc w:val="left"/>
       <w:pPr>
+        <w:ind w:left="6480" w:hanging="360"/>
         <w:tabs>
           <w:tab w:val="num" w:pos="6480"/>
         </w:tabs>
-        <w:ind w:left="6480" w:hanging="360"/>
       </w:pPr>
       <w:rPr>
         <w:rFonts w:ascii="Wingdings" w:hAnsi="Wingdings" w:hint="default"/>
@@ -7747,148 +6971,148 @@
       </w:rPr>
     </w:lvl>
   </w:abstractNum>
-  <w:abstractNum w:abstractNumId="2" w15:restartNumberingAfterBreak="0">
-    <w:nsid w:val="17816DF1"/>
+  <w:abstractNum w:abstractNumId="2">
+    <w:nsid w:val="17816df1"/>
     <w:multiLevelType w:val="multilevel"/>
-    <w:tmpl w:val="272AD432"/>
+    <w:tmpl w:val="272ad432"/>
     <w:lvl w:ilvl="0">
       <w:start w:val="1"/>
       <w:numFmt w:val="bullet"/>
       <w:lvlText w:val=""/>
       <w:lvlJc w:val="left"/>
       <w:pPr>
+        <w:ind w:left="720" w:hanging="360"/>
         <w:tabs>
           <w:tab w:val="num" w:pos="720"/>
         </w:tabs>
-        <w:ind w:left="720" w:hanging="360"/>
       </w:pPr>
       <w:rPr>
         <w:rFonts w:ascii="Symbol" w:hAnsi="Symbol" w:hint="default"/>
         <w:sz w:val="20"/>
       </w:rPr>
     </w:lvl>
-    <w:lvl w:ilvl="1" w:tentative="1">
+    <w:lvl w:ilvl="1" w:tentative="on">
       <w:start w:val="1"/>
       <w:numFmt w:val="bullet"/>
       <w:lvlText w:val="o"/>
       <w:lvlJc w:val="left"/>
       <w:pPr>
+        <w:ind w:left="1440" w:hanging="360"/>
         <w:tabs>
           <w:tab w:val="num" w:pos="1440"/>
         </w:tabs>
-        <w:ind w:left="1440" w:hanging="360"/>
       </w:pPr>
       <w:rPr>
         <w:rFonts w:ascii="Courier New" w:hAnsi="Courier New" w:hint="default"/>
         <w:sz w:val="20"/>
       </w:rPr>
     </w:lvl>
-    <w:lvl w:ilvl="2" w:tentative="1">
+    <w:lvl w:ilvl="2" w:tentative="on">
       <w:start w:val="1"/>
       <w:numFmt w:val="bullet"/>
       <w:lvlText w:val=""/>
       <w:lvlJc w:val="left"/>
       <w:pPr>
+        <w:ind w:left="2160" w:hanging="360"/>
         <w:tabs>
           <w:tab w:val="num" w:pos="2160"/>
         </w:tabs>
-        <w:ind w:left="2160" w:hanging="360"/>
       </w:pPr>
       <w:rPr>
         <w:rFonts w:ascii="Wingdings" w:hAnsi="Wingdings" w:hint="default"/>
         <w:sz w:val="20"/>
       </w:rPr>
     </w:lvl>
-    <w:lvl w:ilvl="3" w:tentative="1">
+    <w:lvl w:ilvl="3" w:tentative="on">
       <w:start w:val="1"/>
       <w:numFmt w:val="bullet"/>
       <w:lvlText w:val=""/>
       <w:lvlJc w:val="left"/>
       <w:pPr>
+        <w:ind w:left="2880" w:hanging="360"/>
         <w:tabs>
           <w:tab w:val="num" w:pos="2880"/>
         </w:tabs>
-        <w:ind w:left="2880" w:hanging="360"/>
       </w:pPr>
       <w:rPr>
         <w:rFonts w:ascii="Wingdings" w:hAnsi="Wingdings" w:hint="default"/>
         <w:sz w:val="20"/>
       </w:rPr>
     </w:lvl>
-    <w:lvl w:ilvl="4" w:tentative="1">
+    <w:lvl w:ilvl="4" w:tentative="on">
       <w:start w:val="1"/>
       <w:numFmt w:val="bullet"/>
       <w:lvlText w:val=""/>
       <w:lvlJc w:val="left"/>
       <w:pPr>
+        <w:ind w:left="3600" w:hanging="360"/>
         <w:tabs>
           <w:tab w:val="num" w:pos="3600"/>
         </w:tabs>
-        <w:ind w:left="3600" w:hanging="360"/>
       </w:pPr>
       <w:rPr>
         <w:rFonts w:ascii="Wingdings" w:hAnsi="Wingdings" w:hint="default"/>
         <w:sz w:val="20"/>
       </w:rPr>
     </w:lvl>
-    <w:lvl w:ilvl="5" w:tentative="1">
+    <w:lvl w:ilvl="5" w:tentative="on">
       <w:start w:val="1"/>
       <w:numFmt w:val="bullet"/>
       <w:lvlText w:val=""/>
       <w:lvlJc w:val="left"/>
       <w:pPr>
+        <w:ind w:left="4320" w:hanging="360"/>
         <w:tabs>
           <w:tab w:val="num" w:pos="4320"/>
         </w:tabs>
-        <w:ind w:left="4320" w:hanging="360"/>
       </w:pPr>
       <w:rPr>
         <w:rFonts w:ascii="Wingdings" w:hAnsi="Wingdings" w:hint="default"/>
         <w:sz w:val="20"/>
       </w:rPr>
     </w:lvl>
-    <w:lvl w:ilvl="6" w:tentative="1">
+    <w:lvl w:ilvl="6" w:tentative="on">
       <w:start w:val="1"/>
       <w:numFmt w:val="bullet"/>
       <w:lvlText w:val=""/>
       <w:lvlJc w:val="left"/>
       <w:pPr>
+        <w:ind w:left="5040" w:hanging="360"/>
         <w:tabs>
           <w:tab w:val="num" w:pos="5040"/>
         </w:tabs>
-        <w:ind w:left="5040" w:hanging="360"/>
       </w:pPr>
       <w:rPr>
         <w:rFonts w:ascii="Wingdings" w:hAnsi="Wingdings" w:hint="default"/>
         <w:sz w:val="20"/>
       </w:rPr>
     </w:lvl>
-    <w:lvl w:ilvl="7" w:tentative="1">
+    <w:lvl w:ilvl="7" w:tentative="on">
       <w:start w:val="1"/>
       <w:numFmt w:val="bullet"/>
       <w:lvlText w:val=""/>
       <w:lvlJc w:val="left"/>
       <w:pPr>
+        <w:ind w:left="5760" w:hanging="360"/>
         <w:tabs>
           <w:tab w:val="num" w:pos="5760"/>
         </w:tabs>
-        <w:ind w:left="5760" w:hanging="360"/>
       </w:pPr>
       <w:rPr>
         <w:rFonts w:ascii="Wingdings" w:hAnsi="Wingdings" w:hint="default"/>
         <w:sz w:val="20"/>
       </w:rPr>
     </w:lvl>
-    <w:lvl w:ilvl="8" w:tentative="1">
+    <w:lvl w:ilvl="8" w:tentative="on">
       <w:start w:val="1"/>
       <w:numFmt w:val="bullet"/>
       <w:lvlText w:val=""/>
       <w:lvlJc w:val="left"/>
       <w:pPr>
+        <w:ind w:left="6480" w:hanging="360"/>
         <w:tabs>
           <w:tab w:val="num" w:pos="6480"/>
         </w:tabs>
-        <w:ind w:left="6480" w:hanging="360"/>
       </w:pPr>
       <w:rPr>
         <w:rFonts w:ascii="Wingdings" w:hAnsi="Wingdings" w:hint="default"/>
@@ -7896,148 +7120,148 @@
       </w:rPr>
     </w:lvl>
   </w:abstractNum>
-  <w:abstractNum w:abstractNumId="3" w15:restartNumberingAfterBreak="0">
-    <w:nsid w:val="2E2E52D2"/>
+  <w:abstractNum w:abstractNumId="3">
+    <w:nsid w:val="2e2e52d2"/>
     <w:multiLevelType w:val="multilevel"/>
-    <w:tmpl w:val="12B89C10"/>
+    <w:tmpl w:val="12b89c10"/>
     <w:lvl w:ilvl="0">
       <w:start w:val="1"/>
       <w:numFmt w:val="bullet"/>
       <w:lvlText w:val=""/>
       <w:lvlJc w:val="left"/>
       <w:pPr>
+        <w:ind w:left="720" w:hanging="360"/>
         <w:tabs>
           <w:tab w:val="num" w:pos="720"/>
         </w:tabs>
-        <w:ind w:left="720" w:hanging="360"/>
       </w:pPr>
       <w:rPr>
         <w:rFonts w:ascii="Symbol" w:hAnsi="Symbol" w:hint="default"/>
         <w:sz w:val="20"/>
       </w:rPr>
     </w:lvl>
-    <w:lvl w:ilvl="1" w:tentative="1">
+    <w:lvl w:ilvl="1" w:tentative="on">
       <w:start w:val="1"/>
       <w:numFmt w:val="bullet"/>
       <w:lvlText w:val="o"/>
       <w:lvlJc w:val="left"/>
       <w:pPr>
+        <w:ind w:left="1440" w:hanging="360"/>
         <w:tabs>
           <w:tab w:val="num" w:pos="1440"/>
         </w:tabs>
-        <w:ind w:left="1440" w:hanging="360"/>
       </w:pPr>
       <w:rPr>
         <w:rFonts w:ascii="Courier New" w:hAnsi="Courier New" w:hint="default"/>
         <w:sz w:val="20"/>
       </w:rPr>
     </w:lvl>
-    <w:lvl w:ilvl="2" w:tentative="1">
+    <w:lvl w:ilvl="2" w:tentative="on">
       <w:start w:val="1"/>
       <w:numFmt w:val="bullet"/>
       <w:lvlText w:val=""/>
       <w:lvlJc w:val="left"/>
       <w:pPr>
+        <w:ind w:left="2160" w:hanging="360"/>
         <w:tabs>
           <w:tab w:val="num" w:pos="2160"/>
         </w:tabs>
-        <w:ind w:left="2160" w:hanging="360"/>
       </w:pPr>
       <w:rPr>
         <w:rFonts w:ascii="Wingdings" w:hAnsi="Wingdings" w:hint="default"/>
         <w:sz w:val="20"/>
       </w:rPr>
     </w:lvl>
-    <w:lvl w:ilvl="3" w:tentative="1">
+    <w:lvl w:ilvl="3" w:tentative="on">
       <w:start w:val="1"/>
       <w:numFmt w:val="bullet"/>
       <w:lvlText w:val=""/>
       <w:lvlJc w:val="left"/>
       <w:pPr>
+        <w:ind w:left="2880" w:hanging="360"/>
         <w:tabs>
           <w:tab w:val="num" w:pos="2880"/>
         </w:tabs>
-        <w:ind w:left="2880" w:hanging="360"/>
       </w:pPr>
       <w:rPr>
         <w:rFonts w:ascii="Wingdings" w:hAnsi="Wingdings" w:hint="default"/>
         <w:sz w:val="20"/>
       </w:rPr>
     </w:lvl>
-    <w:lvl w:ilvl="4" w:tentative="1">
+    <w:lvl w:ilvl="4" w:tentative="on">
       <w:start w:val="1"/>
       <w:numFmt w:val="bullet"/>
       <w:lvlText w:val=""/>
       <w:lvlJc w:val="left"/>
       <w:pPr>
+        <w:ind w:left="3600" w:hanging="360"/>
         <w:tabs>
           <w:tab w:val="num" w:pos="3600"/>
         </w:tabs>
-        <w:ind w:left="3600" w:hanging="360"/>
       </w:pPr>
       <w:rPr>
         <w:rFonts w:ascii="Wingdings" w:hAnsi="Wingdings" w:hint="default"/>
         <w:sz w:val="20"/>
       </w:rPr>
     </w:lvl>
-    <w:lvl w:ilvl="5" w:tentative="1">
+    <w:lvl w:ilvl="5" w:tentative="on">
       <w:start w:val="1"/>
       <w:numFmt w:val="bullet"/>
       <w:lvlText w:val=""/>
       <w:lvlJc w:val="left"/>
       <w:pPr>
+        <w:ind w:left="4320" w:hanging="360"/>
         <w:tabs>
           <w:tab w:val="num" w:pos="4320"/>
         </w:tabs>
-        <w:ind w:left="4320" w:hanging="360"/>
       </w:pPr>
       <w:rPr>
         <w:rFonts w:ascii="Wingdings" w:hAnsi="Wingdings" w:hint="default"/>
         <w:sz w:val="20"/>
       </w:rPr>
     </w:lvl>
-    <w:lvl w:ilvl="6" w:tentative="1">
+    <w:lvl w:ilvl="6" w:tentative="on">
       <w:start w:val="1"/>
       <w:numFmt w:val="bullet"/>
       <w:lvlText w:val=""/>
       <w:lvlJc w:val="left"/>
       <w:pPr>
+        <w:ind w:left="5040" w:hanging="360"/>
         <w:tabs>
           <w:tab w:val="num" w:pos="5040"/>
         </w:tabs>
-        <w:ind w:left="5040" w:hanging="360"/>
       </w:pPr>
       <w:rPr>
         <w:rFonts w:ascii="Wingdings" w:hAnsi="Wingdings" w:hint="default"/>
         <w:sz w:val="20"/>
       </w:rPr>
     </w:lvl>
-    <w:lvl w:ilvl="7" w:tentative="1">
+    <w:lvl w:ilvl="7" w:tentative="on">
       <w:start w:val="1"/>
       <w:numFmt w:val="bullet"/>
       <w:lvlText w:val=""/>
       <w:lvlJc w:val="left"/>
       <w:pPr>
+        <w:ind w:left="5760" w:hanging="360"/>
         <w:tabs>
           <w:tab w:val="num" w:pos="5760"/>
         </w:tabs>
-        <w:ind w:left="5760" w:hanging="360"/>
       </w:pPr>
       <w:rPr>
         <w:rFonts w:ascii="Wingdings" w:hAnsi="Wingdings" w:hint="default"/>
         <w:sz w:val="20"/>
       </w:rPr>
     </w:lvl>
-    <w:lvl w:ilvl="8" w:tentative="1">
+    <w:lvl w:ilvl="8" w:tentative="on">
       <w:start w:val="1"/>
       <w:numFmt w:val="bullet"/>
       <w:lvlText w:val=""/>
       <w:lvlJc w:val="left"/>
       <w:pPr>
+        <w:ind w:left="6480" w:hanging="360"/>
         <w:tabs>
           <w:tab w:val="num" w:pos="6480"/>
         </w:tabs>
-        <w:ind w:left="6480" w:hanging="360"/>
       </w:pPr>
       <w:rPr>
         <w:rFonts w:ascii="Wingdings" w:hAnsi="Wingdings" w:hint="default"/>
@@ -8045,640 +7269,31 @@
       </w:rPr>
     </w:lvl>
   </w:abstractNum>
-  <w:abstractNum w:abstractNumId="4" w15:restartNumberingAfterBreak="0">
-    <w:nsid w:val="308B78B7"/>
-    <w:multiLevelType w:val="multilevel"/>
-    <w:tmpl w:val="CAFE2ECC"/>
-    <w:lvl w:ilvl="0">
-      <w:start w:val="1"/>
-      <w:numFmt w:val="bullet"/>
-      <w:lvlText w:val=""/>
-      <w:lvlJc w:val="left"/>
-      <w:pPr>
-        <w:tabs>
-          <w:tab w:val="num" w:pos="720"/>
-        </w:tabs>
-        <w:ind w:left="720" w:hanging="360"/>
-      </w:pPr>
-      <w:rPr>
-        <w:rFonts w:ascii="Symbol" w:hAnsi="Symbol" w:hint="default"/>
-        <w:sz w:val="20"/>
-      </w:rPr>
-    </w:lvl>
-    <w:lvl w:ilvl="1" w:tentative="1">
-      <w:start w:val="1"/>
-      <w:numFmt w:val="bullet"/>
-      <w:lvlText w:val="o"/>
-      <w:lvlJc w:val="left"/>
-      <w:pPr>
-        <w:tabs>
-          <w:tab w:val="num" w:pos="1440"/>
-        </w:tabs>
-        <w:ind w:left="1440" w:hanging="360"/>
-      </w:pPr>
-      <w:rPr>
-        <w:rFonts w:ascii="Courier New" w:hAnsi="Courier New" w:hint="default"/>
-        <w:sz w:val="20"/>
-      </w:rPr>
-    </w:lvl>
-    <w:lvl w:ilvl="2" w:tentative="1">
-      <w:start w:val="1"/>
-      <w:numFmt w:val="bullet"/>
-      <w:lvlText w:val=""/>
-      <w:lvlJc w:val="left"/>
-      <w:pPr>
-        <w:tabs>
-          <w:tab w:val="num" w:pos="2160"/>
-        </w:tabs>
-        <w:ind w:left="2160" w:hanging="360"/>
-      </w:pPr>
-      <w:rPr>
-        <w:rFonts w:ascii="Wingdings" w:hAnsi="Wingdings" w:hint="default"/>
-        <w:sz w:val="20"/>
-      </w:rPr>
-    </w:lvl>
-    <w:lvl w:ilvl="3" w:tentative="1">
-      <w:start w:val="1"/>
-      <w:numFmt w:val="bullet"/>
-      <w:lvlText w:val=""/>
-      <w:lvlJc w:val="left"/>
-      <w:pPr>
-        <w:tabs>
-          <w:tab w:val="num" w:pos="2880"/>
-        </w:tabs>
-        <w:ind w:left="2880" w:hanging="360"/>
-      </w:pPr>
-      <w:rPr>
-        <w:rFonts w:ascii="Wingdings" w:hAnsi="Wingdings" w:hint="default"/>
-        <w:sz w:val="20"/>
-      </w:rPr>
-    </w:lvl>
-    <w:lvl w:ilvl="4" w:tentative="1">
-      <w:start w:val="1"/>
-      <w:numFmt w:val="bullet"/>
-      <w:lvlText w:val=""/>
-      <w:lvlJc w:val="left"/>
-      <w:pPr>
-        <w:tabs>
-          <w:tab w:val="num" w:pos="3600"/>
-        </w:tabs>
-        <w:ind w:left="3600" w:hanging="360"/>
-      </w:pPr>
-      <w:rPr>
-        <w:rFonts w:ascii="Wingdings" w:hAnsi="Wingdings" w:hint="default"/>
-        <w:sz w:val="20"/>
-      </w:rPr>
-    </w:lvl>
-    <w:lvl w:ilvl="5" w:tentative="1">
-      <w:start w:val="1"/>
-      <w:numFmt w:val="bullet"/>
-      <w:lvlText w:val=""/>
-      <w:lvlJc w:val="left"/>
-      <w:pPr>
-        <w:tabs>
-          <w:tab w:val="num" w:pos="4320"/>
-        </w:tabs>
-        <w:ind w:left="4320" w:hanging="360"/>
-      </w:pPr>
-      <w:rPr>
-        <w:rFonts w:ascii="Wingdings" w:hAnsi="Wingdings" w:hint="default"/>
-        <w:sz w:val="20"/>
-      </w:rPr>
-    </w:lvl>
-    <w:lvl w:ilvl="6" w:tentative="1">
-      <w:start w:val="1"/>
-      <w:numFmt w:val="bullet"/>
-      <w:lvlText w:val=""/>
-      <w:lvlJc w:val="left"/>
-      <w:pPr>
-        <w:tabs>
-          <w:tab w:val="num" w:pos="5040"/>
-        </w:tabs>
-        <w:ind w:left="5040" w:hanging="360"/>
-      </w:pPr>
-      <w:rPr>
-        <w:rFonts w:ascii="Wingdings" w:hAnsi="Wingdings" w:hint="default"/>
-        <w:sz w:val="20"/>
-      </w:rPr>
-    </w:lvl>
-    <w:lvl w:ilvl="7" w:tentative="1">
-      <w:start w:val="1"/>
-      <w:numFmt w:val="bullet"/>
-      <w:lvlText w:val=""/>
-      <w:lvlJc w:val="left"/>
-      <w:pPr>
-        <w:tabs>
-          <w:tab w:val="num" w:pos="5760"/>
-        </w:tabs>
-        <w:ind w:left="5760" w:hanging="360"/>
-      </w:pPr>
-      <w:rPr>
-        <w:rFonts w:ascii="Wingdings" w:hAnsi="Wingdings" w:hint="default"/>
-        <w:sz w:val="20"/>
-      </w:rPr>
-    </w:lvl>
-    <w:lvl w:ilvl="8" w:tentative="1">
-      <w:start w:val="1"/>
-      <w:numFmt w:val="bullet"/>
-      <w:lvlText w:val=""/>
-      <w:lvlJc w:val="left"/>
-      <w:pPr>
-        <w:tabs>
-          <w:tab w:val="num" w:pos="6480"/>
-        </w:tabs>
-        <w:ind w:left="6480" w:hanging="360"/>
-      </w:pPr>
-      <w:rPr>
-        <w:rFonts w:ascii="Wingdings" w:hAnsi="Wingdings" w:hint="default"/>
-        <w:sz w:val="20"/>
-      </w:rPr>
-    </w:lvl>
-  </w:abstractNum>
-  <w:abstractNum w:abstractNumId="5" w15:restartNumberingAfterBreak="0">
-    <w:nsid w:val="3C5121F8"/>
-    <w:multiLevelType w:val="multilevel"/>
-    <w:tmpl w:val="CE8C74C6"/>
-    <w:lvl w:ilvl="0">
-      <w:start w:val="1"/>
-      <w:numFmt w:val="bullet"/>
-      <w:lvlText w:val=""/>
-      <w:lvlJc w:val="left"/>
-      <w:pPr>
-        <w:tabs>
-          <w:tab w:val="num" w:pos="720"/>
-        </w:tabs>
-        <w:ind w:left="720" w:hanging="360"/>
-      </w:pPr>
-      <w:rPr>
-        <w:rFonts w:ascii="Symbol" w:hAnsi="Symbol" w:hint="default"/>
-        <w:sz w:val="20"/>
-      </w:rPr>
-    </w:lvl>
-    <w:lvl w:ilvl="1" w:tentative="1">
-      <w:start w:val="1"/>
-      <w:numFmt w:val="bullet"/>
-      <w:lvlText w:val="o"/>
-      <w:lvlJc w:val="left"/>
-      <w:pPr>
-        <w:tabs>
-          <w:tab w:val="num" w:pos="1440"/>
-        </w:tabs>
-        <w:ind w:left="1440" w:hanging="360"/>
-      </w:pPr>
-      <w:rPr>
-        <w:rFonts w:ascii="Courier New" w:hAnsi="Courier New" w:hint="default"/>
-        <w:sz w:val="20"/>
-      </w:rPr>
-    </w:lvl>
-    <w:lvl w:ilvl="2" w:tentative="1">
-      <w:start w:val="1"/>
-      <w:numFmt w:val="bullet"/>
-      <w:lvlText w:val=""/>
-      <w:lvlJc w:val="left"/>
-      <w:pPr>
-        <w:tabs>
-          <w:tab w:val="num" w:pos="2160"/>
-        </w:tabs>
-        <w:ind w:left="2160" w:hanging="360"/>
-      </w:pPr>
-      <w:rPr>
-        <w:rFonts w:ascii="Wingdings" w:hAnsi="Wingdings" w:hint="default"/>
-        <w:sz w:val="20"/>
-      </w:rPr>
-    </w:lvl>
-    <w:lvl w:ilvl="3" w:tentative="1">
-      <w:start w:val="1"/>
-      <w:numFmt w:val="bullet"/>
-      <w:lvlText w:val=""/>
-      <w:lvlJc w:val="left"/>
-      <w:pPr>
-        <w:tabs>
-          <w:tab w:val="num" w:pos="2880"/>
-        </w:tabs>
-        <w:ind w:left="2880" w:hanging="360"/>
-      </w:pPr>
-      <w:rPr>
-        <w:rFonts w:ascii="Wingdings" w:hAnsi="Wingdings" w:hint="default"/>
-        <w:sz w:val="20"/>
-      </w:rPr>
-    </w:lvl>
-    <w:lvl w:ilvl="4" w:tentative="1">
-      <w:start w:val="1"/>
-      <w:numFmt w:val="bullet"/>
-      <w:lvlText w:val=""/>
-      <w:lvlJc w:val="left"/>
-      <w:pPr>
-        <w:tabs>
-          <w:tab w:val="num" w:pos="3600"/>
-        </w:tabs>
-        <w:ind w:left="3600" w:hanging="360"/>
-      </w:pPr>
-      <w:rPr>
-        <w:rFonts w:ascii="Wingdings" w:hAnsi="Wingdings" w:hint="default"/>
-        <w:sz w:val="20"/>
-      </w:rPr>
-    </w:lvl>
-    <w:lvl w:ilvl="5" w:tentative="1">
-      <w:start w:val="1"/>
-      <w:numFmt w:val="bullet"/>
-      <w:lvlText w:val=""/>
-      <w:lvlJc w:val="left"/>
-      <w:pPr>
-        <w:tabs>
-          <w:tab w:val="num" w:pos="4320"/>
-        </w:tabs>
-        <w:ind w:left="4320" w:hanging="360"/>
-      </w:pPr>
-      <w:rPr>
-        <w:rFonts w:ascii="Wingdings" w:hAnsi="Wingdings" w:hint="default"/>
-        <w:sz w:val="20"/>
-      </w:rPr>
-    </w:lvl>
-    <w:lvl w:ilvl="6" w:tentative="1">
-      <w:start w:val="1"/>
-      <w:numFmt w:val="bullet"/>
-      <w:lvlText w:val=""/>
-      <w:lvlJc w:val="left"/>
-      <w:pPr>
-        <w:tabs>
-          <w:tab w:val="num" w:pos="5040"/>
-        </w:tabs>
-        <w:ind w:left="5040" w:hanging="360"/>
-      </w:pPr>
-      <w:rPr>
-        <w:rFonts w:ascii="Wingdings" w:hAnsi="Wingdings" w:hint="default"/>
-        <w:sz w:val="20"/>
-      </w:rPr>
-    </w:lvl>
-    <w:lvl w:ilvl="7" w:tentative="1">
-      <w:start w:val="1"/>
-      <w:numFmt w:val="bullet"/>
-      <w:lvlText w:val=""/>
-      <w:lvlJc w:val="left"/>
-      <w:pPr>
-        <w:tabs>
-          <w:tab w:val="num" w:pos="5760"/>
-        </w:tabs>
-        <w:ind w:left="5760" w:hanging="360"/>
-      </w:pPr>
-      <w:rPr>
-        <w:rFonts w:ascii="Wingdings" w:hAnsi="Wingdings" w:hint="default"/>
-        <w:sz w:val="20"/>
-      </w:rPr>
-    </w:lvl>
-    <w:lvl w:ilvl="8" w:tentative="1">
-      <w:start w:val="1"/>
-      <w:numFmt w:val="bullet"/>
-      <w:lvlText w:val=""/>
-      <w:lvlJc w:val="left"/>
-      <w:pPr>
-        <w:tabs>
-          <w:tab w:val="num" w:pos="6480"/>
-        </w:tabs>
-        <w:ind w:left="6480" w:hanging="360"/>
-      </w:pPr>
-      <w:rPr>
-        <w:rFonts w:ascii="Wingdings" w:hAnsi="Wingdings" w:hint="default"/>
-        <w:sz w:val="20"/>
-      </w:rPr>
-    </w:lvl>
-  </w:abstractNum>
-  <w:abstractNum w:abstractNumId="6" w15:restartNumberingAfterBreak="0">
-    <w:nsid w:val="65484846"/>
-    <w:multiLevelType w:val="multilevel"/>
-    <w:tmpl w:val="DD2EDD1E"/>
-    <w:lvl w:ilvl="0">
-      <w:start w:val="1"/>
-      <w:numFmt w:val="bullet"/>
-      <w:lvlText w:val=""/>
-      <w:lvlJc w:val="left"/>
-      <w:pPr>
-        <w:tabs>
-          <w:tab w:val="num" w:pos="720"/>
-        </w:tabs>
-        <w:ind w:left="720" w:hanging="360"/>
-      </w:pPr>
-      <w:rPr>
-        <w:rFonts w:ascii="Symbol" w:hAnsi="Symbol" w:hint="default"/>
-        <w:sz w:val="20"/>
-      </w:rPr>
-    </w:lvl>
-    <w:lvl w:ilvl="1" w:tentative="1">
-      <w:start w:val="1"/>
-      <w:numFmt w:val="bullet"/>
-      <w:lvlText w:val="o"/>
-      <w:lvlJc w:val="left"/>
-      <w:pPr>
-        <w:tabs>
-          <w:tab w:val="num" w:pos="1440"/>
-        </w:tabs>
-        <w:ind w:left="1440" w:hanging="360"/>
-      </w:pPr>
-      <w:rPr>
-        <w:rFonts w:ascii="Courier New" w:hAnsi="Courier New" w:hint="default"/>
-        <w:sz w:val="20"/>
-      </w:rPr>
-    </w:lvl>
-    <w:lvl w:ilvl="2" w:tentative="1">
-      <w:start w:val="1"/>
-      <w:numFmt w:val="bullet"/>
-      <w:lvlText w:val=""/>
-      <w:lvlJc w:val="left"/>
-      <w:pPr>
-        <w:tabs>
-          <w:tab w:val="num" w:pos="2160"/>
-        </w:tabs>
-        <w:ind w:left="2160" w:hanging="360"/>
-      </w:pPr>
-      <w:rPr>
-        <w:rFonts w:ascii="Wingdings" w:hAnsi="Wingdings" w:hint="default"/>
-        <w:sz w:val="20"/>
-      </w:rPr>
-    </w:lvl>
-    <w:lvl w:ilvl="3" w:tentative="1">
-      <w:start w:val="1"/>
-      <w:numFmt w:val="bullet"/>
-      <w:lvlText w:val=""/>
-      <w:lvlJc w:val="left"/>
-      <w:pPr>
-        <w:tabs>
-          <w:tab w:val="num" w:pos="2880"/>
-        </w:tabs>
-        <w:ind w:left="2880" w:hanging="360"/>
-      </w:pPr>
-      <w:rPr>
-        <w:rFonts w:ascii="Wingdings" w:hAnsi="Wingdings" w:hint="default"/>
-        <w:sz w:val="20"/>
-      </w:rPr>
-    </w:lvl>
-    <w:lvl w:ilvl="4" w:tentative="1">
-      <w:start w:val="1"/>
-      <w:numFmt w:val="bullet"/>
-      <w:lvlText w:val=""/>
-      <w:lvlJc w:val="left"/>
-      <w:pPr>
-        <w:tabs>
-          <w:tab w:val="num" w:pos="3600"/>
-        </w:tabs>
-        <w:ind w:left="3600" w:hanging="360"/>
-      </w:pPr>
-      <w:rPr>
-        <w:rFonts w:ascii="Wingdings" w:hAnsi="Wingdings" w:hint="default"/>
-        <w:sz w:val="20"/>
-      </w:rPr>
-    </w:lvl>
-    <w:lvl w:ilvl="5" w:tentative="1">
-      <w:start w:val="1"/>
-      <w:numFmt w:val="bullet"/>
-      <w:lvlText w:val=""/>
-      <w:lvlJc w:val="left"/>
-      <w:pPr>
-        <w:tabs>
-          <w:tab w:val="num" w:pos="4320"/>
-        </w:tabs>
-        <w:ind w:left="4320" w:hanging="360"/>
-      </w:pPr>
-      <w:rPr>
-        <w:rFonts w:ascii="Wingdings" w:hAnsi="Wingdings" w:hint="default"/>
-        <w:sz w:val="20"/>
-      </w:rPr>
-    </w:lvl>
-    <w:lvl w:ilvl="6" w:tentative="1">
-      <w:start w:val="1"/>
-      <w:numFmt w:val="bullet"/>
-      <w:lvlText w:val=""/>
-      <w:lvlJc w:val="left"/>
-      <w:pPr>
-        <w:tabs>
-          <w:tab w:val="num" w:pos="5040"/>
-        </w:tabs>
-        <w:ind w:left="5040" w:hanging="360"/>
-      </w:pPr>
-      <w:rPr>
-        <w:rFonts w:ascii="Wingdings" w:hAnsi="Wingdings" w:hint="default"/>
-        <w:sz w:val="20"/>
-      </w:rPr>
-    </w:lvl>
-    <w:lvl w:ilvl="7" w:tentative="1">
-      <w:start w:val="1"/>
-      <w:numFmt w:val="bullet"/>
-      <w:lvlText w:val=""/>
-      <w:lvlJc w:val="left"/>
-      <w:pPr>
-        <w:tabs>
-          <w:tab w:val="num" w:pos="5760"/>
-        </w:tabs>
-        <w:ind w:left="5760" w:hanging="360"/>
-      </w:pPr>
-      <w:rPr>
-        <w:rFonts w:ascii="Wingdings" w:hAnsi="Wingdings" w:hint="default"/>
-        <w:sz w:val="20"/>
-      </w:rPr>
-    </w:lvl>
-    <w:lvl w:ilvl="8" w:tentative="1">
-      <w:start w:val="1"/>
-      <w:numFmt w:val="bullet"/>
-      <w:lvlText w:val=""/>
-      <w:lvlJc w:val="left"/>
-      <w:pPr>
-        <w:tabs>
-          <w:tab w:val="num" w:pos="6480"/>
-        </w:tabs>
-        <w:ind w:left="6480" w:hanging="360"/>
-      </w:pPr>
-      <w:rPr>
-        <w:rFonts w:ascii="Wingdings" w:hAnsi="Wingdings" w:hint="default"/>
-        <w:sz w:val="20"/>
-      </w:rPr>
-    </w:lvl>
-  </w:abstractNum>
-  <w:abstractNum w:abstractNumId="7" w15:restartNumberingAfterBreak="0">
-    <w:nsid w:val="704C5F84"/>
-    <w:multiLevelType w:val="multilevel"/>
-    <w:tmpl w:val="287C7A3A"/>
-    <w:lvl w:ilvl="0">
-      <w:start w:val="1"/>
-      <w:numFmt w:val="bullet"/>
-      <w:lvlText w:val=""/>
-      <w:lvlJc w:val="left"/>
-      <w:pPr>
-        <w:tabs>
-          <w:tab w:val="num" w:pos="720"/>
-        </w:tabs>
-        <w:ind w:left="720" w:hanging="360"/>
-      </w:pPr>
-      <w:rPr>
-        <w:rFonts w:ascii="Symbol" w:hAnsi="Symbol" w:hint="default"/>
-        <w:sz w:val="20"/>
-      </w:rPr>
-    </w:lvl>
-    <w:lvl w:ilvl="1" w:tentative="1">
-      <w:start w:val="1"/>
-      <w:numFmt w:val="bullet"/>
-      <w:lvlText w:val="o"/>
-      <w:lvlJc w:val="left"/>
-      <w:pPr>
-        <w:tabs>
-          <w:tab w:val="num" w:pos="1440"/>
-        </w:tabs>
-        <w:ind w:left="1440" w:hanging="360"/>
-      </w:pPr>
-      <w:rPr>
-        <w:rFonts w:ascii="Courier New" w:hAnsi="Courier New" w:hint="default"/>
-        <w:sz w:val="20"/>
-      </w:rPr>
-    </w:lvl>
-    <w:lvl w:ilvl="2" w:tentative="1">
-      <w:start w:val="1"/>
-      <w:numFmt w:val="bullet"/>
-      <w:lvlText w:val=""/>
-      <w:lvlJc w:val="left"/>
-      <w:pPr>
-        <w:tabs>
-          <w:tab w:val="num" w:pos="2160"/>
-        </w:tabs>
-        <w:ind w:left="2160" w:hanging="360"/>
-      </w:pPr>
-      <w:rPr>
-        <w:rFonts w:ascii="Wingdings" w:hAnsi="Wingdings" w:hint="default"/>
-        <w:sz w:val="20"/>
-      </w:rPr>
-    </w:lvl>
-    <w:lvl w:ilvl="3" w:tentative="1">
-      <w:start w:val="1"/>
-      <w:numFmt w:val="bullet"/>
-      <w:lvlText w:val=""/>
-      <w:lvlJc w:val="left"/>
-      <w:pPr>
-        <w:tabs>
-          <w:tab w:val="num" w:pos="2880"/>
-        </w:tabs>
-        <w:ind w:left="2880" w:hanging="360"/>
-      </w:pPr>
-      <w:rPr>
-        <w:rFonts w:ascii="Wingdings" w:hAnsi="Wingdings" w:hint="default"/>
-        <w:sz w:val="20"/>
-      </w:rPr>
-    </w:lvl>
-    <w:lvl w:ilvl="4" w:tentative="1">
-      <w:start w:val="1"/>
-      <w:numFmt w:val="bullet"/>
-      <w:lvlText w:val=""/>
-      <w:lvlJc w:val="left"/>
-      <w:pPr>
-        <w:tabs>
-          <w:tab w:val="num" w:pos="3600"/>
-        </w:tabs>
-        <w:ind w:left="3600" w:hanging="360"/>
-      </w:pPr>
-      <w:rPr>
-        <w:rFonts w:ascii="Wingdings" w:hAnsi="Wingdings" w:hint="default"/>
-        <w:sz w:val="20"/>
-      </w:rPr>
-    </w:lvl>
-    <w:lvl w:ilvl="5" w:tentative="1">
-      <w:start w:val="1"/>
-      <w:numFmt w:val="bullet"/>
-      <w:lvlText w:val=""/>
-      <w:lvlJc w:val="left"/>
-      <w:pPr>
-        <w:tabs>
-          <w:tab w:val="num" w:pos="4320"/>
-        </w:tabs>
-        <w:ind w:left="4320" w:hanging="360"/>
-      </w:pPr>
-      <w:rPr>
-        <w:rFonts w:ascii="Wingdings" w:hAnsi="Wingdings" w:hint="default"/>
-        <w:sz w:val="20"/>
-      </w:rPr>
-    </w:lvl>
-    <w:lvl w:ilvl="6" w:tentative="1">
-      <w:start w:val="1"/>
-      <w:numFmt w:val="bullet"/>
-      <w:lvlText w:val=""/>
-      <w:lvlJc w:val="left"/>
-      <w:pPr>
-        <w:tabs>
-          <w:tab w:val="num" w:pos="5040"/>
-        </w:tabs>
-        <w:ind w:left="5040" w:hanging="360"/>
-      </w:pPr>
-      <w:rPr>
-        <w:rFonts w:ascii="Wingdings" w:hAnsi="Wingdings" w:hint="default"/>
-        <w:sz w:val="20"/>
-      </w:rPr>
-    </w:lvl>
-    <w:lvl w:ilvl="7" w:tentative="1">
-      <w:start w:val="1"/>
-      <w:numFmt w:val="bullet"/>
-      <w:lvlText w:val=""/>
-      <w:lvlJc w:val="left"/>
-      <w:pPr>
-        <w:tabs>
-          <w:tab w:val="num" w:pos="5760"/>
-        </w:tabs>
-        <w:ind w:left="5760" w:hanging="360"/>
-      </w:pPr>
-      <w:rPr>
-        <w:rFonts w:ascii="Wingdings" w:hAnsi="Wingdings" w:hint="default"/>
-        <w:sz w:val="20"/>
-      </w:rPr>
-    </w:lvl>
-    <w:lvl w:ilvl="8" w:tentative="1">
-      <w:start w:val="1"/>
-      <w:numFmt w:val="bullet"/>
-      <w:lvlText w:val=""/>
-      <w:lvlJc w:val="left"/>
-      <w:pPr>
-        <w:tabs>
-          <w:tab w:val="num" w:pos="6480"/>
-        </w:tabs>
-        <w:ind w:left="6480" w:hanging="360"/>
-      </w:pPr>
-      <w:rPr>
-        <w:rFonts w:ascii="Wingdings" w:hAnsi="Wingdings" w:hint="default"/>
-        <w:sz w:val="20"/>
-      </w:rPr>
-    </w:lvl>
-  </w:abstractNum>
-  <w:num w:numId="1" w16cid:durableId="1756856022">
+  <w:num w:numId="1">
     <w:abstractNumId w:val="0"/>
   </w:num>
-  <w:num w:numId="2" w16cid:durableId="1698970475">
+  <w:num w:numId="2">
     <w:abstractNumId w:val="1"/>
   </w:num>
-  <w:num w:numId="3" w16cid:durableId="891697578">
-    <w:abstractNumId w:val="5"/>
-  </w:num>
-  <w:num w:numId="4" w16cid:durableId="1243490240">
-    <w:abstractNumId w:val="4"/>
-  </w:num>
-  <w:num w:numId="5" w16cid:durableId="939029931">
-    <w:abstractNumId w:val="6"/>
-  </w:num>
-  <w:num w:numId="6" w16cid:durableId="883179953">
-    <w:abstractNumId w:val="7"/>
-  </w:num>
-  <w:num w:numId="7" w16cid:durableId="2144230521">
+  <w:num w:numId="3">
     <w:abstractNumId w:val="2"/>
   </w:num>
-  <w:num w:numId="8" w16cid:durableId="1473137694">
+  <w:num w:numId="4">
     <w:abstractNumId w:val="3"/>
   </w:num>
 </w:numbering>
 </file>
 
 <file path=word/styles.xml><?xml version="1.0" encoding="utf-8"?>
-<w:styles xmlns:mc="http://schemas.openxmlformats.org/markup-compatibility/2006" xmlns:r="http://schemas.openxmlformats.org/officeDocument/2006/relationships" xmlns:w="http://schemas.openxmlformats.org/wordprocessingml/2006/main" xmlns:w14="http://schemas.microsoft.com/office/word/2010/wordml" xmlns:w15="http://schemas.microsoft.com/office/word/2012/wordml" xmlns:w16cex="http://schemas.microsoft.com/office/word/2018/wordml/cex" xmlns:w16cid="http://schemas.microsoft.com/office/word/2016/wordml/cid" xmlns:w16="http://schemas.microsoft.com/office/word/2018/wordml" xmlns:w16du="http://schemas.microsoft.com/office/word/2023/wordml/word16du" xmlns:w16sdtdh="http://schemas.microsoft.com/office/word/2020/wordml/sdtdatahash" xmlns:w16sdtfl="http://schemas.microsoft.com/office/word/2024/wordml/sdtformatlock" xmlns:w16se="http://schemas.microsoft.com/office/word/2015/wordml/symex" mc:Ignorable="w14 w15 w16se w16cid w16 w16cex w16sdtdh w16sdtfl w16du">
+<w:styles xmlns:r="http://schemas.openxmlformats.org/officeDocument/2006/relationships" xmlns:w="http://schemas.openxmlformats.org/wordprocessingml/2006/main">
   <w:docDefaults>
     <w:rPrDefault>
       <w:rPr>
+        <w:lang w:val="en-US" w:eastAsia="ko-KR" w:bidi="ar-SA"/>
         <w:rFonts w:asciiTheme="minorHAnsi" w:eastAsiaTheme="minorEastAsia" w:hAnsiTheme="minorHAnsi" w:cstheme="minorBidi"/>
-        <w:kern w:val="2"/>
         <w:sz w:val="22"/>
         <w:szCs w:val="24"/>
-        <w:lang w:val="en-US" w:eastAsia="ko-KR" w:bidi="ar-SA"/>
-        <w14:ligatures w14:val="standardContextual"/>
+        <w:kern w:val="2"/>
       </w:rPr>
     </w:rPrDefault>
     <w:pPrDefault>
@@ -8707,22 +7322,22 @@
     <w:lsdException w:name="index 7" w:semiHidden="1" w:unhideWhenUsed="1"/>
     <w:lsdException w:name="index 8" w:semiHidden="1" w:unhideWhenUsed="1"/>
     <w:lsdException w:name="index 9" w:semiHidden="1" w:unhideWhenUsed="1"/>
-    <w:lsdException w:name="toc 1" w:semiHidden="1" w:uiPriority="39" w:unhideWhenUsed="1"/>
-    <w:lsdException w:name="toc 2" w:semiHidden="1" w:uiPriority="39" w:unhideWhenUsed="1"/>
-    <w:lsdException w:name="toc 3" w:semiHidden="1" w:uiPriority="39" w:unhideWhenUsed="1"/>
-    <w:lsdException w:name="toc 4" w:semiHidden="1" w:uiPriority="39" w:unhideWhenUsed="1"/>
-    <w:lsdException w:name="toc 5" w:semiHidden="1" w:uiPriority="39" w:unhideWhenUsed="1"/>
-    <w:lsdException w:name="toc 6" w:semiHidden="1" w:uiPriority="39" w:unhideWhenUsed="1"/>
-    <w:lsdException w:name="toc 7" w:semiHidden="1" w:uiPriority="39" w:unhideWhenUsed="1"/>
-    <w:lsdException w:name="toc 8" w:semiHidden="1" w:uiPriority="39" w:unhideWhenUsed="1"/>
-    <w:lsdException w:name="toc 9" w:semiHidden="1" w:uiPriority="39" w:unhideWhenUsed="1"/>
+    <w:lsdException w:name="toc 1" w:semiHidden="1" w:uiPriority="57" w:unhideWhenUsed="1"/>
+    <w:lsdException w:name="toc 2" w:semiHidden="1" w:uiPriority="57" w:unhideWhenUsed="1"/>
+    <w:lsdException w:name="toc 3" w:semiHidden="1" w:uiPriority="57" w:unhideWhenUsed="1"/>
+    <w:lsdException w:name="toc 4" w:semiHidden="1" w:uiPriority="57" w:unhideWhenUsed="1"/>
+    <w:lsdException w:name="toc 5" w:semiHidden="1" w:uiPriority="57" w:unhideWhenUsed="1"/>
+    <w:lsdException w:name="toc 6" w:semiHidden="1" w:uiPriority="57" w:unhideWhenUsed="1"/>
+    <w:lsdException w:name="toc 7" w:semiHidden="1" w:uiPriority="57" w:unhideWhenUsed="1"/>
+    <w:lsdException w:name="toc 8" w:semiHidden="1" w:uiPriority="57" w:unhideWhenUsed="1"/>
+    <w:lsdException w:name="toc 9" w:semiHidden="1" w:uiPriority="57" w:unhideWhenUsed="1"/>
     <w:lsdException w:name="Normal Indent" w:semiHidden="1" w:unhideWhenUsed="1"/>
     <w:lsdException w:name="footnote text" w:semiHidden="1" w:unhideWhenUsed="1"/>
     <w:lsdException w:name="annotation text" w:semiHidden="1" w:unhideWhenUsed="1"/>
     <w:lsdException w:name="header" w:semiHidden="1" w:unhideWhenUsed="1"/>
     <w:lsdException w:name="footer" w:semiHidden="1" w:unhideWhenUsed="1"/>
     <w:lsdException w:name="index heading" w:semiHidden="1" w:unhideWhenUsed="1"/>
-    <w:lsdException w:name="caption" w:semiHidden="1" w:uiPriority="35" w:unhideWhenUsed="1" w:qFormat="1"/>
+    <w:lsdException w:name="caption" w:semiHidden="1" w:uiPriority="53" w:unhideWhenUsed="1" w:qFormat="1"/>
     <w:lsdException w:name="table of figures" w:semiHidden="1" w:unhideWhenUsed="1"/>
     <w:lsdException w:name="envelope address" w:semiHidden="1" w:unhideWhenUsed="1"/>
     <w:lsdException w:name="envelope return" w:semiHidden="1" w:unhideWhenUsed="1"/>
@@ -8750,7 +7365,7 @@
     <w:lsdException w:name="List Number 3" w:semiHidden="1" w:unhideWhenUsed="1"/>
     <w:lsdException w:name="List Number 4" w:semiHidden="1" w:unhideWhenUsed="1"/>
     <w:lsdException w:name="List Number 5" w:semiHidden="1" w:unhideWhenUsed="1"/>
-    <w:lsdException w:name="Title" w:uiPriority="10" w:qFormat="1"/>
+    <w:lsdException w:name="Title" w:uiPriority="16" w:qFormat="1"/>
     <w:lsdException w:name="Closing" w:semiHidden="1" w:unhideWhenUsed="1"/>
     <w:lsdException w:name="Signature" w:semiHidden="1" w:unhideWhenUsed="1"/>
     <w:lsdException w:name="Default Paragraph Font" w:semiHidden="1" w:uiPriority="1" w:unhideWhenUsed="1"/>
@@ -8762,7 +7377,7 @@
     <w:lsdException w:name="List Continue 4" w:semiHidden="1" w:unhideWhenUsed="1"/>
     <w:lsdException w:name="List Continue 5" w:semiHidden="1" w:unhideWhenUsed="1"/>
     <w:lsdException w:name="Message Header" w:semiHidden="1" w:unhideWhenUsed="1"/>
-    <w:lsdException w:name="Subtitle" w:uiPriority="11" w:qFormat="1"/>
+    <w:lsdException w:name="Subtitle" w:uiPriority="17" w:qFormat="1"/>
     <w:lsdException w:name="Salutation" w:semiHidden="1" w:unhideWhenUsed="1"/>
     <w:lsdException w:name="Date" w:semiHidden="1" w:unhideWhenUsed="1"/>
     <w:lsdException w:name="Body Text First Indent" w:semiHidden="1" w:unhideWhenUsed="1"/>
@@ -8775,8 +7390,8 @@
     <w:lsdException w:name="Block Text" w:semiHidden="1" w:unhideWhenUsed="1"/>
     <w:lsdException w:name="Hyperlink" w:semiHidden="1" w:unhideWhenUsed="1"/>
     <w:lsdException w:name="FollowedHyperlink" w:semiHidden="1" w:unhideWhenUsed="1"/>
-    <w:lsdException w:name="Strong" w:uiPriority="22" w:qFormat="1"/>
-    <w:lsdException w:name="Emphasis" w:uiPriority="20" w:qFormat="1"/>
+    <w:lsdException w:name="Strong" w:uiPriority="34" w:qFormat="1"/>
+    <w:lsdException w:name="Emphasis" w:uiPriority="32" w:qFormat="1"/>
     <w:lsdException w:name="Document Map" w:semiHidden="1" w:unhideWhenUsed="1"/>
     <w:lsdException w:name="Plain Text" w:semiHidden="1" w:unhideWhenUsed="1"/>
     <w:lsdException w:name="E-mail Signature" w:semiHidden="1" w:unhideWhenUsed="1"/>
@@ -8842,223 +7457,223 @@
     <w:lsdException w:name="Table Web 2" w:semiHidden="1" w:unhideWhenUsed="1"/>
     <w:lsdException w:name="Table Web 3" w:semiHidden="1" w:unhideWhenUsed="1"/>
     <w:lsdException w:name="Balloon Text" w:semiHidden="1" w:unhideWhenUsed="1"/>
-    <w:lsdException w:name="Table Grid" w:uiPriority="39"/>
+    <w:lsdException w:name="Table Grid" w:uiPriority="57"/>
     <w:lsdException w:name="Table Theme" w:semiHidden="1" w:unhideWhenUsed="1"/>
     <w:lsdException w:name="Placeholder Text" w:semiHidden="1"/>
     <w:lsdException w:name="No Spacing" w:uiPriority="1" w:qFormat="1"/>
-    <w:lsdException w:name="Light Shading" w:uiPriority="60"/>
-    <w:lsdException w:name="Light List" w:uiPriority="61"/>
-    <w:lsdException w:name="Light Grid" w:uiPriority="62"/>
-    <w:lsdException w:name="Medium Shading 1" w:uiPriority="63"/>
-    <w:lsdException w:name="Medium Shading 2" w:uiPriority="64"/>
-    <w:lsdException w:name="Medium List 1" w:uiPriority="65"/>
-    <w:lsdException w:name="Medium List 2" w:uiPriority="66"/>
-    <w:lsdException w:name="Medium Grid 1" w:uiPriority="67"/>
-    <w:lsdException w:name="Medium Grid 2" w:uiPriority="68"/>
-    <w:lsdException w:name="Medium Grid 3" w:uiPriority="69"/>
-    <w:lsdException w:name="Dark List" w:uiPriority="70"/>
-    <w:lsdException w:name="Colorful Shading" w:uiPriority="71"/>
-    <w:lsdException w:name="Colorful List" w:uiPriority="72"/>
-    <w:lsdException w:name="Colorful Grid" w:uiPriority="73"/>
-    <w:lsdException w:name="Light Shading Accent 1" w:uiPriority="60"/>
-    <w:lsdException w:name="Light List Accent 1" w:uiPriority="61"/>
-    <w:lsdException w:name="Light Grid Accent 1" w:uiPriority="62"/>
-    <w:lsdException w:name="Medium Shading 1 Accent 1" w:uiPriority="63"/>
-    <w:lsdException w:name="Medium Shading 2 Accent 1" w:uiPriority="64"/>
-    <w:lsdException w:name="Medium List 1 Accent 1" w:uiPriority="65"/>
+    <w:lsdException w:name="Light Shading" w:uiPriority="96"/>
+    <w:lsdException w:name="Light List" w:uiPriority="97"/>
+    <w:lsdException w:name="Light Grid" w:uiPriority="98"/>
+    <w:lsdException w:name="Medium Shading 1" w:uiPriority="99"/>
+    <w:lsdException w:name="Medium Shading 2" w:uiPriority="100"/>
+    <w:lsdException w:name="Medium List 1" w:uiPriority="101"/>
+    <w:lsdException w:name="Medium List 2" w:uiPriority="102"/>
+    <w:lsdException w:name="Medium Grid 1" w:uiPriority="103"/>
+    <w:lsdException w:name="Medium Grid 2" w:uiPriority="104"/>
+    <w:lsdException w:name="Medium Grid 3" w:uiPriority="105"/>
+    <w:lsdException w:name="Dark List" w:uiPriority="112"/>
+    <w:lsdException w:name="Colorful Shading" w:uiPriority="113"/>
+    <w:lsdException w:name="Colorful List" w:uiPriority="114"/>
+    <w:lsdException w:name="Colorful Grid" w:uiPriority="115"/>
+    <w:lsdException w:name="Light Shading Accent 1" w:uiPriority="96"/>
+    <w:lsdException w:name="Light List Accent 1" w:uiPriority="97"/>
+    <w:lsdException w:name="Light Grid Accent 1" w:uiPriority="98"/>
+    <w:lsdException w:name="Medium Shading 1 Accent 1" w:uiPriority="99"/>
+    <w:lsdException w:name="Medium Shading 2 Accent 1" w:uiPriority="100"/>
+    <w:lsdException w:name="Medium List 1 Accent 1" w:uiPriority="101"/>
     <w:lsdException w:name="Revision" w:semiHidden="1"/>
-    <w:lsdException w:name="List Paragraph" w:uiPriority="34" w:qFormat="1"/>
-    <w:lsdException w:name="Quote" w:uiPriority="29" w:qFormat="1"/>
-    <w:lsdException w:name="Intense Quote" w:uiPriority="30" w:qFormat="1"/>
-    <w:lsdException w:name="Medium List 2 Accent 1" w:uiPriority="66"/>
-    <w:lsdException w:name="Medium Grid 1 Accent 1" w:uiPriority="67"/>
-    <w:lsdException w:name="Medium Grid 2 Accent 1" w:uiPriority="68"/>
-    <w:lsdException w:name="Medium Grid 3 Accent 1" w:uiPriority="69"/>
-    <w:lsdException w:name="Dark List Accent 1" w:uiPriority="70"/>
-    <w:lsdException w:name="Colorful Shading Accent 1" w:uiPriority="71"/>
-    <w:lsdException w:name="Colorful List Accent 1" w:uiPriority="72"/>
-    <w:lsdException w:name="Colorful Grid Accent 1" w:uiPriority="73"/>
-    <w:lsdException w:name="Light Shading Accent 2" w:uiPriority="60"/>
-    <w:lsdException w:name="Light List Accent 2" w:uiPriority="61"/>
-    <w:lsdException w:name="Light Grid Accent 2" w:uiPriority="62"/>
-    <w:lsdException w:name="Medium Shading 1 Accent 2" w:uiPriority="63"/>
-    <w:lsdException w:name="Medium Shading 2 Accent 2" w:uiPriority="64"/>
-    <w:lsdException w:name="Medium List 1 Accent 2" w:uiPriority="65"/>
-    <w:lsdException w:name="Medium List 2 Accent 2" w:uiPriority="66"/>
-    <w:lsdException w:name="Medium Grid 1 Accent 2" w:uiPriority="67"/>
-    <w:lsdException w:name="Medium Grid 2 Accent 2" w:uiPriority="68"/>
-    <w:lsdException w:name="Medium Grid 3 Accent 2" w:uiPriority="69"/>
-    <w:lsdException w:name="Dark List Accent 2" w:uiPriority="70"/>
-    <w:lsdException w:name="Colorful Shading Accent 2" w:uiPriority="71"/>
-    <w:lsdException w:name="Colorful List Accent 2" w:uiPriority="72"/>
-    <w:lsdException w:name="Colorful Grid Accent 2" w:uiPriority="73"/>
-    <w:lsdException w:name="Light Shading Accent 3" w:uiPriority="60"/>
-    <w:lsdException w:name="Light List Accent 3" w:uiPriority="61"/>
-    <w:lsdException w:name="Light Grid Accent 3" w:uiPriority="62"/>
-    <w:lsdException w:name="Medium Shading 1 Accent 3" w:uiPriority="63"/>
-    <w:lsdException w:name="Medium Shading 2 Accent 3" w:uiPriority="64"/>
-    <w:lsdException w:name="Medium List 1 Accent 3" w:uiPriority="65"/>
-    <w:lsdException w:name="Medium List 2 Accent 3" w:uiPriority="66"/>
-    <w:lsdException w:name="Medium Grid 1 Accent 3" w:uiPriority="67"/>
-    <w:lsdException w:name="Medium Grid 2 Accent 3" w:uiPriority="68"/>
-    <w:lsdException w:name="Medium Grid 3 Accent 3" w:uiPriority="69"/>
-    <w:lsdException w:name="Dark List Accent 3" w:uiPriority="70"/>
-    <w:lsdException w:name="Colorful Shading Accent 3" w:uiPriority="71"/>
-    <w:lsdException w:name="Colorful List Accent 3" w:uiPriority="72"/>
-    <w:lsdException w:name="Colorful Grid Accent 3" w:uiPriority="73"/>
-    <w:lsdException w:name="Light Shading Accent 4" w:uiPriority="60"/>
-    <w:lsdException w:name="Light List Accent 4" w:uiPriority="61"/>
-    <w:lsdException w:name="Light Grid Accent 4" w:uiPriority="62"/>
-    <w:lsdException w:name="Medium Shading 1 Accent 4" w:uiPriority="63"/>
-    <w:lsdException w:name="Medium Shading 2 Accent 4" w:uiPriority="64"/>
-    <w:lsdException w:name="Medium List 1 Accent 4" w:uiPriority="65"/>
-    <w:lsdException w:name="Medium List 2 Accent 4" w:uiPriority="66"/>
-    <w:lsdException w:name="Medium Grid 1 Accent 4" w:uiPriority="67"/>
-    <w:lsdException w:name="Medium Grid 2 Accent 4" w:uiPriority="68"/>
-    <w:lsdException w:name="Medium Grid 3 Accent 4" w:uiPriority="69"/>
-    <w:lsdException w:name="Dark List Accent 4" w:uiPriority="70"/>
-    <w:lsdException w:name="Colorful Shading Accent 4" w:uiPriority="71"/>
-    <w:lsdException w:name="Colorful List Accent 4" w:uiPriority="72"/>
-    <w:lsdException w:name="Colorful Grid Accent 4" w:uiPriority="73"/>
-    <w:lsdException w:name="Light Shading Accent 5" w:uiPriority="60"/>
-    <w:lsdException w:name="Light List Accent 5" w:uiPriority="61"/>
-    <w:lsdException w:name="Light Grid Accent 5" w:uiPriority="62"/>
-    <w:lsdException w:name="Medium Shading 1 Accent 5" w:uiPriority="63"/>
-    <w:lsdException w:name="Medium Shading 2 Accent 5" w:uiPriority="64"/>
-    <w:lsdException w:name="Medium List 1 Accent 5" w:uiPriority="65"/>
-    <w:lsdException w:name="Medium List 2 Accent 5" w:uiPriority="66"/>
-    <w:lsdException w:name="Medium Grid 1 Accent 5" w:uiPriority="67"/>
-    <w:lsdException w:name="Medium Grid 2 Accent 5" w:uiPriority="68"/>
-    <w:lsdException w:name="Medium Grid 3 Accent 5" w:uiPriority="69"/>
-    <w:lsdException w:name="Dark List Accent 5" w:uiPriority="70"/>
-    <w:lsdException w:name="Colorful Shading Accent 5" w:uiPriority="71"/>
-    <w:lsdException w:name="Colorful List Accent 5" w:uiPriority="72"/>
-    <w:lsdException w:name="Colorful Grid Accent 5" w:uiPriority="73"/>
-    <w:lsdException w:name="Light Shading Accent 6" w:uiPriority="60"/>
-    <w:lsdException w:name="Light List Accent 6" w:uiPriority="61"/>
-    <w:lsdException w:name="Light Grid Accent 6" w:uiPriority="62"/>
-    <w:lsdException w:name="Medium Shading 1 Accent 6" w:uiPriority="63"/>
-    <w:lsdException w:name="Medium Shading 2 Accent 6" w:uiPriority="64"/>
-    <w:lsdException w:name="Medium List 1 Accent 6" w:uiPriority="65"/>
-    <w:lsdException w:name="Medium List 2 Accent 6" w:uiPriority="66"/>
-    <w:lsdException w:name="Medium Grid 1 Accent 6" w:uiPriority="67"/>
-    <w:lsdException w:name="Medium Grid 2 Accent 6" w:uiPriority="68"/>
-    <w:lsdException w:name="Medium Grid 3 Accent 6" w:uiPriority="69"/>
-    <w:lsdException w:name="Dark List Accent 6" w:uiPriority="70"/>
-    <w:lsdException w:name="Colorful Shading Accent 6" w:uiPriority="71"/>
-    <w:lsdException w:name="Colorful List Accent 6" w:uiPriority="72"/>
-    <w:lsdException w:name="Colorful Grid Accent 6" w:uiPriority="73"/>
-    <w:lsdException w:name="Subtle Emphasis" w:uiPriority="19" w:qFormat="1"/>
-    <w:lsdException w:name="Intense Emphasis" w:uiPriority="21" w:qFormat="1"/>
-    <w:lsdException w:name="Subtle Reference" w:uiPriority="31" w:qFormat="1"/>
-    <w:lsdException w:name="Intense Reference" w:uiPriority="32" w:qFormat="1"/>
-    <w:lsdException w:name="Book Title" w:uiPriority="33" w:qFormat="1"/>
-    <w:lsdException w:name="Bibliography" w:semiHidden="1" w:uiPriority="37" w:unhideWhenUsed="1"/>
-    <w:lsdException w:name="TOC Heading" w:semiHidden="1" w:uiPriority="39" w:unhideWhenUsed="1" w:qFormat="1"/>
-    <w:lsdException w:name="Plain Table 1" w:uiPriority="41"/>
-    <w:lsdException w:name="Plain Table 2" w:uiPriority="42"/>
-    <w:lsdException w:name="Plain Table 3" w:uiPriority="43"/>
-    <w:lsdException w:name="Plain Table 4" w:uiPriority="44"/>
-    <w:lsdException w:name="Plain Table 5" w:uiPriority="45"/>
-    <w:lsdException w:name="Grid Table Light" w:uiPriority="40"/>
-    <w:lsdException w:name="Grid Table 1 Light" w:uiPriority="46"/>
-    <w:lsdException w:name="Grid Table 2" w:uiPriority="47"/>
-    <w:lsdException w:name="Grid Table 3" w:uiPriority="48"/>
-    <w:lsdException w:name="Grid Table 4" w:uiPriority="49"/>
-    <w:lsdException w:name="Grid Table 5 Dark" w:uiPriority="50"/>
-    <w:lsdException w:name="Grid Table 6 Colorful" w:uiPriority="51"/>
-    <w:lsdException w:name="Grid Table 7 Colorful" w:uiPriority="52"/>
-    <w:lsdException w:name="Grid Table 1 Light Accent 1" w:uiPriority="46"/>
-    <w:lsdException w:name="Grid Table 2 Accent 1" w:uiPriority="47"/>
-    <w:lsdException w:name="Grid Table 3 Accent 1" w:uiPriority="48"/>
-    <w:lsdException w:name="Grid Table 4 Accent 1" w:uiPriority="49"/>
-    <w:lsdException w:name="Grid Table 5 Dark Accent 1" w:uiPriority="50"/>
-    <w:lsdException w:name="Grid Table 6 Colorful Accent 1" w:uiPriority="51"/>
-    <w:lsdException w:name="Grid Table 7 Colorful Accent 1" w:uiPriority="52"/>
-    <w:lsdException w:name="Grid Table 1 Light Accent 2" w:uiPriority="46"/>
-    <w:lsdException w:name="Grid Table 2 Accent 2" w:uiPriority="47"/>
-    <w:lsdException w:name="Grid Table 3 Accent 2" w:uiPriority="48"/>
-    <w:lsdException w:name="Grid Table 4 Accent 2" w:uiPriority="49"/>
-    <w:lsdException w:name="Grid Table 5 Dark Accent 2" w:uiPriority="50"/>
-    <w:lsdException w:name="Grid Table 6 Colorful Accent 2" w:uiPriority="51"/>
-    <w:lsdException w:name="Grid Table 7 Colorful Accent 2" w:uiPriority="52"/>
-    <w:lsdException w:name="Grid Table 1 Light Accent 3" w:uiPriority="46"/>
-    <w:lsdException w:name="Grid Table 2 Accent 3" w:uiPriority="47"/>
-    <w:lsdException w:name="Grid Table 3 Accent 3" w:uiPriority="48"/>
-    <w:lsdException w:name="Grid Table 4 Accent 3" w:uiPriority="49"/>
-    <w:lsdException w:name="Grid Table 5 Dark Accent 3" w:uiPriority="50"/>
-    <w:lsdException w:name="Grid Table 6 Colorful Accent 3" w:uiPriority="51"/>
-    <w:lsdException w:name="Grid Table 7 Colorful Accent 3" w:uiPriority="52"/>
-    <w:lsdException w:name="Grid Table 1 Light Accent 4" w:uiPriority="46"/>
-    <w:lsdException w:name="Grid Table 2 Accent 4" w:uiPriority="47"/>
-    <w:lsdException w:name="Grid Table 3 Accent 4" w:uiPriority="48"/>
-    <w:lsdException w:name="Grid Table 4 Accent 4" w:uiPriority="49"/>
-    <w:lsdException w:name="Grid Table 5 Dark Accent 4" w:uiPriority="50"/>
-    <w:lsdException w:name="Grid Table 6 Colorful Accent 4" w:uiPriority="51"/>
-    <w:lsdException w:name="Grid Table 7 Colorful Accent 4" w:uiPriority="52"/>
-    <w:lsdException w:name="Grid Table 1 Light Accent 5" w:uiPriority="46"/>
-    <w:lsdException w:name="Grid Table 2 Accent 5" w:uiPriority="47"/>
-    <w:lsdException w:name="Grid Table 3 Accent 5" w:uiPriority="48"/>
-    <w:lsdException w:name="Grid Table 4 Accent 5" w:uiPriority="49"/>
-    <w:lsdException w:name="Grid Table 5 Dark Accent 5" w:uiPriority="50"/>
-    <w:lsdException w:name="Grid Table 6 Colorful Accent 5" w:uiPriority="51"/>
-    <w:lsdException w:name="Grid Table 7 Colorful Accent 5" w:uiPriority="52"/>
-    <w:lsdException w:name="Grid Table 1 Light Accent 6" w:uiPriority="46"/>
-    <w:lsdException w:name="Grid Table 2 Accent 6" w:uiPriority="47"/>
-    <w:lsdException w:name="Grid Table 3 Accent 6" w:uiPriority="48"/>
-    <w:lsdException w:name="Grid Table 4 Accent 6" w:uiPriority="49"/>
-    <w:lsdException w:name="Grid Table 5 Dark Accent 6" w:uiPriority="50"/>
-    <w:lsdException w:name="Grid Table 6 Colorful Accent 6" w:uiPriority="51"/>
-    <w:lsdException w:name="Grid Table 7 Colorful Accent 6" w:uiPriority="52"/>
-    <w:lsdException w:name="List Table 1 Light" w:uiPriority="46"/>
-    <w:lsdException w:name="List Table 2" w:uiPriority="47"/>
-    <w:lsdException w:name="List Table 3" w:uiPriority="48"/>
-    <w:lsdException w:name="List Table 4" w:uiPriority="49"/>
-    <w:lsdException w:name="List Table 5 Dark" w:uiPriority="50"/>
-    <w:lsdException w:name="List Table 6 Colorful" w:uiPriority="51"/>
-    <w:lsdException w:name="List Table 7 Colorful" w:uiPriority="52"/>
-    <w:lsdException w:name="List Table 1 Light Accent 1" w:uiPriority="46"/>
-    <w:lsdException w:name="List Table 2 Accent 1" w:uiPriority="47"/>
-    <w:lsdException w:name="List Table 3 Accent 1" w:uiPriority="48"/>
-    <w:lsdException w:name="List Table 4 Accent 1" w:uiPriority="49"/>
-    <w:lsdException w:name="List Table 5 Dark Accent 1" w:uiPriority="50"/>
-    <w:lsdException w:name="List Table 6 Colorful Accent 1" w:uiPriority="51"/>
-    <w:lsdException w:name="List Table 7 Colorful Accent 1" w:uiPriority="52"/>
-    <w:lsdException w:name="List Table 1 Light Accent 2" w:uiPriority="46"/>
-    <w:lsdException w:name="List Table 2 Accent 2" w:uiPriority="47"/>
-    <w:lsdException w:name="List Table 3 Accent 2" w:uiPriority="48"/>
-    <w:lsdException w:name="List Table 4 Accent 2" w:uiPriority="49"/>
-    <w:lsdException w:name="List Table 5 Dark Accent 2" w:uiPriority="50"/>
-    <w:lsdException w:name="List Table 6 Colorful Accent 2" w:uiPriority="51"/>
-    <w:lsdException w:name="List Table 7 Colorful Accent 2" w:uiPriority="52"/>
-    <w:lsdException w:name="List Table 1 Light Accent 3" w:uiPriority="46"/>
-    <w:lsdException w:name="List Table 2 Accent 3" w:uiPriority="47"/>
-    <w:lsdException w:name="List Table 3 Accent 3" w:uiPriority="48"/>
-    <w:lsdException w:name="List Table 4 Accent 3" w:uiPriority="49"/>
-    <w:lsdException w:name="List Table 5 Dark Accent 3" w:uiPriority="50"/>
-    <w:lsdException w:name="List Table 6 Colorful Accent 3" w:uiPriority="51"/>
-    <w:lsdException w:name="List Table 7 Colorful Accent 3" w:uiPriority="52"/>
-    <w:lsdException w:name="List Table 1 Light Accent 4" w:uiPriority="46"/>
-    <w:lsdException w:name="List Table 2 Accent 4" w:uiPriority="47"/>
-    <w:lsdException w:name="List Table 3 Accent 4" w:uiPriority="48"/>
-    <w:lsdException w:name="List Table 4 Accent 4" w:uiPriority="49"/>
-    <w:lsdException w:name="List Table 5 Dark Accent 4" w:uiPriority="50"/>
-    <w:lsdException w:name="List Table 6 Colorful Accent 4" w:uiPriority="51"/>
-    <w:lsdException w:name="List Table 7 Colorful Accent 4" w:uiPriority="52"/>
-    <w:lsdException w:name="List Table 1 Light Accent 5" w:uiPriority="46"/>
-    <w:lsdException w:name="List Table 2 Accent 5" w:uiPriority="47"/>
-    <w:lsdException w:name="List Table 3 Accent 5" w:uiPriority="48"/>
-    <w:lsdException w:name="List Table 4 Accent 5" w:uiPriority="49"/>
-    <w:lsdException w:name="List Table 5 Dark Accent 5" w:uiPriority="50"/>
-    <w:lsdException w:name="List Table 6 Colorful Accent 5" w:uiPriority="51"/>
-    <w:lsdException w:name="List Table 7 Colorful Accent 5" w:uiPriority="52"/>
-    <w:lsdException w:name="List Table 1 Light Accent 6" w:uiPriority="46"/>
-    <w:lsdException w:name="List Table 2 Accent 6" w:uiPriority="47"/>
-    <w:lsdException w:name="List Table 3 Accent 6" w:uiPriority="48"/>
-    <w:lsdException w:name="List Table 4 Accent 6" w:uiPriority="49"/>
-    <w:lsdException w:name="List Table 5 Dark Accent 6" w:uiPriority="50"/>
-    <w:lsdException w:name="List Table 6 Colorful Accent 6" w:uiPriority="51"/>
-    <w:lsdException w:name="List Table 7 Colorful Accent 6" w:uiPriority="52"/>
+    <w:lsdException w:name="List Paragraph" w:uiPriority="52" w:qFormat="1"/>
+    <w:lsdException w:name="Quote" w:uiPriority="41" w:qFormat="1"/>
+    <w:lsdException w:name="Intense Quote" w:uiPriority="48" w:qFormat="1"/>
+    <w:lsdException w:name="Medium List 2 Accent 1" w:uiPriority="102"/>
+    <w:lsdException w:name="Medium Grid 1 Accent 1" w:uiPriority="103"/>
+    <w:lsdException w:name="Medium Grid 2 Accent 1" w:uiPriority="104"/>
+    <w:lsdException w:name="Medium Grid 3 Accent 1" w:uiPriority="105"/>
+    <w:lsdException w:name="Dark List Accent 1" w:uiPriority="112"/>
+    <w:lsdException w:name="Colorful Shading Accent 1" w:uiPriority="113"/>
+    <w:lsdException w:name="Colorful List Accent 1" w:uiPriority="114"/>
+    <w:lsdException w:name="Colorful Grid Accent 1" w:uiPriority="115"/>
+    <w:lsdException w:name="Light Shading Accent 2" w:uiPriority="96"/>
+    <w:lsdException w:name="Light List Accent 2" w:uiPriority="97"/>
+    <w:lsdException w:name="Light Grid Accent 2" w:uiPriority="98"/>
+    <w:lsdException w:name="Medium Shading 1 Accent 2" w:uiPriority="99"/>
+    <w:lsdException w:name="Medium Shading 2 Accent 2" w:uiPriority="100"/>
+    <w:lsdException w:name="Medium List 1 Accent 2" w:uiPriority="101"/>
+    <w:lsdException w:name="Medium List 2 Accent 2" w:uiPriority="102"/>
+    <w:lsdException w:name="Medium Grid 1 Accent 2" w:uiPriority="103"/>
+    <w:lsdException w:name="Medium Grid 2 Accent 2" w:uiPriority="104"/>
+    <w:lsdException w:name="Medium Grid 3 Accent 2" w:uiPriority="105"/>
+    <w:lsdException w:name="Dark List Accent 2" w:uiPriority="112"/>
+    <w:lsdException w:name="Colorful Shading Accent 2" w:uiPriority="113"/>
+    <w:lsdException w:name="Colorful List Accent 2" w:uiPriority="114"/>
+    <w:lsdException w:name="Colorful Grid Accent 2" w:uiPriority="115"/>
+    <w:lsdException w:name="Light Shading Accent 3" w:uiPriority="96"/>
+    <w:lsdException w:name="Light List Accent 3" w:uiPriority="97"/>
+    <w:lsdException w:name="Light Grid Accent 3" w:uiPriority="98"/>
+    <w:lsdException w:name="Medium Shading 1 Accent 3" w:uiPriority="99"/>
+    <w:lsdException w:name="Medium Shading 2 Accent 3" w:uiPriority="100"/>
+    <w:lsdException w:name="Medium List 1 Accent 3" w:uiPriority="101"/>
+    <w:lsdException w:name="Medium List 2 Accent 3" w:uiPriority="102"/>
+    <w:lsdException w:name="Medium Grid 1 Accent 3" w:uiPriority="103"/>
+    <w:lsdException w:name="Medium Grid 2 Accent 3" w:uiPriority="104"/>
+    <w:lsdException w:name="Medium Grid 3 Accent 3" w:uiPriority="105"/>
+    <w:lsdException w:name="Dark List Accent 3" w:uiPriority="112"/>
+    <w:lsdException w:name="Colorful Shading Accent 3" w:uiPriority="113"/>
+    <w:lsdException w:name="Colorful List Accent 3" w:uiPriority="114"/>
+    <w:lsdException w:name="Colorful Grid Accent 3" w:uiPriority="115"/>
+    <w:lsdException w:name="Light Shading Accent 4" w:uiPriority="96"/>
+    <w:lsdException w:name="Light List Accent 4" w:uiPriority="97"/>
+    <w:lsdException w:name="Light Grid Accent 4" w:uiPriority="98"/>
+    <w:lsdException w:name="Medium Shading 1 Accent 4" w:uiPriority="99"/>
+    <w:lsdException w:name="Medium Shading 2 Accent 4" w:uiPriority="100"/>
+    <w:lsdException w:name="Medium List 1 Accent 4" w:uiPriority="101"/>
+    <w:lsdException w:name="Medium List 2 Accent 4" w:uiPriority="102"/>
+    <w:lsdException w:name="Medium Grid 1 Accent 4" w:uiPriority="103"/>
+    <w:lsdException w:name="Medium Grid 2 Accent 4" w:uiPriority="104"/>
+    <w:lsdException w:name="Medium Grid 3 Accent 4" w:uiPriority="105"/>
+    <w:lsdException w:name="Dark List Accent 4" w:uiPriority="112"/>
+    <w:lsdException w:name="Colorful Shading Accent 4" w:uiPriority="113"/>
+    <w:lsdException w:name="Colorful List Accent 4" w:uiPriority="114"/>
+    <w:lsdException w:name="Colorful Grid Accent 4" w:uiPriority="115"/>
+    <w:lsdException w:name="Light Shading Accent 5" w:uiPriority="96"/>
+    <w:lsdException w:name="Light List Accent 5" w:uiPriority="97"/>
+    <w:lsdException w:name="Light Grid Accent 5" w:uiPriority="98"/>
+    <w:lsdException w:name="Medium Shading 1 Accent 5" w:uiPriority="99"/>
+    <w:lsdException w:name="Medium Shading 2 Accent 5" w:uiPriority="100"/>
+    <w:lsdException w:name="Medium List 1 Accent 5" w:uiPriority="101"/>
+    <w:lsdException w:name="Medium List 2 Accent 5" w:uiPriority="102"/>
+    <w:lsdException w:name="Medium Grid 1 Accent 5" w:uiPriority="103"/>
+    <w:lsdException w:name="Medium Grid 2 Accent 5" w:uiPriority="104"/>
+    <w:lsdException w:name="Medium Grid 3 Accent 5" w:uiPriority="105"/>
+    <w:lsdException w:name="Dark List Accent 5" w:uiPriority="112"/>
+    <w:lsdException w:name="Colorful Shading Accent 5" w:uiPriority="113"/>
+    <w:lsdException w:name="Colorful List Accent 5" w:uiPriority="114"/>
+    <w:lsdException w:name="Colorful Grid Accent 5" w:uiPriority="115"/>
+    <w:lsdException w:name="Light Shading Accent 6" w:uiPriority="96"/>
+    <w:lsdException w:name="Light List Accent 6" w:uiPriority="97"/>
+    <w:lsdException w:name="Light Grid Accent 6" w:uiPriority="98"/>
+    <w:lsdException w:name="Medium Shading 1 Accent 6" w:uiPriority="99"/>
+    <w:lsdException w:name="Medium Shading 2 Accent 6" w:uiPriority="100"/>
+    <w:lsdException w:name="Medium List 1 Accent 6" w:uiPriority="101"/>
+    <w:lsdException w:name="Medium List 2 Accent 6" w:uiPriority="102"/>
+    <w:lsdException w:name="Medium Grid 1 Accent 6" w:uiPriority="103"/>
+    <w:lsdException w:name="Medium Grid 2 Accent 6" w:uiPriority="104"/>
+    <w:lsdException w:name="Medium Grid 3 Accent 6" w:uiPriority="105"/>
+    <w:lsdException w:name="Dark List Accent 6" w:uiPriority="112"/>
+    <w:lsdException w:name="Colorful Shading Accent 6" w:uiPriority="113"/>
+    <w:lsdException w:name="Colorful List Accent 6" w:uiPriority="114"/>
+    <w:lsdException w:name="Colorful Grid Accent 6" w:uiPriority="115"/>
+    <w:lsdException w:name="Subtle Emphasis" w:uiPriority="25" w:qFormat="1"/>
+    <w:lsdException w:name="Intense Emphasis" w:uiPriority="33" w:qFormat="1"/>
+    <w:lsdException w:name="Subtle Reference" w:uiPriority="49" w:qFormat="1"/>
+    <w:lsdException w:name="Intense Reference" w:uiPriority="50" w:qFormat="1"/>
+    <w:lsdException w:name="Book Title" w:uiPriority="51" w:qFormat="1"/>
+    <w:lsdException w:name="Bibliography" w:semiHidden="1" w:uiPriority="55" w:unhideWhenUsed="1"/>
+    <w:lsdException w:name="TOC Heading" w:semiHidden="1" w:uiPriority="57" w:unhideWhenUsed="1" w:qFormat="1"/>
+    <w:lsdException w:name="Plain Table 1" w:uiPriority="65"/>
+    <w:lsdException w:name="Plain Table 2" w:uiPriority="66"/>
+    <w:lsdException w:name="Plain Table 3" w:uiPriority="67"/>
+    <w:lsdException w:name="Plain Table 4" w:uiPriority="68"/>
+    <w:lsdException w:name="Plain Table 5" w:uiPriority="69"/>
+    <w:lsdException w:name="Grid Table Light" w:uiPriority="64"/>
+    <w:lsdException w:name="Grid Table 1 Light" w:uiPriority="70"/>
+    <w:lsdException w:name="Grid Table 2" w:uiPriority="71"/>
+    <w:lsdException w:name="Grid Table 3" w:uiPriority="72"/>
+    <w:lsdException w:name="Grid Table 4" w:uiPriority="73"/>
+    <w:lsdException w:name="Grid Table 5 Dark" w:uiPriority="80"/>
+    <w:lsdException w:name="Grid Table 6 Colorful" w:uiPriority="81"/>
+    <w:lsdException w:name="Grid Table 7 Colorful" w:uiPriority="82"/>
+    <w:lsdException w:name="Grid Table 1 Light Accent 1" w:uiPriority="70"/>
+    <w:lsdException w:name="Grid Table 2 Accent 1" w:uiPriority="71"/>
+    <w:lsdException w:name="Grid Table 3 Accent 1" w:uiPriority="72"/>
+    <w:lsdException w:name="Grid Table 4 Accent 1" w:uiPriority="73"/>
+    <w:lsdException w:name="Grid Table 5 Dark Accent 1" w:uiPriority="80"/>
+    <w:lsdException w:name="Grid Table 6 Colorful Accent 1" w:uiPriority="81"/>
+    <w:lsdException w:name="Grid Table 7 Colorful Accent 1" w:uiPriority="82"/>
+    <w:lsdException w:name="Grid Table 1 Light Accent 2" w:uiPriority="70"/>
+    <w:lsdException w:name="Grid Table 2 Accent 2" w:uiPriority="71"/>
+    <w:lsdException w:name="Grid Table 3 Accent 2" w:uiPriority="72"/>
+    <w:lsdException w:name="Grid Table 4 Accent 2" w:uiPriority="73"/>
+    <w:lsdException w:name="Grid Table 5 Dark Accent 2" w:uiPriority="80"/>
+    <w:lsdException w:name="Grid Table 6 Colorful Accent 2" w:uiPriority="81"/>
+    <w:lsdException w:name="Grid Table 7 Colorful Accent 2" w:uiPriority="82"/>
+    <w:lsdException w:name="Grid Table 1 Light Accent 3" w:uiPriority="70"/>
+    <w:lsdException w:name="Grid Table 2 Accent 3" w:uiPriority="71"/>
+    <w:lsdException w:name="Grid Table 3 Accent 3" w:uiPriority="72"/>
+    <w:lsdException w:name="Grid Table 4 Accent 3" w:uiPriority="73"/>
+    <w:lsdException w:name="Grid Table 5 Dark Accent 3" w:uiPriority="80"/>
+    <w:lsdException w:name="Grid Table 6 Colorful Accent 3" w:uiPriority="81"/>
+    <w:lsdException w:name="Grid Table 7 Colorful Accent 3" w:uiPriority="82"/>
+    <w:lsdException w:name="Grid Table 1 Light Accent 4" w:uiPriority="70"/>
+    <w:lsdException w:name="Grid Table 2 Accent 4" w:uiPriority="71"/>
+    <w:lsdException w:name="Grid Table 3 Accent 4" w:uiPriority="72"/>
+    <w:lsdException w:name="Grid Table 4 Accent 4" w:uiPriority="73"/>
+    <w:lsdException w:name="Grid Table 5 Dark Accent 4" w:uiPriority="80"/>
+    <w:lsdException w:name="Grid Table 6 Colorful Accent 4" w:uiPriority="81"/>
+    <w:lsdException w:name="Grid Table 7 Colorful Accent 4" w:uiPriority="82"/>
+    <w:lsdException w:name="Grid Table 1 Light Accent 5" w:uiPriority="70"/>
+    <w:lsdException w:name="Grid Table 2 Accent 5" w:uiPriority="71"/>
+    <w:lsdException w:name="Grid Table 3 Accent 5" w:uiPriority="72"/>
+    <w:lsdException w:name="Grid Table 4 Accent 5" w:uiPriority="73"/>
+    <w:lsdException w:name="Grid Table 5 Dark Accent 5" w:uiPriority="80"/>
+    <w:lsdException w:name="Grid Table 6 Colorful Accent 5" w:uiPriority="81"/>
+    <w:lsdException w:name="Grid Table 7 Colorful Accent 5" w:uiPriority="82"/>
+    <w:lsdException w:name="Grid Table 1 Light Accent 6" w:uiPriority="70"/>
+    <w:lsdException w:name="Grid Table 2 Accent 6" w:uiPriority="71"/>
+    <w:lsdException w:name="Grid Table 3 Accent 6" w:uiPriority="72"/>
+    <w:lsdException w:name="Grid Table 4 Accent 6" w:uiPriority="73"/>
+    <w:lsdException w:name="Grid Table 5 Dark Accent 6" w:uiPriority="80"/>
+    <w:lsdException w:name="Grid Table 6 Colorful Accent 6" w:uiPriority="81"/>
+    <w:lsdException w:name="Grid Table 7 Colorful Accent 6" w:uiPriority="82"/>
+    <w:lsdException w:name="List Table 1 Light" w:uiPriority="70"/>
+    <w:lsdException w:name="List Table 2" w:uiPriority="71"/>
+    <w:lsdException w:name="List Table 3" w:uiPriority="72"/>
+    <w:lsdException w:name="List Table 4" w:uiPriority="73"/>
+    <w:lsdException w:name="List Table 5 Dark" w:uiPriority="80"/>
+    <w:lsdException w:name="List Table 6 Colorful" w:uiPriority="81"/>
+    <w:lsdException w:name="List Table 7 Colorful" w:uiPriority="82"/>
+    <w:lsdException w:name="List Table 1 Light Accent 1" w:uiPriority="70"/>
+    <w:lsdException w:name="List Table 2 Accent 1" w:uiPriority="71"/>
+    <w:lsdException w:name="List Table 3 Accent 1" w:uiPriority="72"/>
+    <w:lsdException w:name="List Table 4 Accent 1" w:uiPriority="73"/>
+    <w:lsdException w:name="List Table 5 Dark Accent 1" w:uiPriority="80"/>
+    <w:lsdException w:name="List Table 6 Colorful Accent 1" w:uiPriority="81"/>
+    <w:lsdException w:name="List Table 7 Colorful Accent 1" w:uiPriority="82"/>
+    <w:lsdException w:name="List Table 1 Light Accent 2" w:uiPriority="70"/>
+    <w:lsdException w:name="List Table 2 Accent 2" w:uiPriority="71"/>
+    <w:lsdException w:name="List Table 3 Accent 2" w:uiPriority="72"/>
+    <w:lsdException w:name="List Table 4 Accent 2" w:uiPriority="73"/>
+    <w:lsdException w:name="List Table 5 Dark Accent 2" w:uiPriority="80"/>
+    <w:lsdException w:name="List Table 6 Colorful Accent 2" w:uiPriority="81"/>
+    <w:lsdException w:name="List Table 7 Colorful Accent 2" w:uiPriority="82"/>
+    <w:lsdException w:name="List Table 1 Light Accent 3" w:uiPriority="70"/>
+    <w:lsdException w:name="List Table 2 Accent 3" w:uiPriority="71"/>
+    <w:lsdException w:name="List Table 3 Accent 3" w:uiPriority="72"/>
+    <w:lsdException w:name="List Table 4 Accent 3" w:uiPriority="73"/>
+    <w:lsdException w:name="List Table 5 Dark Accent 3" w:uiPriority="80"/>
+    <w:lsdException w:name="List Table 6 Colorful Accent 3" w:uiPriority="81"/>
+    <w:lsdException w:name="List Table 7 Colorful Accent 3" w:uiPriority="82"/>
+    <w:lsdException w:name="List Table 1 Light Accent 4" w:uiPriority="70"/>
+    <w:lsdException w:name="List Table 2 Accent 4" w:uiPriority="71"/>
+    <w:lsdException w:name="List Table 3 Accent 4" w:uiPriority="72"/>
+    <w:lsdException w:name="List Table 4 Accent 4" w:uiPriority="73"/>
+    <w:lsdException w:name="List Table 5 Dark Accent 4" w:uiPriority="80"/>
+    <w:lsdException w:name="List Table 6 Colorful Accent 4" w:uiPriority="81"/>
+    <w:lsdException w:name="List Table 7 Colorful Accent 4" w:uiPriority="82"/>
+    <w:lsdException w:name="List Table 1 Light Accent 5" w:uiPriority="70"/>
+    <w:lsdException w:name="List Table 2 Accent 5" w:uiPriority="71"/>
+    <w:lsdException w:name="List Table 3 Accent 5" w:uiPriority="72"/>
+    <w:lsdException w:name="List Table 4 Accent 5" w:uiPriority="73"/>
+    <w:lsdException w:name="List Table 5 Dark Accent 5" w:uiPriority="80"/>
+    <w:lsdException w:name="List Table 6 Colorful Accent 5" w:uiPriority="81"/>
+    <w:lsdException w:name="List Table 7 Colorful Accent 5" w:uiPriority="82"/>
+    <w:lsdException w:name="List Table 1 Light Accent 6" w:uiPriority="70"/>
+    <w:lsdException w:name="List Table 2 Accent 6" w:uiPriority="71"/>
+    <w:lsdException w:name="List Table 3 Accent 6" w:uiPriority="72"/>
+    <w:lsdException w:name="List Table 4 Accent 6" w:uiPriority="73"/>
+    <w:lsdException w:name="List Table 5 Dark Accent 6" w:uiPriority="80"/>
+    <w:lsdException w:name="List Table 6 Colorful Accent 6" w:uiPriority="81"/>
+    <w:lsdException w:name="List Table 7 Colorful Accent 6" w:uiPriority="82"/>
     <w:lsdException w:name="Mention" w:semiHidden="1" w:unhideWhenUsed="1"/>
     <w:lsdException w:name="Smart Hyperlink" w:semiHidden="1" w:unhideWhenUsed="1"/>
     <w:lsdException w:name="Hashtag" w:semiHidden="1" w:unhideWhenUsed="1"/>
@@ -9069,207 +7684,198 @@
     <w:name w:val="Normal"/>
     <w:qFormat/>
     <w:pPr>
-      <w:widowControl w:val="0"/>
-      <w:wordWrap w:val="0"/>
-      <w:autoSpaceDE w:val="0"/>
-      <w:autoSpaceDN w:val="0"/>
+      <w:autoSpaceDE w:val="off"/>
+      <w:autoSpaceDN w:val="off"/>
+      <w:widowControl w:val="off"/>
+      <w:wordWrap w:val="off"/>
     </w:pPr>
   </w:style>
   <w:style w:type="paragraph" w:styleId="1">
     <w:name w:val="heading 1"/>
+    <w:uiPriority w:val="9"/>
     <w:basedOn w:val="a"/>
     <w:next w:val="a"/>
     <w:link w:val="1Char"/>
-    <w:uiPriority w:val="9"/>
     <w:qFormat/>
-    <w:rsid w:val="00BF5DF9"/>
     <w:pPr>
       <w:keepNext/>
       <w:keepLines/>
-      <w:spacing w:before="280" w:after="80"/>
       <w:outlineLvl w:val="0"/>
+      <w:spacing w:after="80" w:before="280"/>
     </w:pPr>
     <w:rPr>
       <w:rFonts w:asciiTheme="majorHAnsi" w:eastAsiaTheme="majorEastAsia" w:hAnsiTheme="majorHAnsi" w:cstheme="majorBidi"/>
-      <w:color w:val="000000" w:themeColor="text1"/>
+      <w:color w:val="000000"/>
       <w:sz w:val="32"/>
       <w:szCs w:val="32"/>
     </w:rPr>
   </w:style>
   <w:style w:type="paragraph" w:styleId="2">
     <w:name w:val="heading 2"/>
+    <w:uiPriority w:val="9"/>
     <w:basedOn w:val="a"/>
     <w:next w:val="a"/>
     <w:link w:val="2Char"/>
-    <w:uiPriority w:val="9"/>
+    <w:qFormat/>
     <w:semiHidden/>
     <w:unhideWhenUsed/>
-    <w:qFormat/>
-    <w:rsid w:val="00BF5DF9"/>
     <w:pPr>
       <w:keepNext/>
       <w:keepLines/>
-      <w:spacing w:before="160" w:after="80"/>
       <w:outlineLvl w:val="1"/>
+      <w:spacing w:after="80" w:before="160"/>
     </w:pPr>
     <w:rPr>
       <w:rFonts w:asciiTheme="majorHAnsi" w:eastAsiaTheme="majorEastAsia" w:hAnsiTheme="majorHAnsi" w:cstheme="majorBidi"/>
-      <w:color w:val="000000" w:themeColor="text1"/>
+      <w:color w:val="000000"/>
       <w:sz w:val="28"/>
       <w:szCs w:val="28"/>
     </w:rPr>
   </w:style>
   <w:style w:type="paragraph" w:styleId="3">
     <w:name w:val="heading 3"/>
+    <w:uiPriority w:val="9"/>
     <w:basedOn w:val="a"/>
     <w:next w:val="a"/>
     <w:link w:val="3Char"/>
-    <w:uiPriority w:val="9"/>
+    <w:qFormat/>
     <w:semiHidden/>
     <w:unhideWhenUsed/>
-    <w:qFormat/>
-    <w:rsid w:val="00BF5DF9"/>
     <w:pPr>
       <w:keepNext/>
       <w:keepLines/>
-      <w:spacing w:before="160" w:after="80"/>
       <w:outlineLvl w:val="2"/>
+      <w:spacing w:after="80" w:before="160"/>
     </w:pPr>
     <w:rPr>
       <w:rFonts w:asciiTheme="majorHAnsi" w:eastAsiaTheme="majorEastAsia" w:hAnsiTheme="majorHAnsi" w:cstheme="majorBidi"/>
-      <w:color w:val="000000" w:themeColor="text1"/>
+      <w:color w:val="000000"/>
       <w:sz w:val="24"/>
     </w:rPr>
   </w:style>
   <w:style w:type="paragraph" w:styleId="4">
     <w:name w:val="heading 4"/>
+    <w:uiPriority w:val="9"/>
     <w:basedOn w:val="a"/>
     <w:next w:val="a"/>
     <w:link w:val="4Char"/>
-    <w:uiPriority w:val="9"/>
+    <w:qFormat/>
     <w:semiHidden/>
     <w:unhideWhenUsed/>
-    <w:qFormat/>
-    <w:rsid w:val="00BF5DF9"/>
     <w:pPr>
       <w:keepNext/>
       <w:keepLines/>
-      <w:spacing w:before="80" w:after="40"/>
       <w:outlineLvl w:val="3"/>
+      <w:spacing w:after="40" w:before="80"/>
     </w:pPr>
     <w:rPr>
       <w:rFonts w:asciiTheme="majorHAnsi" w:eastAsiaTheme="majorEastAsia" w:hAnsiTheme="majorHAnsi" w:cstheme="majorBidi"/>
-      <w:color w:val="000000" w:themeColor="text1"/>
+      <w:color w:val="000000"/>
     </w:rPr>
   </w:style>
   <w:style w:type="paragraph" w:styleId="5">
     <w:name w:val="heading 5"/>
+    <w:uiPriority w:val="9"/>
     <w:basedOn w:val="a"/>
     <w:next w:val="a"/>
     <w:link w:val="5Char"/>
-    <w:uiPriority w:val="9"/>
+    <w:qFormat/>
     <w:semiHidden/>
     <w:unhideWhenUsed/>
-    <w:qFormat/>
-    <w:rsid w:val="00BF5DF9"/>
     <w:pPr>
+      <w:ind w:leftChars="100" w:left="100"/>
       <w:keepNext/>
       <w:keepLines/>
-      <w:spacing w:before="80" w:after="40"/>
-      <w:ind w:leftChars="100" w:left="100"/>
       <w:outlineLvl w:val="4"/>
+      <w:spacing w:after="40" w:before="80"/>
     </w:pPr>
     <w:rPr>
       <w:rFonts w:asciiTheme="majorHAnsi" w:eastAsiaTheme="majorEastAsia" w:hAnsiTheme="majorHAnsi" w:cstheme="majorBidi"/>
-      <w:color w:val="000000" w:themeColor="text1"/>
+      <w:color w:val="000000"/>
     </w:rPr>
   </w:style>
   <w:style w:type="paragraph" w:styleId="6">
     <w:name w:val="heading 6"/>
+    <w:uiPriority w:val="9"/>
     <w:basedOn w:val="a"/>
     <w:next w:val="a"/>
     <w:link w:val="6Char"/>
-    <w:uiPriority w:val="9"/>
+    <w:qFormat/>
     <w:semiHidden/>
     <w:unhideWhenUsed/>
-    <w:qFormat/>
-    <w:rsid w:val="00BF5DF9"/>
     <w:pPr>
+      <w:ind w:leftChars="200" w:left="200"/>
       <w:keepNext/>
       <w:keepLines/>
-      <w:spacing w:before="80" w:after="40"/>
-      <w:ind w:leftChars="200" w:left="200"/>
       <w:outlineLvl w:val="5"/>
+      <w:spacing w:after="40" w:before="80"/>
     </w:pPr>
     <w:rPr>
       <w:rFonts w:asciiTheme="majorHAnsi" w:eastAsiaTheme="majorEastAsia" w:hAnsiTheme="majorHAnsi" w:cstheme="majorBidi"/>
-      <w:color w:val="000000" w:themeColor="text1"/>
+      <w:color w:val="000000"/>
     </w:rPr>
   </w:style>
   <w:style w:type="paragraph" w:styleId="7">
     <w:name w:val="heading 7"/>
+    <w:uiPriority w:val="9"/>
     <w:basedOn w:val="a"/>
     <w:next w:val="a"/>
     <w:link w:val="7Char"/>
-    <w:uiPriority w:val="9"/>
+    <w:qFormat/>
     <w:semiHidden/>
     <w:unhideWhenUsed/>
-    <w:qFormat/>
-    <w:rsid w:val="00BF5DF9"/>
     <w:pPr>
+      <w:ind w:leftChars="300" w:left="300"/>
       <w:keepNext/>
       <w:keepLines/>
-      <w:spacing w:before="80" w:after="40"/>
-      <w:ind w:leftChars="300" w:left="300"/>
       <w:outlineLvl w:val="6"/>
+      <w:spacing w:after="40" w:before="80"/>
     </w:pPr>
     <w:rPr>
       <w:rFonts w:asciiTheme="majorHAnsi" w:eastAsiaTheme="majorEastAsia" w:hAnsiTheme="majorHAnsi" w:cstheme="majorBidi"/>
-      <w:color w:val="000000" w:themeColor="text1"/>
+      <w:color w:val="000000"/>
     </w:rPr>
   </w:style>
   <w:style w:type="paragraph" w:styleId="8">
     <w:name w:val="heading 8"/>
+    <w:uiPriority w:val="9"/>
     <w:basedOn w:val="a"/>
     <w:next w:val="a"/>
     <w:link w:val="8Char"/>
-    <w:uiPriority w:val="9"/>
+    <w:qFormat/>
     <w:semiHidden/>
     <w:unhideWhenUsed/>
-    <w:qFormat/>
-    <w:rsid w:val="00BF5DF9"/>
     <w:pPr>
+      <w:ind w:leftChars="400" w:left="400"/>
       <w:keepNext/>
       <w:keepLines/>
-      <w:spacing w:before="80" w:after="40"/>
-      <w:ind w:leftChars="400" w:left="400"/>
       <w:outlineLvl w:val="7"/>
+      <w:spacing w:after="40" w:before="80"/>
     </w:pPr>
     <w:rPr>
       <w:rFonts w:asciiTheme="majorHAnsi" w:eastAsiaTheme="majorEastAsia" w:hAnsiTheme="majorHAnsi" w:cstheme="majorBidi"/>
-      <w:color w:val="000000" w:themeColor="text1"/>
+      <w:color w:val="000000"/>
     </w:rPr>
   </w:style>
   <w:style w:type="paragraph" w:styleId="9">
     <w:name w:val="heading 9"/>
+    <w:uiPriority w:val="9"/>
     <w:basedOn w:val="a"/>
     <w:next w:val="a"/>
     <w:link w:val="9Char"/>
-    <w:uiPriority w:val="9"/>
+    <w:qFormat/>
     <w:semiHidden/>
     <w:unhideWhenUsed/>
-    <w:qFormat/>
-    <w:rsid w:val="00BF5DF9"/>
     <w:pPr>
+      <w:ind w:leftChars="500" w:left="500"/>
       <w:keepNext/>
       <w:keepLines/>
-      <w:spacing w:before="80" w:after="40"/>
-      <w:ind w:leftChars="500" w:left="500"/>
       <w:outlineLvl w:val="8"/>
+      <w:spacing w:after="40" w:before="80"/>
     </w:pPr>
     <w:rPr>
       <w:rFonts w:asciiTheme="majorHAnsi" w:eastAsiaTheme="majorEastAsia" w:hAnsiTheme="majorHAnsi" w:cstheme="majorBidi"/>
-      <w:color w:val="000000" w:themeColor="text1"/>
+      <w:color w:val="000000"/>
     </w:rPr>
   </w:style>
   <w:style w:type="character" w:default="1" w:styleId="a0">
@@ -9300,223 +7906,207 @@
   </w:style>
   <w:style w:type="character" w:customStyle="1" w:styleId="1Char">
     <w:name w:val="제목 1 Char"/>
+    <w:uiPriority w:val="9"/>
     <w:basedOn w:val="a0"/>
     <w:link w:val="1"/>
-    <w:uiPriority w:val="9"/>
-    <w:rsid w:val="00BF5DF9"/>
     <w:rPr>
       <w:rFonts w:asciiTheme="majorHAnsi" w:eastAsiaTheme="majorEastAsia" w:hAnsiTheme="majorHAnsi" w:cstheme="majorBidi"/>
-      <w:color w:val="000000" w:themeColor="text1"/>
+      <w:color w:val="000000"/>
       <w:sz w:val="32"/>
       <w:szCs w:val="32"/>
     </w:rPr>
   </w:style>
   <w:style w:type="character" w:customStyle="1" w:styleId="2Char">
     <w:name w:val="제목 2 Char"/>
+    <w:uiPriority w:val="9"/>
     <w:basedOn w:val="a0"/>
     <w:link w:val="2"/>
-    <w:uiPriority w:val="9"/>
     <w:semiHidden/>
-    <w:rsid w:val="00BF5DF9"/>
     <w:rPr>
       <w:rFonts w:asciiTheme="majorHAnsi" w:eastAsiaTheme="majorEastAsia" w:hAnsiTheme="majorHAnsi" w:cstheme="majorBidi"/>
-      <w:color w:val="000000" w:themeColor="text1"/>
+      <w:color w:val="000000"/>
       <w:sz w:val="28"/>
       <w:szCs w:val="28"/>
     </w:rPr>
   </w:style>
   <w:style w:type="character" w:customStyle="1" w:styleId="3Char">
     <w:name w:val="제목 3 Char"/>
+    <w:uiPriority w:val="9"/>
     <w:basedOn w:val="a0"/>
     <w:link w:val="3"/>
-    <w:uiPriority w:val="9"/>
     <w:semiHidden/>
-    <w:rsid w:val="00BF5DF9"/>
     <w:rPr>
       <w:rFonts w:asciiTheme="majorHAnsi" w:eastAsiaTheme="majorEastAsia" w:hAnsiTheme="majorHAnsi" w:cstheme="majorBidi"/>
-      <w:color w:val="000000" w:themeColor="text1"/>
+      <w:color w:val="000000"/>
       <w:sz w:val="24"/>
     </w:rPr>
   </w:style>
   <w:style w:type="character" w:customStyle="1" w:styleId="4Char">
     <w:name w:val="제목 4 Char"/>
+    <w:uiPriority w:val="9"/>
     <w:basedOn w:val="a0"/>
     <w:link w:val="4"/>
-    <w:uiPriority w:val="9"/>
     <w:semiHidden/>
-    <w:rsid w:val="00BF5DF9"/>
     <w:rPr>
       <w:rFonts w:asciiTheme="majorHAnsi" w:eastAsiaTheme="majorEastAsia" w:hAnsiTheme="majorHAnsi" w:cstheme="majorBidi"/>
-      <w:color w:val="000000" w:themeColor="text1"/>
+      <w:color w:val="000000"/>
     </w:rPr>
   </w:style>
   <w:style w:type="character" w:customStyle="1" w:styleId="5Char">
     <w:name w:val="제목 5 Char"/>
+    <w:uiPriority w:val="9"/>
     <w:basedOn w:val="a0"/>
     <w:link w:val="5"/>
-    <w:uiPriority w:val="9"/>
     <w:semiHidden/>
-    <w:rsid w:val="00BF5DF9"/>
     <w:rPr>
       <w:rFonts w:asciiTheme="majorHAnsi" w:eastAsiaTheme="majorEastAsia" w:hAnsiTheme="majorHAnsi" w:cstheme="majorBidi"/>
-      <w:color w:val="000000" w:themeColor="text1"/>
+      <w:color w:val="000000"/>
     </w:rPr>
   </w:style>
   <w:style w:type="character" w:customStyle="1" w:styleId="6Char">
     <w:name w:val="제목 6 Char"/>
+    <w:uiPriority w:val="9"/>
     <w:basedOn w:val="a0"/>
     <w:link w:val="6"/>
-    <w:uiPriority w:val="9"/>
     <w:semiHidden/>
-    <w:rsid w:val="00BF5DF9"/>
     <w:rPr>
       <w:rFonts w:asciiTheme="majorHAnsi" w:eastAsiaTheme="majorEastAsia" w:hAnsiTheme="majorHAnsi" w:cstheme="majorBidi"/>
-      <w:color w:val="000000" w:themeColor="text1"/>
+      <w:color w:val="000000"/>
     </w:rPr>
   </w:style>
   <w:style w:type="character" w:customStyle="1" w:styleId="7Char">
     <w:name w:val="제목 7 Char"/>
+    <w:uiPriority w:val="9"/>
     <w:basedOn w:val="a0"/>
     <w:link w:val="7"/>
-    <w:uiPriority w:val="9"/>
     <w:semiHidden/>
-    <w:rsid w:val="00BF5DF9"/>
     <w:rPr>
       <w:rFonts w:asciiTheme="majorHAnsi" w:eastAsiaTheme="majorEastAsia" w:hAnsiTheme="majorHAnsi" w:cstheme="majorBidi"/>
-      <w:color w:val="000000" w:themeColor="text1"/>
+      <w:color w:val="000000"/>
     </w:rPr>
   </w:style>
   <w:style w:type="character" w:customStyle="1" w:styleId="8Char">
     <w:name w:val="제목 8 Char"/>
+    <w:uiPriority w:val="9"/>
     <w:basedOn w:val="a0"/>
     <w:link w:val="8"/>
-    <w:uiPriority w:val="9"/>
     <w:semiHidden/>
-    <w:rsid w:val="00BF5DF9"/>
     <w:rPr>
       <w:rFonts w:asciiTheme="majorHAnsi" w:eastAsiaTheme="majorEastAsia" w:hAnsiTheme="majorHAnsi" w:cstheme="majorBidi"/>
-      <w:color w:val="000000" w:themeColor="text1"/>
+      <w:color w:val="000000"/>
     </w:rPr>
   </w:style>
   <w:style w:type="character" w:customStyle="1" w:styleId="9Char">
     <w:name w:val="제목 9 Char"/>
+    <w:uiPriority w:val="9"/>
     <w:basedOn w:val="a0"/>
     <w:link w:val="9"/>
-    <w:uiPriority w:val="9"/>
     <w:semiHidden/>
-    <w:rsid w:val="00BF5DF9"/>
     <w:rPr>
       <w:rFonts w:asciiTheme="majorHAnsi" w:eastAsiaTheme="majorEastAsia" w:hAnsiTheme="majorHAnsi" w:cstheme="majorBidi"/>
-      <w:color w:val="000000" w:themeColor="text1"/>
+      <w:color w:val="000000"/>
     </w:rPr>
   </w:style>
   <w:style w:type="paragraph" w:styleId="a3">
     <w:name w:val="Title"/>
+    <w:uiPriority w:val="10"/>
     <w:basedOn w:val="a"/>
     <w:next w:val="a"/>
     <w:link w:val="Char"/>
-    <w:uiPriority w:val="10"/>
     <w:qFormat/>
-    <w:rsid w:val="00BF5DF9"/>
     <w:pPr>
-      <w:spacing w:after="80"/>
       <w:contextualSpacing/>
       <w:jc w:val="center"/>
+      <w:spacing w:after="80"/>
     </w:pPr>
     <w:rPr>
       <w:rFonts w:asciiTheme="majorHAnsi" w:eastAsiaTheme="majorEastAsia" w:hAnsiTheme="majorHAnsi" w:cstheme="majorBidi"/>
-      <w:spacing w:val="-10"/>
-      <w:kern w:val="28"/>
       <w:sz w:val="56"/>
       <w:szCs w:val="56"/>
+      <w:kern w:val="28"/>
+      <w:spacing w:val="-10"/>
     </w:rPr>
   </w:style>
   <w:style w:type="character" w:customStyle="1" w:styleId="Char">
     <w:name w:val="제목 Char"/>
+    <w:uiPriority w:val="10"/>
     <w:basedOn w:val="a0"/>
     <w:link w:val="a3"/>
-    <w:uiPriority w:val="10"/>
-    <w:rsid w:val="00BF5DF9"/>
     <w:rPr>
       <w:rFonts w:asciiTheme="majorHAnsi" w:eastAsiaTheme="majorEastAsia" w:hAnsiTheme="majorHAnsi" w:cstheme="majorBidi"/>
-      <w:spacing w:val="-10"/>
-      <w:kern w:val="28"/>
       <w:sz w:val="56"/>
       <w:szCs w:val="56"/>
+      <w:kern w:val="28"/>
+      <w:spacing w:val="-10"/>
     </w:rPr>
   </w:style>
   <w:style w:type="paragraph" w:styleId="a4">
     <w:name w:val="Subtitle"/>
+    <w:uiPriority w:val="11"/>
     <w:basedOn w:val="a"/>
     <w:next w:val="a"/>
     <w:link w:val="Char0"/>
-    <w:uiPriority w:val="11"/>
     <w:qFormat/>
-    <w:rsid w:val="00BF5DF9"/>
     <w:pPr>
+      <w:jc w:val="center"/>
       <w:numPr>
         <w:ilvl w:val="1"/>
       </w:numPr>
-      <w:jc w:val="center"/>
     </w:pPr>
     <w:rPr>
       <w:rFonts w:asciiTheme="majorHAnsi" w:eastAsiaTheme="majorEastAsia" w:hAnsiTheme="majorHAnsi" w:cstheme="majorBidi"/>
-      <w:color w:val="595959" w:themeColor="text1" w:themeTint="A6"/>
-      <w:spacing w:val="15"/>
+      <w:color w:val="595959"/>
       <w:sz w:val="28"/>
       <w:szCs w:val="28"/>
+      <w:spacing w:val="15"/>
     </w:rPr>
   </w:style>
   <w:style w:type="character" w:customStyle="1" w:styleId="Char0">
     <w:name w:val="부제 Char"/>
+    <w:uiPriority w:val="11"/>
     <w:basedOn w:val="a0"/>
     <w:link w:val="a4"/>
-    <w:uiPriority w:val="11"/>
-    <w:rsid w:val="00BF5DF9"/>
     <w:rPr>
       <w:rFonts w:asciiTheme="majorHAnsi" w:eastAsiaTheme="majorEastAsia" w:hAnsiTheme="majorHAnsi" w:cstheme="majorBidi"/>
-      <w:color w:val="595959" w:themeColor="text1" w:themeTint="A6"/>
-      <w:spacing w:val="15"/>
+      <w:color w:val="595959"/>
       <w:sz w:val="28"/>
       <w:szCs w:val="28"/>
+      <w:spacing w:val="15"/>
     </w:rPr>
   </w:style>
   <w:style w:type="paragraph" w:styleId="a5">
     <w:name w:val="Quote"/>
+    <w:uiPriority w:val="29"/>
     <w:basedOn w:val="a"/>
     <w:next w:val="a"/>
     <w:link w:val="Char1"/>
-    <w:uiPriority w:val="29"/>
     <w:qFormat/>
-    <w:rsid w:val="00BF5DF9"/>
     <w:pPr>
+      <w:jc w:val="center"/>
       <w:spacing w:before="160"/>
-      <w:jc w:val="center"/>
     </w:pPr>
     <w:rPr>
       <w:i/>
       <w:iCs/>
-      <w:color w:val="404040" w:themeColor="text1" w:themeTint="BF"/>
+      <w:color w:val="3F3F3F"/>
     </w:rPr>
   </w:style>
   <w:style w:type="character" w:customStyle="1" w:styleId="Char1">
     <w:name w:val="인용 Char"/>
+    <w:uiPriority w:val="29"/>
     <w:basedOn w:val="a0"/>
     <w:link w:val="a5"/>
-    <w:uiPriority w:val="29"/>
-    <w:rsid w:val="00BF5DF9"/>
     <w:rPr>
       <w:i/>
       <w:iCs/>
-      <w:color w:val="404040" w:themeColor="text1" w:themeTint="BF"/>
+      <w:color w:val="3F3F3F"/>
     </w:rPr>
   </w:style>
   <w:style w:type="paragraph" w:styleId="a6">
     <w:name w:val="List Paragraph"/>
+    <w:uiPriority w:val="34"/>
     <w:basedOn w:val="a"/>
-    <w:uiPriority w:val="34"/>
     <w:qFormat/>
-    <w:rsid w:val="00BF5DF9"/>
     <w:pPr>
       <w:ind w:left="720"/>
       <w:contextualSpacing/>
@@ -9524,70 +8114,65 @@
   </w:style>
   <w:style w:type="character" w:styleId="a7">
     <w:name w:val="Intense Emphasis"/>
+    <w:uiPriority w:val="21"/>
     <w:basedOn w:val="a0"/>
-    <w:uiPriority w:val="21"/>
     <w:qFormat/>
-    <w:rsid w:val="00BF5DF9"/>
     <w:rPr>
       <w:i/>
       <w:iCs/>
-      <w:color w:val="0F4761" w:themeColor="accent1" w:themeShade="BF"/>
+      <w:color w:val="104861"/>
     </w:rPr>
   </w:style>
   <w:style w:type="paragraph" w:styleId="a8">
     <w:name w:val="Intense Quote"/>
+    <w:uiPriority w:val="30"/>
     <w:basedOn w:val="a"/>
     <w:next w:val="a"/>
     <w:link w:val="Char2"/>
-    <w:uiPriority w:val="30"/>
     <w:qFormat/>
-    <w:rsid w:val="00BF5DF9"/>
     <w:pPr>
-      <w:pBdr>
-        <w:top w:val="single" w:sz="4" w:space="10" w:color="0F4761" w:themeColor="accent1" w:themeShade="BF"/>
-        <w:bottom w:val="single" w:sz="4" w:space="10" w:color="0F4761" w:themeColor="accent1" w:themeShade="BF"/>
-      </w:pBdr>
-      <w:spacing w:before="360" w:after="360"/>
       <w:ind w:left="864" w:right="864"/>
       <w:jc w:val="center"/>
+      <w:pBdr>
+        <w:top w:val="single" w:sz="4" w:space="10" w:color="104861" w:themeColor="accent1" w:themeShade="bf"/>
+        <w:bottom w:val="single" w:sz="4" w:space="10" w:color="104861" w:themeColor="accent1" w:themeShade="bf"/>
+      </w:pBdr>
+      <w:spacing w:after="360" w:before="360"/>
     </w:pPr>
     <w:rPr>
       <w:i/>
       <w:iCs/>
-      <w:color w:val="0F4761" w:themeColor="accent1" w:themeShade="BF"/>
+      <w:color w:val="104861"/>
     </w:rPr>
   </w:style>
   <w:style w:type="character" w:customStyle="1" w:styleId="Char2">
     <w:name w:val="강한 인용 Char"/>
+    <w:uiPriority w:val="30"/>
     <w:basedOn w:val="a0"/>
     <w:link w:val="a8"/>
-    <w:uiPriority w:val="30"/>
-    <w:rsid w:val="00BF5DF9"/>
     <w:rPr>
       <w:i/>
       <w:iCs/>
-      <w:color w:val="0F4761" w:themeColor="accent1" w:themeShade="BF"/>
+      <w:color w:val="104861"/>
     </w:rPr>
   </w:style>
   <w:style w:type="character" w:styleId="a9">
     <w:name w:val="Intense Reference"/>
+    <w:uiPriority w:val="32"/>
     <w:basedOn w:val="a0"/>
-    <w:uiPriority w:val="32"/>
     <w:qFormat/>
-    <w:rsid w:val="00BF5DF9"/>
     <w:rPr>
       <w:b/>
       <w:bCs/>
       <w:smallCaps/>
-      <w:color w:val="0F4761" w:themeColor="accent1" w:themeShade="BF"/>
+      <w:color w:val="104861"/>
       <w:spacing w:val="5"/>
     </w:rPr>
   </w:style>
   <w:style w:type="table" w:styleId="aa">
     <w:name w:val="Table Grid"/>
+    <w:uiPriority w:val="39"/>
     <w:basedOn w:val="a1"/>
-    <w:uiPriority w:val="39"/>
-    <w:rsid w:val="00BF5DF9"/>
     <w:pPr>
       <w:spacing w:after="0"/>
     </w:pPr>
@@ -9648,7 +8233,7 @@
     </a:clrScheme>
     <a:fontScheme name="Office">
       <a:majorFont>
-        <a:latin typeface="맑은 고딕" panose="02110004020202020204"/>
+        <a:latin typeface="맑은 고딕"/>
         <a:ea typeface=""/>
         <a:cs typeface=""/>
         <a:font script="Jpan" typeface="游ゴシック Light"/>
@@ -9681,26 +8266,10 @@
         <a:font script="Viet" typeface="Times New Roman"/>
         <a:font script="Uigh" typeface="Microsoft Uighur"/>
         <a:font script="Geor" typeface="Sylfaen"/>
-        <a:font script="Armn" typeface="Arial"/>
-        <a:font script="Bugi" typeface="Leelawadee UI"/>
-        <a:font script="Bopo" typeface="Microsoft JhengHei"/>
-        <a:font script="Java" typeface="Javanese Text"/>
-        <a:font script="Lisu" typeface="Segoe UI"/>
         <a:font script="Mymr" typeface="Myanmar Text"/>
-        <a:font script="Nkoo" typeface="Ebrima"/>
-        <a:font script="Olck" typeface="Nirmala UI"/>
-        <a:font script="Osma" typeface="Ebrima"/>
-        <a:font script="Phag" typeface="Phagspa"/>
-        <a:font script="Syrn" typeface="Estrangelo Edessa"/>
-        <a:font script="Syrj" typeface="Estrangelo Edessa"/>
-        <a:font script="Syre" typeface="Estrangelo Edessa"/>
-        <a:font script="Sora" typeface="Nirmala UI"/>
-        <a:font script="Tale" typeface="Microsoft Tai Le"/>
-        <a:font script="Talu" typeface="Microsoft New Tai Lue"/>
-        <a:font script="Tfng" typeface="Ebrima"/>
       </a:majorFont>
       <a:minorFont>
-        <a:latin typeface="맑은 고딕" panose="02110004020202020204"/>
+        <a:latin typeface="맑은 고딕"/>
         <a:ea typeface=""/>
         <a:cs typeface=""/>
         <a:font script="Jpan" typeface="游明朝"/>
@@ -9733,23 +8302,7 @@
         <a:font script="Viet" typeface="Arial"/>
         <a:font script="Uigh" typeface="Microsoft Uighur"/>
         <a:font script="Geor" typeface="Sylfaen"/>
-        <a:font script="Armn" typeface="Arial"/>
-        <a:font script="Bugi" typeface="Leelawadee UI"/>
-        <a:font script="Bopo" typeface="Microsoft JhengHei"/>
-        <a:font script="Java" typeface="Javanese Text"/>
-        <a:font script="Lisu" typeface="Segoe UI"/>
         <a:font script="Mymr" typeface="Myanmar Text"/>
-        <a:font script="Nkoo" typeface="Ebrima"/>
-        <a:font script="Olck" typeface="Nirmala UI"/>
-        <a:font script="Osma" typeface="Ebrima"/>
-        <a:font script="Phag" typeface="Phagspa"/>
-        <a:font script="Syrn" typeface="Estrangelo Edessa"/>
-        <a:font script="Syrj" typeface="Estrangelo Edessa"/>
-        <a:font script="Syre" typeface="Estrangelo Edessa"/>
-        <a:font script="Sora" typeface="Nirmala UI"/>
-        <a:font script="Tale" typeface="Microsoft Tai Le"/>
-        <a:font script="Talu" typeface="Microsoft New Tai Lue"/>
-        <a:font script="Tfng" typeface="Ebrima"/>
       </a:minorFont>
     </a:fontScheme>
     <a:fmtScheme name="Office">
@@ -9761,161 +8314,162 @@
           <a:gsLst>
             <a:gs pos="0">
               <a:schemeClr val="phClr">
-                <a:lumMod val="110000"/>
-                <a:satMod val="105000"/>
-                <a:tint val="67000"/>
+                <a:tint val="50000"/>
+                <a:satMod val="300000"/>
               </a:schemeClr>
             </a:gs>
-            <a:gs pos="50000">
+            <a:gs pos="35000">
               <a:schemeClr val="phClr">
-                <a:lumMod val="105000"/>
-                <a:satMod val="103000"/>
-                <a:tint val="73000"/>
+                <a:tint val="37000"/>
+                <a:satMod val="300000"/>
               </a:schemeClr>
             </a:gs>
             <a:gs pos="100000">
               <a:schemeClr val="phClr">
-                <a:lumMod val="105000"/>
-                <a:satMod val="109000"/>
-                <a:tint val="81000"/>
+                <a:tint val="15000"/>
+                <a:satMod val="350000"/>
               </a:schemeClr>
             </a:gs>
           </a:gsLst>
-          <a:lin ang="5400000" scaled="0"/>
+          <a:lin ang="16200000" scaled="1"/>
         </a:gradFill>
         <a:gradFill rotWithShape="1">
           <a:gsLst>
             <a:gs pos="0">
               <a:schemeClr val="phClr">
-                <a:satMod val="103000"/>
-                <a:lumMod val="102000"/>
-                <a:tint val="94000"/>
+                <a:shade val="51000"/>
+                <a:satMod val="130000"/>
               </a:schemeClr>
             </a:gs>
-            <a:gs pos="50000">
+            <a:gs pos="80000">
               <a:schemeClr val="phClr">
-                <a:satMod val="110000"/>
-                <a:lumMod val="100000"/>
-                <a:shade val="100000"/>
+                <a:shade val="93000"/>
+                <a:satMod val="130000"/>
               </a:schemeClr>
             </a:gs>
             <a:gs pos="100000">
               <a:schemeClr val="phClr">
-                <a:lumMod val="99000"/>
-                <a:satMod val="120000"/>
-                <a:shade val="78000"/>
+                <a:shade val="94000"/>
+                <a:satMod val="135000"/>
               </a:schemeClr>
             </a:gs>
           </a:gsLst>
-          <a:lin ang="5400000" scaled="0"/>
+          <a:lin ang="16200000" scaled="0"/>
         </a:gradFill>
       </a:fillStyleLst>
       <a:lnStyleLst>
-        <a:ln w="12700" cap="flat" cmpd="sng" algn="ctr">
+        <a:ln w="12700">
           <a:solidFill>
             <a:schemeClr val="phClr"/>
           </a:solidFill>
-          <a:prstDash val="solid"/>
           <a:miter lim="800000"/>
         </a:ln>
-        <a:ln w="19050" cap="flat" cmpd="sng" algn="ctr">
+        <a:ln w="19050">
           <a:solidFill>
             <a:schemeClr val="phClr"/>
           </a:solidFill>
-          <a:prstDash val="solid"/>
           <a:miter lim="800000"/>
         </a:ln>
-        <a:ln w="25400" cap="flat" cmpd="sng" algn="ctr">
+        <a:ln w="25400">
           <a:solidFill>
             <a:schemeClr val="phClr"/>
           </a:solidFill>
-          <a:prstDash val="solid"/>
           <a:miter lim="800000"/>
         </a:ln>
       </a:lnStyleLst>
       <a:effectStyleLst>
         <a:effectStyle>
-          <a:effectLst/>
-        </a:effectStyle>
-        <a:effectStyle>
-          <a:effectLst/>
+          <a:effectLst>
+            <a:outerShdw blurRad="40000" dist="20000" dir="5400000" rotWithShape="0">
+              <a:srgbClr val="000000">
+                <a:alpha val="38000"/>
+              </a:srgbClr>
+            </a:outerShdw>
+          </a:effectLst>
         </a:effectStyle>
         <a:effectStyle>
           <a:effectLst>
-            <a:outerShdw blurRad="57150" dist="19050" dir="5400000" algn="ctr" rotWithShape="0">
+            <a:outerShdw blurRad="40000" dist="23000" dir="5400000" rotWithShape="0">
               <a:srgbClr val="000000">
-                <a:alpha val="63000"/>
+                <a:alpha val="35000"/>
               </a:srgbClr>
             </a:outerShdw>
           </a:effectLst>
+        </a:effectStyle>
+        <a:effectStyle>
+          <a:effectLst>
+            <a:outerShdw blurRad="40000" dist="23000" dir="5400000" rotWithShape="0">
+              <a:srgbClr val="000000">
+                <a:alpha val="35000"/>
+              </a:srgbClr>
+            </a:outerShdw>
+          </a:effectLst>
+          <a:scene3d>
+            <a:camera prst="orthographicFront">
+              <a:rot lat="0" lon="0" rev="0"/>
+            </a:camera>
+            <a:lightRig rig="threePt" dir="t">
+              <a:rot lat="0" lon="0" rev="1200000"/>
+            </a:lightRig>
+          </a:scene3d>
+          <a:sp3d>
+            <a:bevelT w="63500" h="25400"/>
+          </a:sp3d>
         </a:effectStyle>
       </a:effectStyleLst>
       <a:bgFillStyleLst>
         <a:solidFill>
           <a:schemeClr val="phClr"/>
         </a:solidFill>
-        <a:solidFill>
-          <a:schemeClr val="phClr">
-            <a:tint val="95000"/>
-            <a:satMod val="170000"/>
-          </a:schemeClr>
-        </a:solidFill>
         <a:gradFill rotWithShape="1">
           <a:gsLst>
             <a:gs pos="0">
               <a:schemeClr val="phClr">
-                <a:tint val="93000"/>
-                <a:satMod val="150000"/>
-                <a:shade val="98000"/>
-                <a:lumMod val="102000"/>
+                <a:tint val="40000"/>
+                <a:satMod val="350000"/>
               </a:schemeClr>
             </a:gs>
-            <a:gs pos="50000">
+            <a:gs pos="40000">
               <a:schemeClr val="phClr">
-                <a:tint val="98000"/>
-                <a:satMod val="130000"/>
-                <a:shade val="90000"/>
-                <a:lumMod val="103000"/>
+                <a:tint val="45000"/>
+                <a:shade val="99000"/>
+                <a:satMod val="350000"/>
               </a:schemeClr>
             </a:gs>
             <a:gs pos="100000">
               <a:schemeClr val="phClr">
-                <a:shade val="63000"/>
-                <a:satMod val="120000"/>
+                <a:shade val="20000"/>
+                <a:satMod val="255000"/>
               </a:schemeClr>
             </a:gs>
           </a:gsLst>
-          <a:lin ang="5400000" scaled="0"/>
+          <a:path path="circle">
+            <a:fillToRect l="50000" t="-80000" r="50000" b="180000"/>
+          </a:path>
+        </a:gradFill>
+        <a:gradFill rotWithShape="1">
+          <a:gsLst>
+            <a:gs pos="0">
+              <a:schemeClr val="phClr">
+                <a:tint val="80000"/>
+                <a:satMod val="300000"/>
+              </a:schemeClr>
+            </a:gs>
+            <a:gs pos="100000">
+              <a:schemeClr val="phClr">
+                <a:shade val="30000"/>
+                <a:satMod val="200000"/>
+              </a:schemeClr>
+            </a:gs>
+          </a:gsLst>
+          <a:path path="circle">
+            <a:fillToRect l="50000" t="50000" r="50000" b="50000"/>
+          </a:path>
         </a:gradFill>
       </a:bgFillStyleLst>
     </a:fmtScheme>
   </a:themeElements>
-  <a:objectDefaults>
-    <a:lnDef>
-      <a:spPr/>
-      <a:bodyPr/>
-      <a:lstStyle/>
-      <a:style>
-        <a:lnRef idx="2">
-          <a:schemeClr val="accent1"/>
-        </a:lnRef>
-        <a:fillRef idx="0">
-          <a:schemeClr val="accent1"/>
-        </a:fillRef>
-        <a:effectRef idx="1">
-          <a:schemeClr val="accent1"/>
-        </a:effectRef>
-        <a:fontRef idx="minor">
-          <a:schemeClr val="tx1"/>
-        </a:fontRef>
-      </a:style>
-    </a:lnDef>
-  </a:objectDefaults>
+  <a:objectDefaults/>
   <a:extraClrSchemeLst/>
-  <a:extLst>
-    <a:ext uri="{05A4C25C-085E-4340-85A3-A5531E510DB2}">
-      <thm15:themeFamily xmlns:thm15="http://schemas.microsoft.com/office/thememl/2012/main" name="Office Theme" id="{2E142A2C-CD16-42D6-873A-C26D2A0506FA}" vid="{1BDDFF52-6CD6-40A5-AB3C-68EB2F1E4D0A}"/>
-    </a:ext>
-  </a:extLst>
 </a:theme>
 </file>